--- a/Task_2/db_normalization_2.docx
+++ b/Task_2/db_normalization_2.docx
@@ -5,6 +5,7 @@
     <w:p>
       <w:pPr>
         <w:pStyle w:val="3"/>
+        <w:ind w:left="720" w:firstLine="720"/>
         <w:rPr>
           <w:lang w:val="ru-RU"/>
         </w:rPr>
@@ -95,7 +96,7 @@
         <w:pStyle w:val="a3"/>
         <w:numPr>
           <w:ilvl w:val="0"/>
-          <w:numId w:val="8"/>
+          <w:numId w:val="1"/>
         </w:numPr>
         <w:rPr>
           <w:lang w:val="ru-RU"/>
@@ -136,7 +137,7 @@
         <w:pStyle w:val="a3"/>
         <w:numPr>
           <w:ilvl w:val="0"/>
-          <w:numId w:val="8"/>
+          <w:numId w:val="1"/>
         </w:numPr>
         <w:rPr>
           <w:lang w:val="ru-RU"/>
@@ -177,7 +178,7 @@
         <w:pStyle w:val="a3"/>
         <w:numPr>
           <w:ilvl w:val="0"/>
-          <w:numId w:val="8"/>
+          <w:numId w:val="1"/>
         </w:numPr>
         <w:rPr>
           <w:lang w:val="ru-RU"/>
@@ -218,7 +219,7 @@
         <w:pStyle w:val="a3"/>
         <w:numPr>
           <w:ilvl w:val="0"/>
-          <w:numId w:val="8"/>
+          <w:numId w:val="1"/>
         </w:numPr>
         <w:rPr>
           <w:lang w:val="ru-RU"/>
@@ -259,7 +260,7 @@
         <w:pStyle w:val="a3"/>
         <w:numPr>
           <w:ilvl w:val="0"/>
-          <w:numId w:val="8"/>
+          <w:numId w:val="1"/>
         </w:numPr>
         <w:rPr>
           <w:lang w:val="ru-RU"/>
@@ -350,7 +351,7 @@
         <w:pStyle w:val="a3"/>
         <w:numPr>
           <w:ilvl w:val="0"/>
-          <w:numId w:val="9"/>
+          <w:numId w:val="2"/>
         </w:numPr>
       </w:pPr>
       <w:r>
@@ -387,13 +388,15 @@
       <w:r>
         <w:t>.</w:t>
       </w:r>
+      <w:bookmarkStart w:id="0" w:name="_GoBack"/>
+      <w:bookmarkEnd w:id="0"/>
     </w:p>
     <w:p>
       <w:pPr>
         <w:pStyle w:val="a3"/>
         <w:numPr>
           <w:ilvl w:val="0"/>
-          <w:numId w:val="9"/>
+          <w:numId w:val="2"/>
         </w:numPr>
       </w:pPr>
       <w:r>
@@ -409,7 +412,7 @@
         <w:pStyle w:val="a3"/>
         <w:numPr>
           <w:ilvl w:val="1"/>
-          <w:numId w:val="9"/>
+          <w:numId w:val="2"/>
         </w:numPr>
       </w:pPr>
       <w:proofErr w:type="spellStart"/>
@@ -429,7 +432,7 @@
         <w:pStyle w:val="a3"/>
         <w:numPr>
           <w:ilvl w:val="1"/>
-          <w:numId w:val="9"/>
+          <w:numId w:val="2"/>
         </w:numPr>
       </w:pPr>
       <w:proofErr w:type="spellStart"/>
@@ -457,7 +460,7 @@
         <w:pStyle w:val="a3"/>
         <w:numPr>
           <w:ilvl w:val="1"/>
-          <w:numId w:val="9"/>
+          <w:numId w:val="2"/>
         </w:numPr>
       </w:pPr>
       <w:r>
@@ -475,7 +478,7 @@
         <w:pStyle w:val="a3"/>
         <w:numPr>
           <w:ilvl w:val="0"/>
-          <w:numId w:val="9"/>
+          <w:numId w:val="2"/>
         </w:numPr>
       </w:pPr>
       <w:r>
@@ -491,7 +494,7 @@
         <w:pStyle w:val="a3"/>
         <w:numPr>
           <w:ilvl w:val="1"/>
-          <w:numId w:val="9"/>
+          <w:numId w:val="2"/>
         </w:numPr>
       </w:pPr>
       <w:proofErr w:type="spellStart"/>
@@ -519,7 +522,7 @@
         <w:pStyle w:val="a3"/>
         <w:numPr>
           <w:ilvl w:val="1"/>
-          <w:numId w:val="9"/>
+          <w:numId w:val="2"/>
         </w:numPr>
       </w:pPr>
       <w:proofErr w:type="spellStart"/>
@@ -559,7 +562,7 @@
         <w:pStyle w:val="a3"/>
         <w:numPr>
           <w:ilvl w:val="0"/>
-          <w:numId w:val="10"/>
+          <w:numId w:val="3"/>
         </w:numPr>
         <w:rPr>
           <w:lang w:val="ru-RU"/>
@@ -592,7 +595,7 @@
         <w:pStyle w:val="a3"/>
         <w:numPr>
           <w:ilvl w:val="0"/>
-          <w:numId w:val="10"/>
+          <w:numId w:val="3"/>
         </w:numPr>
       </w:pPr>
       <w:r>
@@ -608,7 +611,7 @@
         <w:pStyle w:val="a3"/>
         <w:numPr>
           <w:ilvl w:val="1"/>
-          <w:numId w:val="10"/>
+          <w:numId w:val="3"/>
         </w:numPr>
       </w:pPr>
       <w:proofErr w:type="spellStart"/>
@@ -628,7 +631,7 @@
         <w:pStyle w:val="a3"/>
         <w:numPr>
           <w:ilvl w:val="1"/>
-          <w:numId w:val="10"/>
+          <w:numId w:val="3"/>
         </w:numPr>
       </w:pPr>
       <w:proofErr w:type="spellStart"/>
@@ -656,7 +659,7 @@
         <w:pStyle w:val="a3"/>
         <w:numPr>
           <w:ilvl w:val="1"/>
-          <w:numId w:val="10"/>
+          <w:numId w:val="3"/>
         </w:numPr>
       </w:pPr>
       <w:r>
@@ -682,7 +685,7 @@
         <w:pStyle w:val="a3"/>
         <w:numPr>
           <w:ilvl w:val="1"/>
-          <w:numId w:val="10"/>
+          <w:numId w:val="3"/>
         </w:numPr>
       </w:pPr>
       <w:proofErr w:type="spellStart"/>
@@ -702,7 +705,7 @@
         <w:pStyle w:val="a3"/>
         <w:numPr>
           <w:ilvl w:val="1"/>
-          <w:numId w:val="10"/>
+          <w:numId w:val="3"/>
         </w:numPr>
       </w:pPr>
       <w:proofErr w:type="spellStart"/>
@@ -722,7 +725,7 @@
         <w:pStyle w:val="a3"/>
         <w:numPr>
           <w:ilvl w:val="0"/>
-          <w:numId w:val="10"/>
+          <w:numId w:val="3"/>
         </w:numPr>
       </w:pPr>
       <w:r>
@@ -738,7 +741,7 @@
         <w:pStyle w:val="a3"/>
         <w:numPr>
           <w:ilvl w:val="1"/>
-          <w:numId w:val="10"/>
+          <w:numId w:val="3"/>
         </w:numPr>
       </w:pPr>
       <w:proofErr w:type="spellStart"/>
@@ -766,7 +769,7 @@
         <w:pStyle w:val="a3"/>
         <w:numPr>
           <w:ilvl w:val="1"/>
-          <w:numId w:val="10"/>
+          <w:numId w:val="3"/>
         </w:numPr>
       </w:pPr>
       <w:proofErr w:type="spellStart"/>
@@ -803,7 +806,7 @@
         <w:pStyle w:val="a3"/>
         <w:numPr>
           <w:ilvl w:val="1"/>
-          <w:numId w:val="10"/>
+          <w:numId w:val="3"/>
         </w:numPr>
       </w:pPr>
       <w:proofErr w:type="spellStart"/>
@@ -823,7 +826,7 @@
         <w:pStyle w:val="a3"/>
         <w:numPr>
           <w:ilvl w:val="1"/>
-          <w:numId w:val="10"/>
+          <w:numId w:val="3"/>
         </w:numPr>
       </w:pPr>
       <w:proofErr w:type="spellStart"/>
@@ -863,7 +866,7 @@
         <w:pStyle w:val="a3"/>
         <w:numPr>
           <w:ilvl w:val="0"/>
-          <w:numId w:val="11"/>
+          <w:numId w:val="4"/>
         </w:numPr>
         <w:rPr>
           <w:lang w:val="ru-RU"/>
@@ -896,7 +899,7 @@
         <w:pStyle w:val="a3"/>
         <w:numPr>
           <w:ilvl w:val="0"/>
-          <w:numId w:val="11"/>
+          <w:numId w:val="4"/>
         </w:numPr>
       </w:pPr>
       <w:r>
@@ -912,7 +915,7 @@
         <w:pStyle w:val="a3"/>
         <w:numPr>
           <w:ilvl w:val="1"/>
-          <w:numId w:val="11"/>
+          <w:numId w:val="4"/>
         </w:numPr>
       </w:pPr>
       <w:proofErr w:type="spellStart"/>
@@ -932,7 +935,7 @@
         <w:pStyle w:val="a3"/>
         <w:numPr>
           <w:ilvl w:val="1"/>
-          <w:numId w:val="11"/>
+          <w:numId w:val="4"/>
         </w:numPr>
       </w:pPr>
       <w:proofErr w:type="spellStart"/>
@@ -960,7 +963,7 @@
         <w:pStyle w:val="a3"/>
         <w:numPr>
           <w:ilvl w:val="1"/>
-          <w:numId w:val="11"/>
+          <w:numId w:val="4"/>
         </w:numPr>
       </w:pPr>
       <w:proofErr w:type="spellStart"/>
@@ -988,7 +991,7 @@
         <w:pStyle w:val="a3"/>
         <w:numPr>
           <w:ilvl w:val="1"/>
-          <w:numId w:val="11"/>
+          <w:numId w:val="4"/>
         </w:numPr>
       </w:pPr>
       <w:r>
@@ -1014,7 +1017,7 @@
         <w:pStyle w:val="a3"/>
         <w:numPr>
           <w:ilvl w:val="1"/>
-          <w:numId w:val="11"/>
+          <w:numId w:val="4"/>
         </w:numPr>
       </w:pPr>
       <w:r>
@@ -1040,7 +1043,7 @@
         <w:pStyle w:val="a3"/>
         <w:numPr>
           <w:ilvl w:val="1"/>
-          <w:numId w:val="11"/>
+          <w:numId w:val="4"/>
         </w:numPr>
       </w:pPr>
       <w:proofErr w:type="spellStart"/>
@@ -1060,7 +1063,7 @@
         <w:pStyle w:val="a3"/>
         <w:numPr>
           <w:ilvl w:val="0"/>
-          <w:numId w:val="11"/>
+          <w:numId w:val="4"/>
         </w:numPr>
       </w:pPr>
       <w:r>
@@ -1076,7 +1079,7 @@
         <w:pStyle w:val="a3"/>
         <w:numPr>
           <w:ilvl w:val="1"/>
-          <w:numId w:val="11"/>
+          <w:numId w:val="4"/>
         </w:numPr>
       </w:pPr>
       <w:proofErr w:type="spellStart"/>
@@ -1104,7 +1107,7 @@
         <w:pStyle w:val="a3"/>
         <w:numPr>
           <w:ilvl w:val="1"/>
-          <w:numId w:val="11"/>
+          <w:numId w:val="4"/>
         </w:numPr>
       </w:pPr>
       <w:proofErr w:type="spellStart"/>
@@ -1136,7 +1139,7 @@
         <w:pStyle w:val="a3"/>
         <w:numPr>
           <w:ilvl w:val="0"/>
-          <w:numId w:val="12"/>
+          <w:numId w:val="5"/>
         </w:numPr>
         <w:rPr>
           <w:lang w:val="ru-RU"/>
@@ -1169,7 +1172,7 @@
         <w:pStyle w:val="a3"/>
         <w:numPr>
           <w:ilvl w:val="0"/>
-          <w:numId w:val="12"/>
+          <w:numId w:val="5"/>
         </w:numPr>
       </w:pPr>
       <w:r>
@@ -1185,7 +1188,7 @@
         <w:pStyle w:val="a3"/>
         <w:numPr>
           <w:ilvl w:val="1"/>
-          <w:numId w:val="12"/>
+          <w:numId w:val="5"/>
         </w:numPr>
       </w:pPr>
       <w:proofErr w:type="spellStart"/>
@@ -1205,7 +1208,7 @@
         <w:pStyle w:val="a3"/>
         <w:numPr>
           <w:ilvl w:val="1"/>
-          <w:numId w:val="12"/>
+          <w:numId w:val="5"/>
         </w:numPr>
       </w:pPr>
       <w:proofErr w:type="spellStart"/>
@@ -1225,7 +1228,7 @@
         <w:pStyle w:val="a3"/>
         <w:numPr>
           <w:ilvl w:val="1"/>
-          <w:numId w:val="12"/>
+          <w:numId w:val="5"/>
         </w:numPr>
       </w:pPr>
       <w:proofErr w:type="spellStart"/>
@@ -1245,7 +1248,7 @@
         <w:pStyle w:val="a3"/>
         <w:numPr>
           <w:ilvl w:val="1"/>
-          <w:numId w:val="12"/>
+          <w:numId w:val="5"/>
         </w:numPr>
       </w:pPr>
       <w:r>
@@ -1271,7 +1274,7 @@
         <w:pStyle w:val="a3"/>
         <w:numPr>
           <w:ilvl w:val="1"/>
-          <w:numId w:val="12"/>
+          <w:numId w:val="5"/>
         </w:numPr>
       </w:pPr>
       <w:proofErr w:type="spellStart"/>
@@ -1299,7 +1302,7 @@
         <w:pStyle w:val="a3"/>
         <w:numPr>
           <w:ilvl w:val="0"/>
-          <w:numId w:val="12"/>
+          <w:numId w:val="5"/>
         </w:numPr>
       </w:pPr>
       <w:r>
@@ -1315,7 +1318,7 @@
         <w:pStyle w:val="a3"/>
         <w:numPr>
           <w:ilvl w:val="1"/>
-          <w:numId w:val="12"/>
+          <w:numId w:val="5"/>
         </w:numPr>
       </w:pPr>
       <w:proofErr w:type="spellStart"/>
@@ -1343,7 +1346,7 @@
         <w:pStyle w:val="a3"/>
         <w:numPr>
           <w:ilvl w:val="1"/>
-          <w:numId w:val="12"/>
+          <w:numId w:val="5"/>
         </w:numPr>
       </w:pPr>
       <w:proofErr w:type="spellStart"/>
@@ -1379,7 +1382,7 @@
         <w:pStyle w:val="a3"/>
         <w:numPr>
           <w:ilvl w:val="1"/>
-          <w:numId w:val="12"/>
+          <w:numId w:val="5"/>
         </w:numPr>
       </w:pPr>
       <w:proofErr w:type="spellStart"/>
@@ -1399,7 +1402,7 @@
         <w:pStyle w:val="a3"/>
         <w:numPr>
           <w:ilvl w:val="1"/>
-          <w:numId w:val="12"/>
+          <w:numId w:val="5"/>
         </w:numPr>
       </w:pPr>
       <w:proofErr w:type="spellStart"/>
@@ -1448,7 +1451,7 @@
         <w:pStyle w:val="a3"/>
         <w:numPr>
           <w:ilvl w:val="0"/>
-          <w:numId w:val="13"/>
+          <w:numId w:val="6"/>
         </w:numPr>
       </w:pPr>
       <w:r>
@@ -1528,7 +1531,7 @@
         <w:pStyle w:val="a3"/>
         <w:numPr>
           <w:ilvl w:val="0"/>
-          <w:numId w:val="13"/>
+          <w:numId w:val="6"/>
         </w:numPr>
       </w:pPr>
       <w:r>
@@ -1544,7 +1547,7 @@
         <w:pStyle w:val="a3"/>
         <w:numPr>
           <w:ilvl w:val="1"/>
-          <w:numId w:val="13"/>
+          <w:numId w:val="6"/>
         </w:numPr>
       </w:pPr>
       <w:proofErr w:type="spellStart"/>
@@ -1564,7 +1567,7 @@
         <w:pStyle w:val="a3"/>
         <w:numPr>
           <w:ilvl w:val="1"/>
-          <w:numId w:val="13"/>
+          <w:numId w:val="6"/>
         </w:numPr>
       </w:pPr>
       <w:proofErr w:type="spellStart"/>
@@ -1584,7 +1587,7 @@
         <w:pStyle w:val="a3"/>
         <w:numPr>
           <w:ilvl w:val="1"/>
-          <w:numId w:val="13"/>
+          <w:numId w:val="6"/>
         </w:numPr>
       </w:pPr>
       <w:proofErr w:type="spellStart"/>
@@ -1604,7 +1607,7 @@
         <w:pStyle w:val="a3"/>
         <w:numPr>
           <w:ilvl w:val="1"/>
-          <w:numId w:val="13"/>
+          <w:numId w:val="6"/>
         </w:numPr>
       </w:pPr>
       <w:r>
@@ -1623,7 +1626,7 @@
         <w:pStyle w:val="a3"/>
         <w:numPr>
           <w:ilvl w:val="1"/>
-          <w:numId w:val="13"/>
+          <w:numId w:val="6"/>
         </w:numPr>
       </w:pPr>
       <w:proofErr w:type="spellStart"/>
@@ -1651,7 +1654,7 @@
         <w:pStyle w:val="a3"/>
         <w:numPr>
           <w:ilvl w:val="0"/>
-          <w:numId w:val="13"/>
+          <w:numId w:val="6"/>
         </w:numPr>
       </w:pPr>
       <w:r>
@@ -1667,7 +1670,7 @@
         <w:pStyle w:val="a3"/>
         <w:numPr>
           <w:ilvl w:val="1"/>
-          <w:numId w:val="13"/>
+          <w:numId w:val="6"/>
         </w:numPr>
       </w:pPr>
       <w:proofErr w:type="spellStart"/>
@@ -1695,7 +1698,7 @@
         <w:pStyle w:val="a3"/>
         <w:numPr>
           <w:ilvl w:val="1"/>
-          <w:numId w:val="13"/>
+          <w:numId w:val="6"/>
         </w:numPr>
       </w:pPr>
       <w:proofErr w:type="spellStart"/>
@@ -1731,7 +1734,7 @@
         <w:pStyle w:val="a3"/>
         <w:numPr>
           <w:ilvl w:val="1"/>
-          <w:numId w:val="13"/>
+          <w:numId w:val="6"/>
         </w:numPr>
       </w:pPr>
       <w:proofErr w:type="spellStart"/>
@@ -1767,7 +1770,7 @@
         <w:pStyle w:val="a3"/>
         <w:numPr>
           <w:ilvl w:val="1"/>
-          <w:numId w:val="13"/>
+          <w:numId w:val="6"/>
         </w:numPr>
       </w:pPr>
       <w:proofErr w:type="spellStart"/>
@@ -1787,7 +1790,7 @@
         <w:pStyle w:val="a3"/>
         <w:numPr>
           <w:ilvl w:val="1"/>
-          <w:numId w:val="13"/>
+          <w:numId w:val="6"/>
         </w:numPr>
       </w:pPr>
       <w:proofErr w:type="spellStart"/>
@@ -1815,7 +1818,7 @@
         <w:pStyle w:val="a3"/>
         <w:numPr>
           <w:ilvl w:val="1"/>
-          <w:numId w:val="13"/>
+          <w:numId w:val="6"/>
         </w:numPr>
       </w:pPr>
       <w:proofErr w:type="spellStart"/>
@@ -1861,7 +1864,7 @@
         <w:pStyle w:val="a3"/>
         <w:numPr>
           <w:ilvl w:val="0"/>
-          <w:numId w:val="14"/>
+          <w:numId w:val="7"/>
         </w:numPr>
         <w:rPr>
           <w:lang w:val="ru-RU"/>
@@ -1909,7 +1912,7 @@
         <w:pStyle w:val="a3"/>
         <w:numPr>
           <w:ilvl w:val="1"/>
-          <w:numId w:val="14"/>
+          <w:numId w:val="7"/>
         </w:numPr>
         <w:rPr>
           <w:lang w:val="ru-RU"/>
@@ -1997,7 +2000,7 @@
         <w:pStyle w:val="a3"/>
         <w:numPr>
           <w:ilvl w:val="0"/>
-          <w:numId w:val="14"/>
+          <w:numId w:val="7"/>
         </w:numPr>
         <w:rPr>
           <w:lang w:val="ru-RU"/>
@@ -2045,7 +2048,7 @@
         <w:pStyle w:val="a3"/>
         <w:numPr>
           <w:ilvl w:val="1"/>
-          <w:numId w:val="14"/>
+          <w:numId w:val="7"/>
         </w:numPr>
         <w:rPr>
           <w:lang w:val="ru-RU"/>
@@ -2133,7 +2136,7 @@
         <w:pStyle w:val="a3"/>
         <w:numPr>
           <w:ilvl w:val="0"/>
-          <w:numId w:val="14"/>
+          <w:numId w:val="7"/>
         </w:numPr>
         <w:rPr>
           <w:lang w:val="ru-RU"/>
@@ -2183,7 +2186,7 @@
         <w:pStyle w:val="a3"/>
         <w:numPr>
           <w:ilvl w:val="1"/>
-          <w:numId w:val="14"/>
+          <w:numId w:val="7"/>
         </w:numPr>
         <w:rPr>
           <w:lang w:val="ru-RU"/>
@@ -2273,7 +2276,7 @@
         <w:pStyle w:val="a3"/>
         <w:numPr>
           <w:ilvl w:val="0"/>
-          <w:numId w:val="14"/>
+          <w:numId w:val="7"/>
         </w:numPr>
         <w:rPr>
           <w:lang w:val="ru-RU"/>
@@ -2323,7 +2326,7 @@
         <w:pStyle w:val="a3"/>
         <w:numPr>
           <w:ilvl w:val="1"/>
-          <w:numId w:val="14"/>
+          <w:numId w:val="7"/>
         </w:numPr>
         <w:rPr>
           <w:lang w:val="ru-RU"/>
@@ -2448,16 +2451,15 @@
           <w:lang w:val="ru-RU"/>
         </w:rPr>
       </w:pPr>
-      <w:bookmarkStart w:id="0" w:name="_GoBack"/>
-      <w:r>
-        <w:rPr>
-          <w:lang w:val="ru-RU"/>
+      <w:r>
+        <w:rPr>
+          <w:noProof/>
         </w:rPr>
         <w:lastRenderedPageBreak/>
         <w:drawing>
-          <wp:inline distT="0" distB="0" distL="0" distR="0" wp14:anchorId="6DCB4234" wp14:editId="017224EF">
-            <wp:extent cx="5942001" cy="7077075"/>
-            <wp:effectExtent l="0" t="0" r="1905" b="0"/>
+          <wp:inline distT="0" distB="0" distL="0" distR="0" wp14:anchorId="7E32BC1F" wp14:editId="44F38C0D">
+            <wp:extent cx="5476190" cy="6780952"/>
+            <wp:effectExtent l="0" t="0" r="0" b="1270"/>
             <wp:docPr id="1" name="Рисунок 1"/>
             <wp:cNvGraphicFramePr>
               <a:graphicFrameLocks xmlns:a="http://schemas.openxmlformats.org/drawingml/2006/main" noChangeAspect="1"/>
@@ -2478,7 +2480,7 @@
                   <pic:spPr>
                     <a:xfrm>
                       <a:off x="0" y="0"/>
-                      <a:ext cx="5951918" cy="7088886"/>
+                      <a:ext cx="5476190" cy="6780952"/>
                     </a:xfrm>
                     <a:prstGeom prst="rect">
                       <a:avLst/>
@@ -2490,8 +2492,8 @@
           </wp:inline>
         </w:drawing>
       </w:r>
-      <w:bookmarkEnd w:id="0"/>
-    </w:p>
+    </w:p>
+    <w:p/>
     <w:sectPr>
       <w:pgSz w:w="12240" w:h="15840"/>
       <w:pgMar w:top="1440" w:right="1440" w:bottom="1440" w:left="1440" w:header="720" w:footer="720" w:gutter="0"/>
@@ -2520,7 +2522,7 @@
         <w:ind w:left="720" w:hanging="360"/>
       </w:pPr>
     </w:lvl>
-    <w:lvl w:ilvl="1" w:tentative="1">
+    <w:lvl w:ilvl="1">
       <w:start w:val="1"/>
       <w:numFmt w:val="decimal"/>
       <w:lvlText w:val="%2."/>
@@ -2532,7 +2534,7 @@
         <w:ind w:left="1440" w:hanging="360"/>
       </w:pPr>
     </w:lvl>
-    <w:lvl w:ilvl="2" w:tentative="1">
+    <w:lvl w:ilvl="2">
       <w:start w:val="1"/>
       <w:numFmt w:val="decimal"/>
       <w:lvlText w:val="%3."/>
@@ -2544,7 +2546,7 @@
         <w:ind w:left="2160" w:hanging="360"/>
       </w:pPr>
     </w:lvl>
-    <w:lvl w:ilvl="3" w:tentative="1">
+    <w:lvl w:ilvl="3">
       <w:start w:val="1"/>
       <w:numFmt w:val="decimal"/>
       <w:lvlText w:val="%4."/>
@@ -2556,7 +2558,7 @@
         <w:ind w:left="2880" w:hanging="360"/>
       </w:pPr>
     </w:lvl>
-    <w:lvl w:ilvl="4" w:tentative="1">
+    <w:lvl w:ilvl="4">
       <w:start w:val="1"/>
       <w:numFmt w:val="decimal"/>
       <w:lvlText w:val="%5."/>
@@ -2568,7 +2570,7 @@
         <w:ind w:left="3600" w:hanging="360"/>
       </w:pPr>
     </w:lvl>
-    <w:lvl w:ilvl="5" w:tentative="1">
+    <w:lvl w:ilvl="5">
       <w:start w:val="1"/>
       <w:numFmt w:val="decimal"/>
       <w:lvlText w:val="%6."/>
@@ -2580,7 +2582,7 @@
         <w:ind w:left="4320" w:hanging="360"/>
       </w:pPr>
     </w:lvl>
-    <w:lvl w:ilvl="6" w:tentative="1">
+    <w:lvl w:ilvl="6">
       <w:start w:val="1"/>
       <w:numFmt w:val="decimal"/>
       <w:lvlText w:val="%7."/>
@@ -2592,7 +2594,7 @@
         <w:ind w:left="5040" w:hanging="360"/>
       </w:pPr>
     </w:lvl>
-    <w:lvl w:ilvl="7" w:tentative="1">
+    <w:lvl w:ilvl="7">
       <w:start w:val="1"/>
       <w:numFmt w:val="decimal"/>
       <w:lvlText w:val="%8."/>
@@ -2604,7 +2606,7 @@
         <w:ind w:left="5760" w:hanging="360"/>
       </w:pPr>
     </w:lvl>
-    <w:lvl w:ilvl="8" w:tentative="1">
+    <w:lvl w:ilvl="8">
       <w:start w:val="1"/>
       <w:numFmt w:val="decimal"/>
       <w:lvlText w:val="%9."/>
@@ -2649,11 +2651,11 @@
         <w:ind w:left="1440" w:hanging="360"/>
       </w:pPr>
       <w:rPr>
-        <w:rFonts w:ascii="Courier New" w:hAnsi="Courier New" w:hint="default"/>
-        <w:sz w:val="20"/>
-      </w:rPr>
-    </w:lvl>
-    <w:lvl w:ilvl="2" w:tentative="1">
+        <w:rFonts w:ascii="Courier New" w:hAnsi="Courier New" w:cs="Times New Roman" w:hint="default"/>
+        <w:sz w:val="20"/>
+      </w:rPr>
+    </w:lvl>
+    <w:lvl w:ilvl="2">
       <w:start w:val="1"/>
       <w:numFmt w:val="bullet"/>
       <w:lvlText w:val=""/>
@@ -2669,7 +2671,7 @@
         <w:sz w:val="20"/>
       </w:rPr>
     </w:lvl>
-    <w:lvl w:ilvl="3" w:tentative="1">
+    <w:lvl w:ilvl="3">
       <w:start w:val="1"/>
       <w:numFmt w:val="bullet"/>
       <w:lvlText w:val=""/>
@@ -2685,7 +2687,7 @@
         <w:sz w:val="20"/>
       </w:rPr>
     </w:lvl>
-    <w:lvl w:ilvl="4" w:tentative="1">
+    <w:lvl w:ilvl="4">
       <w:start w:val="1"/>
       <w:numFmt w:val="bullet"/>
       <w:lvlText w:val=""/>
@@ -2701,7 +2703,7 @@
         <w:sz w:val="20"/>
       </w:rPr>
     </w:lvl>
-    <w:lvl w:ilvl="5" w:tentative="1">
+    <w:lvl w:ilvl="5">
       <w:start w:val="1"/>
       <w:numFmt w:val="bullet"/>
       <w:lvlText w:val=""/>
@@ -2717,7 +2719,7 @@
         <w:sz w:val="20"/>
       </w:rPr>
     </w:lvl>
-    <w:lvl w:ilvl="6" w:tentative="1">
+    <w:lvl w:ilvl="6">
       <w:start w:val="1"/>
       <w:numFmt w:val="bullet"/>
       <w:lvlText w:val=""/>
@@ -2733,7 +2735,7 @@
         <w:sz w:val="20"/>
       </w:rPr>
     </w:lvl>
-    <w:lvl w:ilvl="7" w:tentative="1">
+    <w:lvl w:ilvl="7">
       <w:start w:val="1"/>
       <w:numFmt w:val="bullet"/>
       <w:lvlText w:val=""/>
@@ -2749,7 +2751,7 @@
         <w:sz w:val="20"/>
       </w:rPr>
     </w:lvl>
-    <w:lvl w:ilvl="8" w:tentative="1">
+    <w:lvl w:ilvl="8">
       <w:start w:val="1"/>
       <w:numFmt w:val="bullet"/>
       <w:lvlText w:val=""/>
@@ -2798,11 +2800,11 @@
         <w:ind w:left="1440" w:hanging="360"/>
       </w:pPr>
       <w:rPr>
-        <w:rFonts w:ascii="Courier New" w:hAnsi="Courier New" w:hint="default"/>
-        <w:sz w:val="20"/>
-      </w:rPr>
-    </w:lvl>
-    <w:lvl w:ilvl="2" w:tentative="1">
+        <w:rFonts w:ascii="Courier New" w:hAnsi="Courier New" w:cs="Times New Roman" w:hint="default"/>
+        <w:sz w:val="20"/>
+      </w:rPr>
+    </w:lvl>
+    <w:lvl w:ilvl="2">
       <w:start w:val="1"/>
       <w:numFmt w:val="bullet"/>
       <w:lvlText w:val=""/>
@@ -2818,7 +2820,7 @@
         <w:sz w:val="20"/>
       </w:rPr>
     </w:lvl>
-    <w:lvl w:ilvl="3" w:tentative="1">
+    <w:lvl w:ilvl="3">
       <w:start w:val="1"/>
       <w:numFmt w:val="bullet"/>
       <w:lvlText w:val=""/>
@@ -2834,7 +2836,7 @@
         <w:sz w:val="20"/>
       </w:rPr>
     </w:lvl>
-    <w:lvl w:ilvl="4" w:tentative="1">
+    <w:lvl w:ilvl="4">
       <w:start w:val="1"/>
       <w:numFmt w:val="bullet"/>
       <w:lvlText w:val=""/>
@@ -2850,7 +2852,7 @@
         <w:sz w:val="20"/>
       </w:rPr>
     </w:lvl>
-    <w:lvl w:ilvl="5" w:tentative="1">
+    <w:lvl w:ilvl="5">
       <w:start w:val="1"/>
       <w:numFmt w:val="bullet"/>
       <w:lvlText w:val=""/>
@@ -2866,7 +2868,7 @@
         <w:sz w:val="20"/>
       </w:rPr>
     </w:lvl>
-    <w:lvl w:ilvl="6" w:tentative="1">
+    <w:lvl w:ilvl="6">
       <w:start w:val="1"/>
       <w:numFmt w:val="bullet"/>
       <w:lvlText w:val=""/>
@@ -2882,7 +2884,7 @@
         <w:sz w:val="20"/>
       </w:rPr>
     </w:lvl>
-    <w:lvl w:ilvl="7" w:tentative="1">
+    <w:lvl w:ilvl="7">
       <w:start w:val="1"/>
       <w:numFmt w:val="bullet"/>
       <w:lvlText w:val=""/>
@@ -2898,7 +2900,7 @@
         <w:sz w:val="20"/>
       </w:rPr>
     </w:lvl>
-    <w:lvl w:ilvl="8" w:tentative="1">
+    <w:lvl w:ilvl="8">
       <w:start w:val="1"/>
       <w:numFmt w:val="bullet"/>
       <w:lvlText w:val=""/>
@@ -2916,304 +2918,6 @@
     </w:lvl>
   </w:abstractNum>
   <w:abstractNum w:abstractNumId="3" w15:restartNumberingAfterBreak="0">
-    <w:nsid w:val="223B74C8"/>
-    <w:multiLevelType w:val="multilevel"/>
-    <w:tmpl w:val="FCE46E62"/>
-    <w:lvl w:ilvl="0">
-      <w:start w:val="1"/>
-      <w:numFmt w:val="bullet"/>
-      <w:lvlText w:val=""/>
-      <w:lvlJc w:val="left"/>
-      <w:pPr>
-        <w:tabs>
-          <w:tab w:val="num" w:pos="720"/>
-        </w:tabs>
-        <w:ind w:left="720" w:hanging="360"/>
-      </w:pPr>
-      <w:rPr>
-        <w:rFonts w:ascii="Symbol" w:hAnsi="Symbol" w:hint="default"/>
-        <w:sz w:val="20"/>
-      </w:rPr>
-    </w:lvl>
-    <w:lvl w:ilvl="1">
-      <w:start w:val="1"/>
-      <w:numFmt w:val="bullet"/>
-      <w:lvlText w:val="o"/>
-      <w:lvlJc w:val="left"/>
-      <w:pPr>
-        <w:tabs>
-          <w:tab w:val="num" w:pos="1440"/>
-        </w:tabs>
-        <w:ind w:left="1440" w:hanging="360"/>
-      </w:pPr>
-      <w:rPr>
-        <w:rFonts w:ascii="Courier New" w:hAnsi="Courier New" w:hint="default"/>
-        <w:sz w:val="20"/>
-      </w:rPr>
-    </w:lvl>
-    <w:lvl w:ilvl="2" w:tentative="1">
-      <w:start w:val="1"/>
-      <w:numFmt w:val="bullet"/>
-      <w:lvlText w:val=""/>
-      <w:lvlJc w:val="left"/>
-      <w:pPr>
-        <w:tabs>
-          <w:tab w:val="num" w:pos="2160"/>
-        </w:tabs>
-        <w:ind w:left="2160" w:hanging="360"/>
-      </w:pPr>
-      <w:rPr>
-        <w:rFonts w:ascii="Wingdings" w:hAnsi="Wingdings" w:hint="default"/>
-        <w:sz w:val="20"/>
-      </w:rPr>
-    </w:lvl>
-    <w:lvl w:ilvl="3" w:tentative="1">
-      <w:start w:val="1"/>
-      <w:numFmt w:val="bullet"/>
-      <w:lvlText w:val=""/>
-      <w:lvlJc w:val="left"/>
-      <w:pPr>
-        <w:tabs>
-          <w:tab w:val="num" w:pos="2880"/>
-        </w:tabs>
-        <w:ind w:left="2880" w:hanging="360"/>
-      </w:pPr>
-      <w:rPr>
-        <w:rFonts w:ascii="Wingdings" w:hAnsi="Wingdings" w:hint="default"/>
-        <w:sz w:val="20"/>
-      </w:rPr>
-    </w:lvl>
-    <w:lvl w:ilvl="4" w:tentative="1">
-      <w:start w:val="1"/>
-      <w:numFmt w:val="bullet"/>
-      <w:lvlText w:val=""/>
-      <w:lvlJc w:val="left"/>
-      <w:pPr>
-        <w:tabs>
-          <w:tab w:val="num" w:pos="3600"/>
-        </w:tabs>
-        <w:ind w:left="3600" w:hanging="360"/>
-      </w:pPr>
-      <w:rPr>
-        <w:rFonts w:ascii="Wingdings" w:hAnsi="Wingdings" w:hint="default"/>
-        <w:sz w:val="20"/>
-      </w:rPr>
-    </w:lvl>
-    <w:lvl w:ilvl="5" w:tentative="1">
-      <w:start w:val="1"/>
-      <w:numFmt w:val="bullet"/>
-      <w:lvlText w:val=""/>
-      <w:lvlJc w:val="left"/>
-      <w:pPr>
-        <w:tabs>
-          <w:tab w:val="num" w:pos="4320"/>
-        </w:tabs>
-        <w:ind w:left="4320" w:hanging="360"/>
-      </w:pPr>
-      <w:rPr>
-        <w:rFonts w:ascii="Wingdings" w:hAnsi="Wingdings" w:hint="default"/>
-        <w:sz w:val="20"/>
-      </w:rPr>
-    </w:lvl>
-    <w:lvl w:ilvl="6" w:tentative="1">
-      <w:start w:val="1"/>
-      <w:numFmt w:val="bullet"/>
-      <w:lvlText w:val=""/>
-      <w:lvlJc w:val="left"/>
-      <w:pPr>
-        <w:tabs>
-          <w:tab w:val="num" w:pos="5040"/>
-        </w:tabs>
-        <w:ind w:left="5040" w:hanging="360"/>
-      </w:pPr>
-      <w:rPr>
-        <w:rFonts w:ascii="Wingdings" w:hAnsi="Wingdings" w:hint="default"/>
-        <w:sz w:val="20"/>
-      </w:rPr>
-    </w:lvl>
-    <w:lvl w:ilvl="7" w:tentative="1">
-      <w:start w:val="1"/>
-      <w:numFmt w:val="bullet"/>
-      <w:lvlText w:val=""/>
-      <w:lvlJc w:val="left"/>
-      <w:pPr>
-        <w:tabs>
-          <w:tab w:val="num" w:pos="5760"/>
-        </w:tabs>
-        <w:ind w:left="5760" w:hanging="360"/>
-      </w:pPr>
-      <w:rPr>
-        <w:rFonts w:ascii="Wingdings" w:hAnsi="Wingdings" w:hint="default"/>
-        <w:sz w:val="20"/>
-      </w:rPr>
-    </w:lvl>
-    <w:lvl w:ilvl="8" w:tentative="1">
-      <w:start w:val="1"/>
-      <w:numFmt w:val="bullet"/>
-      <w:lvlText w:val=""/>
-      <w:lvlJc w:val="left"/>
-      <w:pPr>
-        <w:tabs>
-          <w:tab w:val="num" w:pos="6480"/>
-        </w:tabs>
-        <w:ind w:left="6480" w:hanging="360"/>
-      </w:pPr>
-      <w:rPr>
-        <w:rFonts w:ascii="Wingdings" w:hAnsi="Wingdings" w:hint="default"/>
-        <w:sz w:val="20"/>
-      </w:rPr>
-    </w:lvl>
-  </w:abstractNum>
-  <w:abstractNum w:abstractNumId="4" w15:restartNumberingAfterBreak="0">
-    <w:nsid w:val="278024CF"/>
-    <w:multiLevelType w:val="multilevel"/>
-    <w:tmpl w:val="805239E0"/>
-    <w:lvl w:ilvl="0">
-      <w:start w:val="1"/>
-      <w:numFmt w:val="bullet"/>
-      <w:lvlText w:val=""/>
-      <w:lvlJc w:val="left"/>
-      <w:pPr>
-        <w:tabs>
-          <w:tab w:val="num" w:pos="720"/>
-        </w:tabs>
-        <w:ind w:left="720" w:hanging="360"/>
-      </w:pPr>
-      <w:rPr>
-        <w:rFonts w:ascii="Symbol" w:hAnsi="Symbol" w:hint="default"/>
-        <w:sz w:val="20"/>
-      </w:rPr>
-    </w:lvl>
-    <w:lvl w:ilvl="1">
-      <w:start w:val="1"/>
-      <w:numFmt w:val="bullet"/>
-      <w:lvlText w:val="o"/>
-      <w:lvlJc w:val="left"/>
-      <w:pPr>
-        <w:tabs>
-          <w:tab w:val="num" w:pos="1440"/>
-        </w:tabs>
-        <w:ind w:left="1440" w:hanging="360"/>
-      </w:pPr>
-      <w:rPr>
-        <w:rFonts w:ascii="Courier New" w:hAnsi="Courier New" w:hint="default"/>
-        <w:sz w:val="20"/>
-      </w:rPr>
-    </w:lvl>
-    <w:lvl w:ilvl="2" w:tentative="1">
-      <w:start w:val="1"/>
-      <w:numFmt w:val="bullet"/>
-      <w:lvlText w:val=""/>
-      <w:lvlJc w:val="left"/>
-      <w:pPr>
-        <w:tabs>
-          <w:tab w:val="num" w:pos="2160"/>
-        </w:tabs>
-        <w:ind w:left="2160" w:hanging="360"/>
-      </w:pPr>
-      <w:rPr>
-        <w:rFonts w:ascii="Wingdings" w:hAnsi="Wingdings" w:hint="default"/>
-        <w:sz w:val="20"/>
-      </w:rPr>
-    </w:lvl>
-    <w:lvl w:ilvl="3" w:tentative="1">
-      <w:start w:val="1"/>
-      <w:numFmt w:val="bullet"/>
-      <w:lvlText w:val=""/>
-      <w:lvlJc w:val="left"/>
-      <w:pPr>
-        <w:tabs>
-          <w:tab w:val="num" w:pos="2880"/>
-        </w:tabs>
-        <w:ind w:left="2880" w:hanging="360"/>
-      </w:pPr>
-      <w:rPr>
-        <w:rFonts w:ascii="Wingdings" w:hAnsi="Wingdings" w:hint="default"/>
-        <w:sz w:val="20"/>
-      </w:rPr>
-    </w:lvl>
-    <w:lvl w:ilvl="4" w:tentative="1">
-      <w:start w:val="1"/>
-      <w:numFmt w:val="bullet"/>
-      <w:lvlText w:val=""/>
-      <w:lvlJc w:val="left"/>
-      <w:pPr>
-        <w:tabs>
-          <w:tab w:val="num" w:pos="3600"/>
-        </w:tabs>
-        <w:ind w:left="3600" w:hanging="360"/>
-      </w:pPr>
-      <w:rPr>
-        <w:rFonts w:ascii="Wingdings" w:hAnsi="Wingdings" w:hint="default"/>
-        <w:sz w:val="20"/>
-      </w:rPr>
-    </w:lvl>
-    <w:lvl w:ilvl="5" w:tentative="1">
-      <w:start w:val="1"/>
-      <w:numFmt w:val="bullet"/>
-      <w:lvlText w:val=""/>
-      <w:lvlJc w:val="left"/>
-      <w:pPr>
-        <w:tabs>
-          <w:tab w:val="num" w:pos="4320"/>
-        </w:tabs>
-        <w:ind w:left="4320" w:hanging="360"/>
-      </w:pPr>
-      <w:rPr>
-        <w:rFonts w:ascii="Wingdings" w:hAnsi="Wingdings" w:hint="default"/>
-        <w:sz w:val="20"/>
-      </w:rPr>
-    </w:lvl>
-    <w:lvl w:ilvl="6" w:tentative="1">
-      <w:start w:val="1"/>
-      <w:numFmt w:val="bullet"/>
-      <w:lvlText w:val=""/>
-      <w:lvlJc w:val="left"/>
-      <w:pPr>
-        <w:tabs>
-          <w:tab w:val="num" w:pos="5040"/>
-        </w:tabs>
-        <w:ind w:left="5040" w:hanging="360"/>
-      </w:pPr>
-      <w:rPr>
-        <w:rFonts w:ascii="Wingdings" w:hAnsi="Wingdings" w:hint="default"/>
-        <w:sz w:val="20"/>
-      </w:rPr>
-    </w:lvl>
-    <w:lvl w:ilvl="7" w:tentative="1">
-      <w:start w:val="1"/>
-      <w:numFmt w:val="bullet"/>
-      <w:lvlText w:val=""/>
-      <w:lvlJc w:val="left"/>
-      <w:pPr>
-        <w:tabs>
-          <w:tab w:val="num" w:pos="5760"/>
-        </w:tabs>
-        <w:ind w:left="5760" w:hanging="360"/>
-      </w:pPr>
-      <w:rPr>
-        <w:rFonts w:ascii="Wingdings" w:hAnsi="Wingdings" w:hint="default"/>
-        <w:sz w:val="20"/>
-      </w:rPr>
-    </w:lvl>
-    <w:lvl w:ilvl="8" w:tentative="1">
-      <w:start w:val="1"/>
-      <w:numFmt w:val="bullet"/>
-      <w:lvlText w:val=""/>
-      <w:lvlJc w:val="left"/>
-      <w:pPr>
-        <w:tabs>
-          <w:tab w:val="num" w:pos="6480"/>
-        </w:tabs>
-        <w:ind w:left="6480" w:hanging="360"/>
-      </w:pPr>
-      <w:rPr>
-        <w:rFonts w:ascii="Wingdings" w:hAnsi="Wingdings" w:hint="default"/>
-        <w:sz w:val="20"/>
-      </w:rPr>
-    </w:lvl>
-  </w:abstractNum>
-  <w:abstractNum w:abstractNumId="5" w15:restartNumberingAfterBreak="0">
     <w:nsid w:val="28016283"/>
     <w:multiLevelType w:val="multilevel"/>
     <w:tmpl w:val="2D068FB0"/>
@@ -3245,11 +2949,11 @@
         <w:ind w:left="1440" w:hanging="360"/>
       </w:pPr>
       <w:rPr>
-        <w:rFonts w:ascii="Courier New" w:hAnsi="Courier New" w:hint="default"/>
-        <w:sz w:val="20"/>
-      </w:rPr>
-    </w:lvl>
-    <w:lvl w:ilvl="2" w:tentative="1">
+        <w:rFonts w:ascii="Courier New" w:hAnsi="Courier New" w:cs="Times New Roman" w:hint="default"/>
+        <w:sz w:val="20"/>
+      </w:rPr>
+    </w:lvl>
+    <w:lvl w:ilvl="2">
       <w:start w:val="1"/>
       <w:numFmt w:val="bullet"/>
       <w:lvlText w:val=""/>
@@ -3265,7 +2969,7 @@
         <w:sz w:val="20"/>
       </w:rPr>
     </w:lvl>
-    <w:lvl w:ilvl="3" w:tentative="1">
+    <w:lvl w:ilvl="3">
       <w:start w:val="1"/>
       <w:numFmt w:val="bullet"/>
       <w:lvlText w:val=""/>
@@ -3281,7 +2985,7 @@
         <w:sz w:val="20"/>
       </w:rPr>
     </w:lvl>
-    <w:lvl w:ilvl="4" w:tentative="1">
+    <w:lvl w:ilvl="4">
       <w:start w:val="1"/>
       <w:numFmt w:val="bullet"/>
       <w:lvlText w:val=""/>
@@ -3297,7 +3001,7 @@
         <w:sz w:val="20"/>
       </w:rPr>
     </w:lvl>
-    <w:lvl w:ilvl="5" w:tentative="1">
+    <w:lvl w:ilvl="5">
       <w:start w:val="1"/>
       <w:numFmt w:val="bullet"/>
       <w:lvlText w:val=""/>
@@ -3313,7 +3017,7 @@
         <w:sz w:val="20"/>
       </w:rPr>
     </w:lvl>
-    <w:lvl w:ilvl="6" w:tentative="1">
+    <w:lvl w:ilvl="6">
       <w:start w:val="1"/>
       <w:numFmt w:val="bullet"/>
       <w:lvlText w:val=""/>
@@ -3329,7 +3033,7 @@
         <w:sz w:val="20"/>
       </w:rPr>
     </w:lvl>
-    <w:lvl w:ilvl="7" w:tentative="1">
+    <w:lvl w:ilvl="7">
       <w:start w:val="1"/>
       <w:numFmt w:val="bullet"/>
       <w:lvlText w:val=""/>
@@ -3345,7 +3049,7 @@
         <w:sz w:val="20"/>
       </w:rPr>
     </w:lvl>
-    <w:lvl w:ilvl="8" w:tentative="1">
+    <w:lvl w:ilvl="8">
       <w:start w:val="1"/>
       <w:numFmt w:val="bullet"/>
       <w:lvlText w:val=""/>
@@ -3362,7 +3066,7 @@
       </w:rPr>
     </w:lvl>
   </w:abstractNum>
-  <w:abstractNum w:abstractNumId="6" w15:restartNumberingAfterBreak="0">
+  <w:abstractNum w:abstractNumId="4" w15:restartNumberingAfterBreak="0">
     <w:nsid w:val="28E47EB8"/>
     <w:multiLevelType w:val="multilevel"/>
     <w:tmpl w:val="4E6C0308"/>
@@ -3394,11 +3098,11 @@
         <w:ind w:left="1440" w:hanging="360"/>
       </w:pPr>
       <w:rPr>
-        <w:rFonts w:ascii="Courier New" w:hAnsi="Courier New" w:hint="default"/>
-        <w:sz w:val="20"/>
-      </w:rPr>
-    </w:lvl>
-    <w:lvl w:ilvl="2" w:tentative="1">
+        <w:rFonts w:ascii="Courier New" w:hAnsi="Courier New" w:cs="Times New Roman" w:hint="default"/>
+        <w:sz w:val="20"/>
+      </w:rPr>
+    </w:lvl>
+    <w:lvl w:ilvl="2">
       <w:start w:val="1"/>
       <w:numFmt w:val="bullet"/>
       <w:lvlText w:val=""/>
@@ -3414,7 +3118,7 @@
         <w:sz w:val="20"/>
       </w:rPr>
     </w:lvl>
-    <w:lvl w:ilvl="3" w:tentative="1">
+    <w:lvl w:ilvl="3">
       <w:start w:val="1"/>
       <w:numFmt w:val="bullet"/>
       <w:lvlText w:val=""/>
@@ -3430,7 +3134,7 @@
         <w:sz w:val="20"/>
       </w:rPr>
     </w:lvl>
-    <w:lvl w:ilvl="4" w:tentative="1">
+    <w:lvl w:ilvl="4">
       <w:start w:val="1"/>
       <w:numFmt w:val="bullet"/>
       <w:lvlText w:val=""/>
@@ -3446,7 +3150,7 @@
         <w:sz w:val="20"/>
       </w:rPr>
     </w:lvl>
-    <w:lvl w:ilvl="5" w:tentative="1">
+    <w:lvl w:ilvl="5">
       <w:start w:val="1"/>
       <w:numFmt w:val="bullet"/>
       <w:lvlText w:val=""/>
@@ -3462,7 +3166,7 @@
         <w:sz w:val="20"/>
       </w:rPr>
     </w:lvl>
-    <w:lvl w:ilvl="6" w:tentative="1">
+    <w:lvl w:ilvl="6">
       <w:start w:val="1"/>
       <w:numFmt w:val="bullet"/>
       <w:lvlText w:val=""/>
@@ -3478,7 +3182,7 @@
         <w:sz w:val="20"/>
       </w:rPr>
     </w:lvl>
-    <w:lvl w:ilvl="7" w:tentative="1">
+    <w:lvl w:ilvl="7">
       <w:start w:val="1"/>
       <w:numFmt w:val="bullet"/>
       <w:lvlText w:val=""/>
@@ -3494,7 +3198,7 @@
         <w:sz w:val="20"/>
       </w:rPr>
     </w:lvl>
-    <w:lvl w:ilvl="8" w:tentative="1">
+    <w:lvl w:ilvl="8">
       <w:start w:val="1"/>
       <w:numFmt w:val="bullet"/>
       <w:lvlText w:val=""/>
@@ -3511,567 +3215,7 @@
       </w:rPr>
     </w:lvl>
   </w:abstractNum>
-  <w:abstractNum w:abstractNumId="7" w15:restartNumberingAfterBreak="0">
-    <w:nsid w:val="2A4D0521"/>
-    <w:multiLevelType w:val="multilevel"/>
-    <w:tmpl w:val="F6A60808"/>
-    <w:lvl w:ilvl="0">
-      <w:start w:val="1"/>
-      <w:numFmt w:val="decimal"/>
-      <w:lvlText w:val="%1."/>
-      <w:lvlJc w:val="left"/>
-      <w:pPr>
-        <w:tabs>
-          <w:tab w:val="num" w:pos="720"/>
-        </w:tabs>
-        <w:ind w:left="720" w:hanging="360"/>
-      </w:pPr>
-    </w:lvl>
-    <w:lvl w:ilvl="1" w:tentative="1">
-      <w:start w:val="1"/>
-      <w:numFmt w:val="decimal"/>
-      <w:lvlText w:val="%2."/>
-      <w:lvlJc w:val="left"/>
-      <w:pPr>
-        <w:tabs>
-          <w:tab w:val="num" w:pos="1440"/>
-        </w:tabs>
-        <w:ind w:left="1440" w:hanging="360"/>
-      </w:pPr>
-    </w:lvl>
-    <w:lvl w:ilvl="2" w:tentative="1">
-      <w:start w:val="1"/>
-      <w:numFmt w:val="decimal"/>
-      <w:lvlText w:val="%3."/>
-      <w:lvlJc w:val="left"/>
-      <w:pPr>
-        <w:tabs>
-          <w:tab w:val="num" w:pos="2160"/>
-        </w:tabs>
-        <w:ind w:left="2160" w:hanging="360"/>
-      </w:pPr>
-    </w:lvl>
-    <w:lvl w:ilvl="3" w:tentative="1">
-      <w:start w:val="1"/>
-      <w:numFmt w:val="decimal"/>
-      <w:lvlText w:val="%4."/>
-      <w:lvlJc w:val="left"/>
-      <w:pPr>
-        <w:tabs>
-          <w:tab w:val="num" w:pos="2880"/>
-        </w:tabs>
-        <w:ind w:left="2880" w:hanging="360"/>
-      </w:pPr>
-    </w:lvl>
-    <w:lvl w:ilvl="4" w:tentative="1">
-      <w:start w:val="1"/>
-      <w:numFmt w:val="decimal"/>
-      <w:lvlText w:val="%5."/>
-      <w:lvlJc w:val="left"/>
-      <w:pPr>
-        <w:tabs>
-          <w:tab w:val="num" w:pos="3600"/>
-        </w:tabs>
-        <w:ind w:left="3600" w:hanging="360"/>
-      </w:pPr>
-    </w:lvl>
-    <w:lvl w:ilvl="5" w:tentative="1">
-      <w:start w:val="1"/>
-      <w:numFmt w:val="decimal"/>
-      <w:lvlText w:val="%6."/>
-      <w:lvlJc w:val="left"/>
-      <w:pPr>
-        <w:tabs>
-          <w:tab w:val="num" w:pos="4320"/>
-        </w:tabs>
-        <w:ind w:left="4320" w:hanging="360"/>
-      </w:pPr>
-    </w:lvl>
-    <w:lvl w:ilvl="6" w:tentative="1">
-      <w:start w:val="1"/>
-      <w:numFmt w:val="decimal"/>
-      <w:lvlText w:val="%7."/>
-      <w:lvlJc w:val="left"/>
-      <w:pPr>
-        <w:tabs>
-          <w:tab w:val="num" w:pos="5040"/>
-        </w:tabs>
-        <w:ind w:left="5040" w:hanging="360"/>
-      </w:pPr>
-    </w:lvl>
-    <w:lvl w:ilvl="7" w:tentative="1">
-      <w:start w:val="1"/>
-      <w:numFmt w:val="decimal"/>
-      <w:lvlText w:val="%8."/>
-      <w:lvlJc w:val="left"/>
-      <w:pPr>
-        <w:tabs>
-          <w:tab w:val="num" w:pos="5760"/>
-        </w:tabs>
-        <w:ind w:left="5760" w:hanging="360"/>
-      </w:pPr>
-    </w:lvl>
-    <w:lvl w:ilvl="8" w:tentative="1">
-      <w:start w:val="1"/>
-      <w:numFmt w:val="decimal"/>
-      <w:lvlText w:val="%9."/>
-      <w:lvlJc w:val="left"/>
-      <w:pPr>
-        <w:tabs>
-          <w:tab w:val="num" w:pos="6480"/>
-        </w:tabs>
-        <w:ind w:left="6480" w:hanging="360"/>
-      </w:pPr>
-    </w:lvl>
-  </w:abstractNum>
-  <w:abstractNum w:abstractNumId="8" w15:restartNumberingAfterBreak="0">
-    <w:nsid w:val="3BE04039"/>
-    <w:multiLevelType w:val="multilevel"/>
-    <w:tmpl w:val="2B2470B6"/>
-    <w:lvl w:ilvl="0">
-      <w:start w:val="1"/>
-      <w:numFmt w:val="bullet"/>
-      <w:lvlText w:val=""/>
-      <w:lvlJc w:val="left"/>
-      <w:pPr>
-        <w:tabs>
-          <w:tab w:val="num" w:pos="720"/>
-        </w:tabs>
-        <w:ind w:left="720" w:hanging="360"/>
-      </w:pPr>
-      <w:rPr>
-        <w:rFonts w:ascii="Symbol" w:hAnsi="Symbol" w:hint="default"/>
-        <w:sz w:val="20"/>
-      </w:rPr>
-    </w:lvl>
-    <w:lvl w:ilvl="1">
-      <w:start w:val="1"/>
-      <w:numFmt w:val="bullet"/>
-      <w:lvlText w:val="o"/>
-      <w:lvlJc w:val="left"/>
-      <w:pPr>
-        <w:tabs>
-          <w:tab w:val="num" w:pos="1440"/>
-        </w:tabs>
-        <w:ind w:left="1440" w:hanging="360"/>
-      </w:pPr>
-      <w:rPr>
-        <w:rFonts w:ascii="Courier New" w:hAnsi="Courier New" w:hint="default"/>
-        <w:sz w:val="20"/>
-      </w:rPr>
-    </w:lvl>
-    <w:lvl w:ilvl="2" w:tentative="1">
-      <w:start w:val="1"/>
-      <w:numFmt w:val="bullet"/>
-      <w:lvlText w:val=""/>
-      <w:lvlJc w:val="left"/>
-      <w:pPr>
-        <w:tabs>
-          <w:tab w:val="num" w:pos="2160"/>
-        </w:tabs>
-        <w:ind w:left="2160" w:hanging="360"/>
-      </w:pPr>
-      <w:rPr>
-        <w:rFonts w:ascii="Wingdings" w:hAnsi="Wingdings" w:hint="default"/>
-        <w:sz w:val="20"/>
-      </w:rPr>
-    </w:lvl>
-    <w:lvl w:ilvl="3" w:tentative="1">
-      <w:start w:val="1"/>
-      <w:numFmt w:val="bullet"/>
-      <w:lvlText w:val=""/>
-      <w:lvlJc w:val="left"/>
-      <w:pPr>
-        <w:tabs>
-          <w:tab w:val="num" w:pos="2880"/>
-        </w:tabs>
-        <w:ind w:left="2880" w:hanging="360"/>
-      </w:pPr>
-      <w:rPr>
-        <w:rFonts w:ascii="Wingdings" w:hAnsi="Wingdings" w:hint="default"/>
-        <w:sz w:val="20"/>
-      </w:rPr>
-    </w:lvl>
-    <w:lvl w:ilvl="4" w:tentative="1">
-      <w:start w:val="1"/>
-      <w:numFmt w:val="bullet"/>
-      <w:lvlText w:val=""/>
-      <w:lvlJc w:val="left"/>
-      <w:pPr>
-        <w:tabs>
-          <w:tab w:val="num" w:pos="3600"/>
-        </w:tabs>
-        <w:ind w:left="3600" w:hanging="360"/>
-      </w:pPr>
-      <w:rPr>
-        <w:rFonts w:ascii="Wingdings" w:hAnsi="Wingdings" w:hint="default"/>
-        <w:sz w:val="20"/>
-      </w:rPr>
-    </w:lvl>
-    <w:lvl w:ilvl="5" w:tentative="1">
-      <w:start w:val="1"/>
-      <w:numFmt w:val="bullet"/>
-      <w:lvlText w:val=""/>
-      <w:lvlJc w:val="left"/>
-      <w:pPr>
-        <w:tabs>
-          <w:tab w:val="num" w:pos="4320"/>
-        </w:tabs>
-        <w:ind w:left="4320" w:hanging="360"/>
-      </w:pPr>
-      <w:rPr>
-        <w:rFonts w:ascii="Wingdings" w:hAnsi="Wingdings" w:hint="default"/>
-        <w:sz w:val="20"/>
-      </w:rPr>
-    </w:lvl>
-    <w:lvl w:ilvl="6" w:tentative="1">
-      <w:start w:val="1"/>
-      <w:numFmt w:val="bullet"/>
-      <w:lvlText w:val=""/>
-      <w:lvlJc w:val="left"/>
-      <w:pPr>
-        <w:tabs>
-          <w:tab w:val="num" w:pos="5040"/>
-        </w:tabs>
-        <w:ind w:left="5040" w:hanging="360"/>
-      </w:pPr>
-      <w:rPr>
-        <w:rFonts w:ascii="Wingdings" w:hAnsi="Wingdings" w:hint="default"/>
-        <w:sz w:val="20"/>
-      </w:rPr>
-    </w:lvl>
-    <w:lvl w:ilvl="7" w:tentative="1">
-      <w:start w:val="1"/>
-      <w:numFmt w:val="bullet"/>
-      <w:lvlText w:val=""/>
-      <w:lvlJc w:val="left"/>
-      <w:pPr>
-        <w:tabs>
-          <w:tab w:val="num" w:pos="5760"/>
-        </w:tabs>
-        <w:ind w:left="5760" w:hanging="360"/>
-      </w:pPr>
-      <w:rPr>
-        <w:rFonts w:ascii="Wingdings" w:hAnsi="Wingdings" w:hint="default"/>
-        <w:sz w:val="20"/>
-      </w:rPr>
-    </w:lvl>
-    <w:lvl w:ilvl="8" w:tentative="1">
-      <w:start w:val="1"/>
-      <w:numFmt w:val="bullet"/>
-      <w:lvlText w:val=""/>
-      <w:lvlJc w:val="left"/>
-      <w:pPr>
-        <w:tabs>
-          <w:tab w:val="num" w:pos="6480"/>
-        </w:tabs>
-        <w:ind w:left="6480" w:hanging="360"/>
-      </w:pPr>
-      <w:rPr>
-        <w:rFonts w:ascii="Wingdings" w:hAnsi="Wingdings" w:hint="default"/>
-        <w:sz w:val="20"/>
-      </w:rPr>
-    </w:lvl>
-  </w:abstractNum>
-  <w:abstractNum w:abstractNumId="9" w15:restartNumberingAfterBreak="0">
-    <w:nsid w:val="515E3C80"/>
-    <w:multiLevelType w:val="multilevel"/>
-    <w:tmpl w:val="55540CEA"/>
-    <w:lvl w:ilvl="0">
-      <w:start w:val="1"/>
-      <w:numFmt w:val="bullet"/>
-      <w:lvlText w:val=""/>
-      <w:lvlJc w:val="left"/>
-      <w:pPr>
-        <w:tabs>
-          <w:tab w:val="num" w:pos="720"/>
-        </w:tabs>
-        <w:ind w:left="720" w:hanging="360"/>
-      </w:pPr>
-      <w:rPr>
-        <w:rFonts w:ascii="Symbol" w:hAnsi="Symbol" w:hint="default"/>
-        <w:sz w:val="20"/>
-      </w:rPr>
-    </w:lvl>
-    <w:lvl w:ilvl="1">
-      <w:start w:val="1"/>
-      <w:numFmt w:val="bullet"/>
-      <w:lvlText w:val="o"/>
-      <w:lvlJc w:val="left"/>
-      <w:pPr>
-        <w:tabs>
-          <w:tab w:val="num" w:pos="1440"/>
-        </w:tabs>
-        <w:ind w:left="1440" w:hanging="360"/>
-      </w:pPr>
-      <w:rPr>
-        <w:rFonts w:ascii="Courier New" w:hAnsi="Courier New" w:hint="default"/>
-        <w:sz w:val="20"/>
-      </w:rPr>
-    </w:lvl>
-    <w:lvl w:ilvl="2" w:tentative="1">
-      <w:start w:val="1"/>
-      <w:numFmt w:val="bullet"/>
-      <w:lvlText w:val=""/>
-      <w:lvlJc w:val="left"/>
-      <w:pPr>
-        <w:tabs>
-          <w:tab w:val="num" w:pos="2160"/>
-        </w:tabs>
-        <w:ind w:left="2160" w:hanging="360"/>
-      </w:pPr>
-      <w:rPr>
-        <w:rFonts w:ascii="Wingdings" w:hAnsi="Wingdings" w:hint="default"/>
-        <w:sz w:val="20"/>
-      </w:rPr>
-    </w:lvl>
-    <w:lvl w:ilvl="3" w:tentative="1">
-      <w:start w:val="1"/>
-      <w:numFmt w:val="bullet"/>
-      <w:lvlText w:val=""/>
-      <w:lvlJc w:val="left"/>
-      <w:pPr>
-        <w:tabs>
-          <w:tab w:val="num" w:pos="2880"/>
-        </w:tabs>
-        <w:ind w:left="2880" w:hanging="360"/>
-      </w:pPr>
-      <w:rPr>
-        <w:rFonts w:ascii="Wingdings" w:hAnsi="Wingdings" w:hint="default"/>
-        <w:sz w:val="20"/>
-      </w:rPr>
-    </w:lvl>
-    <w:lvl w:ilvl="4" w:tentative="1">
-      <w:start w:val="1"/>
-      <w:numFmt w:val="bullet"/>
-      <w:lvlText w:val=""/>
-      <w:lvlJc w:val="left"/>
-      <w:pPr>
-        <w:tabs>
-          <w:tab w:val="num" w:pos="3600"/>
-        </w:tabs>
-        <w:ind w:left="3600" w:hanging="360"/>
-      </w:pPr>
-      <w:rPr>
-        <w:rFonts w:ascii="Wingdings" w:hAnsi="Wingdings" w:hint="default"/>
-        <w:sz w:val="20"/>
-      </w:rPr>
-    </w:lvl>
-    <w:lvl w:ilvl="5" w:tentative="1">
-      <w:start w:val="1"/>
-      <w:numFmt w:val="bullet"/>
-      <w:lvlText w:val=""/>
-      <w:lvlJc w:val="left"/>
-      <w:pPr>
-        <w:tabs>
-          <w:tab w:val="num" w:pos="4320"/>
-        </w:tabs>
-        <w:ind w:left="4320" w:hanging="360"/>
-      </w:pPr>
-      <w:rPr>
-        <w:rFonts w:ascii="Wingdings" w:hAnsi="Wingdings" w:hint="default"/>
-        <w:sz w:val="20"/>
-      </w:rPr>
-    </w:lvl>
-    <w:lvl w:ilvl="6" w:tentative="1">
-      <w:start w:val="1"/>
-      <w:numFmt w:val="bullet"/>
-      <w:lvlText w:val=""/>
-      <w:lvlJc w:val="left"/>
-      <w:pPr>
-        <w:tabs>
-          <w:tab w:val="num" w:pos="5040"/>
-        </w:tabs>
-        <w:ind w:left="5040" w:hanging="360"/>
-      </w:pPr>
-      <w:rPr>
-        <w:rFonts w:ascii="Wingdings" w:hAnsi="Wingdings" w:hint="default"/>
-        <w:sz w:val="20"/>
-      </w:rPr>
-    </w:lvl>
-    <w:lvl w:ilvl="7" w:tentative="1">
-      <w:start w:val="1"/>
-      <w:numFmt w:val="bullet"/>
-      <w:lvlText w:val=""/>
-      <w:lvlJc w:val="left"/>
-      <w:pPr>
-        <w:tabs>
-          <w:tab w:val="num" w:pos="5760"/>
-        </w:tabs>
-        <w:ind w:left="5760" w:hanging="360"/>
-      </w:pPr>
-      <w:rPr>
-        <w:rFonts w:ascii="Wingdings" w:hAnsi="Wingdings" w:hint="default"/>
-        <w:sz w:val="20"/>
-      </w:rPr>
-    </w:lvl>
-    <w:lvl w:ilvl="8" w:tentative="1">
-      <w:start w:val="1"/>
-      <w:numFmt w:val="bullet"/>
-      <w:lvlText w:val=""/>
-      <w:lvlJc w:val="left"/>
-      <w:pPr>
-        <w:tabs>
-          <w:tab w:val="num" w:pos="6480"/>
-        </w:tabs>
-        <w:ind w:left="6480" w:hanging="360"/>
-      </w:pPr>
-      <w:rPr>
-        <w:rFonts w:ascii="Wingdings" w:hAnsi="Wingdings" w:hint="default"/>
-        <w:sz w:val="20"/>
-      </w:rPr>
-    </w:lvl>
-  </w:abstractNum>
-  <w:abstractNum w:abstractNumId="10" w15:restartNumberingAfterBreak="0">
-    <w:nsid w:val="6CF423B1"/>
-    <w:multiLevelType w:val="multilevel"/>
-    <w:tmpl w:val="ECB46648"/>
-    <w:lvl w:ilvl="0">
-      <w:start w:val="1"/>
-      <w:numFmt w:val="bullet"/>
-      <w:lvlText w:val=""/>
-      <w:lvlJc w:val="left"/>
-      <w:pPr>
-        <w:tabs>
-          <w:tab w:val="num" w:pos="720"/>
-        </w:tabs>
-        <w:ind w:left="720" w:hanging="360"/>
-      </w:pPr>
-      <w:rPr>
-        <w:rFonts w:ascii="Symbol" w:hAnsi="Symbol" w:hint="default"/>
-        <w:sz w:val="20"/>
-      </w:rPr>
-    </w:lvl>
-    <w:lvl w:ilvl="1">
-      <w:start w:val="1"/>
-      <w:numFmt w:val="bullet"/>
-      <w:lvlText w:val="o"/>
-      <w:lvlJc w:val="left"/>
-      <w:pPr>
-        <w:tabs>
-          <w:tab w:val="num" w:pos="1440"/>
-        </w:tabs>
-        <w:ind w:left="1440" w:hanging="360"/>
-      </w:pPr>
-      <w:rPr>
-        <w:rFonts w:ascii="Courier New" w:hAnsi="Courier New" w:hint="default"/>
-        <w:sz w:val="20"/>
-      </w:rPr>
-    </w:lvl>
-    <w:lvl w:ilvl="2" w:tentative="1">
-      <w:start w:val="1"/>
-      <w:numFmt w:val="bullet"/>
-      <w:lvlText w:val=""/>
-      <w:lvlJc w:val="left"/>
-      <w:pPr>
-        <w:tabs>
-          <w:tab w:val="num" w:pos="2160"/>
-        </w:tabs>
-        <w:ind w:left="2160" w:hanging="360"/>
-      </w:pPr>
-      <w:rPr>
-        <w:rFonts w:ascii="Wingdings" w:hAnsi="Wingdings" w:hint="default"/>
-        <w:sz w:val="20"/>
-      </w:rPr>
-    </w:lvl>
-    <w:lvl w:ilvl="3" w:tentative="1">
-      <w:start w:val="1"/>
-      <w:numFmt w:val="bullet"/>
-      <w:lvlText w:val=""/>
-      <w:lvlJc w:val="left"/>
-      <w:pPr>
-        <w:tabs>
-          <w:tab w:val="num" w:pos="2880"/>
-        </w:tabs>
-        <w:ind w:left="2880" w:hanging="360"/>
-      </w:pPr>
-      <w:rPr>
-        <w:rFonts w:ascii="Wingdings" w:hAnsi="Wingdings" w:hint="default"/>
-        <w:sz w:val="20"/>
-      </w:rPr>
-    </w:lvl>
-    <w:lvl w:ilvl="4" w:tentative="1">
-      <w:start w:val="1"/>
-      <w:numFmt w:val="bullet"/>
-      <w:lvlText w:val=""/>
-      <w:lvlJc w:val="left"/>
-      <w:pPr>
-        <w:tabs>
-          <w:tab w:val="num" w:pos="3600"/>
-        </w:tabs>
-        <w:ind w:left="3600" w:hanging="360"/>
-      </w:pPr>
-      <w:rPr>
-        <w:rFonts w:ascii="Wingdings" w:hAnsi="Wingdings" w:hint="default"/>
-        <w:sz w:val="20"/>
-      </w:rPr>
-    </w:lvl>
-    <w:lvl w:ilvl="5" w:tentative="1">
-      <w:start w:val="1"/>
-      <w:numFmt w:val="bullet"/>
-      <w:lvlText w:val=""/>
-      <w:lvlJc w:val="left"/>
-      <w:pPr>
-        <w:tabs>
-          <w:tab w:val="num" w:pos="4320"/>
-        </w:tabs>
-        <w:ind w:left="4320" w:hanging="360"/>
-      </w:pPr>
-      <w:rPr>
-        <w:rFonts w:ascii="Wingdings" w:hAnsi="Wingdings" w:hint="default"/>
-        <w:sz w:val="20"/>
-      </w:rPr>
-    </w:lvl>
-    <w:lvl w:ilvl="6" w:tentative="1">
-      <w:start w:val="1"/>
-      <w:numFmt w:val="bullet"/>
-      <w:lvlText w:val=""/>
-      <w:lvlJc w:val="left"/>
-      <w:pPr>
-        <w:tabs>
-          <w:tab w:val="num" w:pos="5040"/>
-        </w:tabs>
-        <w:ind w:left="5040" w:hanging="360"/>
-      </w:pPr>
-      <w:rPr>
-        <w:rFonts w:ascii="Wingdings" w:hAnsi="Wingdings" w:hint="default"/>
-        <w:sz w:val="20"/>
-      </w:rPr>
-    </w:lvl>
-    <w:lvl w:ilvl="7" w:tentative="1">
-      <w:start w:val="1"/>
-      <w:numFmt w:val="bullet"/>
-      <w:lvlText w:val=""/>
-      <w:lvlJc w:val="left"/>
-      <w:pPr>
-        <w:tabs>
-          <w:tab w:val="num" w:pos="5760"/>
-        </w:tabs>
-        <w:ind w:left="5760" w:hanging="360"/>
-      </w:pPr>
-      <w:rPr>
-        <w:rFonts w:ascii="Wingdings" w:hAnsi="Wingdings" w:hint="default"/>
-        <w:sz w:val="20"/>
-      </w:rPr>
-    </w:lvl>
-    <w:lvl w:ilvl="8" w:tentative="1">
-      <w:start w:val="1"/>
-      <w:numFmt w:val="bullet"/>
-      <w:lvlText w:val=""/>
-      <w:lvlJc w:val="left"/>
-      <w:pPr>
-        <w:tabs>
-          <w:tab w:val="num" w:pos="6480"/>
-        </w:tabs>
-        <w:ind w:left="6480" w:hanging="360"/>
-      </w:pPr>
-      <w:rPr>
-        <w:rFonts w:ascii="Wingdings" w:hAnsi="Wingdings" w:hint="default"/>
-        <w:sz w:val="20"/>
-      </w:rPr>
-    </w:lvl>
-  </w:abstractNum>
-  <w:abstractNum w:abstractNumId="11" w15:restartNumberingAfterBreak="0">
+  <w:abstractNum w:abstractNumId="5" w15:restartNumberingAfterBreak="0">
     <w:nsid w:val="78650DF5"/>
     <w:multiLevelType w:val="multilevel"/>
     <w:tmpl w:val="5B7AB416"/>
@@ -4103,11 +3247,11 @@
         <w:ind w:left="1440" w:hanging="360"/>
       </w:pPr>
       <w:rPr>
-        <w:rFonts w:ascii="Courier New" w:hAnsi="Courier New" w:hint="default"/>
-        <w:sz w:val="20"/>
-      </w:rPr>
-    </w:lvl>
-    <w:lvl w:ilvl="2" w:tentative="1">
+        <w:rFonts w:ascii="Courier New" w:hAnsi="Courier New" w:cs="Times New Roman" w:hint="default"/>
+        <w:sz w:val="20"/>
+      </w:rPr>
+    </w:lvl>
+    <w:lvl w:ilvl="2">
       <w:start w:val="1"/>
       <w:numFmt w:val="bullet"/>
       <w:lvlText w:val=""/>
@@ -4123,7 +3267,7 @@
         <w:sz w:val="20"/>
       </w:rPr>
     </w:lvl>
-    <w:lvl w:ilvl="3" w:tentative="1">
+    <w:lvl w:ilvl="3">
       <w:start w:val="1"/>
       <w:numFmt w:val="bullet"/>
       <w:lvlText w:val=""/>
@@ -4139,7 +3283,7 @@
         <w:sz w:val="20"/>
       </w:rPr>
     </w:lvl>
-    <w:lvl w:ilvl="4" w:tentative="1">
+    <w:lvl w:ilvl="4">
       <w:start w:val="1"/>
       <w:numFmt w:val="bullet"/>
       <w:lvlText w:val=""/>
@@ -4155,7 +3299,7 @@
         <w:sz w:val="20"/>
       </w:rPr>
     </w:lvl>
-    <w:lvl w:ilvl="5" w:tentative="1">
+    <w:lvl w:ilvl="5">
       <w:start w:val="1"/>
       <w:numFmt w:val="bullet"/>
       <w:lvlText w:val=""/>
@@ -4171,7 +3315,7 @@
         <w:sz w:val="20"/>
       </w:rPr>
     </w:lvl>
-    <w:lvl w:ilvl="6" w:tentative="1">
+    <w:lvl w:ilvl="6">
       <w:start w:val="1"/>
       <w:numFmt w:val="bullet"/>
       <w:lvlText w:val=""/>
@@ -4187,7 +3331,7 @@
         <w:sz w:val="20"/>
       </w:rPr>
     </w:lvl>
-    <w:lvl w:ilvl="7" w:tentative="1">
+    <w:lvl w:ilvl="7">
       <w:start w:val="1"/>
       <w:numFmt w:val="bullet"/>
       <w:lvlText w:val=""/>
@@ -4203,7 +3347,7 @@
         <w:sz w:val="20"/>
       </w:rPr>
     </w:lvl>
-    <w:lvl w:ilvl="8" w:tentative="1">
+    <w:lvl w:ilvl="8">
       <w:start w:val="1"/>
       <w:numFmt w:val="bullet"/>
       <w:lvlText w:val=""/>
@@ -4220,156 +3364,7 @@
       </w:rPr>
     </w:lvl>
   </w:abstractNum>
-  <w:abstractNum w:abstractNumId="12" w15:restartNumberingAfterBreak="0">
-    <w:nsid w:val="78B62723"/>
-    <w:multiLevelType w:val="multilevel"/>
-    <w:tmpl w:val="50A41CD4"/>
-    <w:lvl w:ilvl="0">
-      <w:start w:val="1"/>
-      <w:numFmt w:val="bullet"/>
-      <w:lvlText w:val=""/>
-      <w:lvlJc w:val="left"/>
-      <w:pPr>
-        <w:tabs>
-          <w:tab w:val="num" w:pos="720"/>
-        </w:tabs>
-        <w:ind w:left="720" w:hanging="360"/>
-      </w:pPr>
-      <w:rPr>
-        <w:rFonts w:ascii="Symbol" w:hAnsi="Symbol" w:hint="default"/>
-        <w:sz w:val="20"/>
-      </w:rPr>
-    </w:lvl>
-    <w:lvl w:ilvl="1" w:tentative="1">
-      <w:start w:val="1"/>
-      <w:numFmt w:val="bullet"/>
-      <w:lvlText w:val="o"/>
-      <w:lvlJc w:val="left"/>
-      <w:pPr>
-        <w:tabs>
-          <w:tab w:val="num" w:pos="1440"/>
-        </w:tabs>
-        <w:ind w:left="1440" w:hanging="360"/>
-      </w:pPr>
-      <w:rPr>
-        <w:rFonts w:ascii="Courier New" w:hAnsi="Courier New" w:hint="default"/>
-        <w:sz w:val="20"/>
-      </w:rPr>
-    </w:lvl>
-    <w:lvl w:ilvl="2" w:tentative="1">
-      <w:start w:val="1"/>
-      <w:numFmt w:val="bullet"/>
-      <w:lvlText w:val=""/>
-      <w:lvlJc w:val="left"/>
-      <w:pPr>
-        <w:tabs>
-          <w:tab w:val="num" w:pos="2160"/>
-        </w:tabs>
-        <w:ind w:left="2160" w:hanging="360"/>
-      </w:pPr>
-      <w:rPr>
-        <w:rFonts w:ascii="Wingdings" w:hAnsi="Wingdings" w:hint="default"/>
-        <w:sz w:val="20"/>
-      </w:rPr>
-    </w:lvl>
-    <w:lvl w:ilvl="3" w:tentative="1">
-      <w:start w:val="1"/>
-      <w:numFmt w:val="bullet"/>
-      <w:lvlText w:val=""/>
-      <w:lvlJc w:val="left"/>
-      <w:pPr>
-        <w:tabs>
-          <w:tab w:val="num" w:pos="2880"/>
-        </w:tabs>
-        <w:ind w:left="2880" w:hanging="360"/>
-      </w:pPr>
-      <w:rPr>
-        <w:rFonts w:ascii="Wingdings" w:hAnsi="Wingdings" w:hint="default"/>
-        <w:sz w:val="20"/>
-      </w:rPr>
-    </w:lvl>
-    <w:lvl w:ilvl="4" w:tentative="1">
-      <w:start w:val="1"/>
-      <w:numFmt w:val="bullet"/>
-      <w:lvlText w:val=""/>
-      <w:lvlJc w:val="left"/>
-      <w:pPr>
-        <w:tabs>
-          <w:tab w:val="num" w:pos="3600"/>
-        </w:tabs>
-        <w:ind w:left="3600" w:hanging="360"/>
-      </w:pPr>
-      <w:rPr>
-        <w:rFonts w:ascii="Wingdings" w:hAnsi="Wingdings" w:hint="default"/>
-        <w:sz w:val="20"/>
-      </w:rPr>
-    </w:lvl>
-    <w:lvl w:ilvl="5" w:tentative="1">
-      <w:start w:val="1"/>
-      <w:numFmt w:val="bullet"/>
-      <w:lvlText w:val=""/>
-      <w:lvlJc w:val="left"/>
-      <w:pPr>
-        <w:tabs>
-          <w:tab w:val="num" w:pos="4320"/>
-        </w:tabs>
-        <w:ind w:left="4320" w:hanging="360"/>
-      </w:pPr>
-      <w:rPr>
-        <w:rFonts w:ascii="Wingdings" w:hAnsi="Wingdings" w:hint="default"/>
-        <w:sz w:val="20"/>
-      </w:rPr>
-    </w:lvl>
-    <w:lvl w:ilvl="6" w:tentative="1">
-      <w:start w:val="1"/>
-      <w:numFmt w:val="bullet"/>
-      <w:lvlText w:val=""/>
-      <w:lvlJc w:val="left"/>
-      <w:pPr>
-        <w:tabs>
-          <w:tab w:val="num" w:pos="5040"/>
-        </w:tabs>
-        <w:ind w:left="5040" w:hanging="360"/>
-      </w:pPr>
-      <w:rPr>
-        <w:rFonts w:ascii="Wingdings" w:hAnsi="Wingdings" w:hint="default"/>
-        <w:sz w:val="20"/>
-      </w:rPr>
-    </w:lvl>
-    <w:lvl w:ilvl="7" w:tentative="1">
-      <w:start w:val="1"/>
-      <w:numFmt w:val="bullet"/>
-      <w:lvlText w:val=""/>
-      <w:lvlJc w:val="left"/>
-      <w:pPr>
-        <w:tabs>
-          <w:tab w:val="num" w:pos="5760"/>
-        </w:tabs>
-        <w:ind w:left="5760" w:hanging="360"/>
-      </w:pPr>
-      <w:rPr>
-        <w:rFonts w:ascii="Wingdings" w:hAnsi="Wingdings" w:hint="default"/>
-        <w:sz w:val="20"/>
-      </w:rPr>
-    </w:lvl>
-    <w:lvl w:ilvl="8" w:tentative="1">
-      <w:start w:val="1"/>
-      <w:numFmt w:val="bullet"/>
-      <w:lvlText w:val=""/>
-      <w:lvlJc w:val="left"/>
-      <w:pPr>
-        <w:tabs>
-          <w:tab w:val="num" w:pos="6480"/>
-        </w:tabs>
-        <w:ind w:left="6480" w:hanging="360"/>
-      </w:pPr>
-      <w:rPr>
-        <w:rFonts w:ascii="Wingdings" w:hAnsi="Wingdings" w:hint="default"/>
-        <w:sz w:val="20"/>
-      </w:rPr>
-    </w:lvl>
-  </w:abstractNum>
-  <w:abstractNum w:abstractNumId="13" w15:restartNumberingAfterBreak="0">
+  <w:abstractNum w:abstractNumId="6" w15:restartNumberingAfterBreak="0">
     <w:nsid w:val="7ECC1995"/>
     <w:multiLevelType w:val="multilevel"/>
     <w:tmpl w:val="42AAF966"/>
@@ -4401,11 +3396,11 @@
         <w:ind w:left="1440" w:hanging="360"/>
       </w:pPr>
       <w:rPr>
-        <w:rFonts w:ascii="Courier New" w:hAnsi="Courier New" w:hint="default"/>
-        <w:sz w:val="20"/>
-      </w:rPr>
-    </w:lvl>
-    <w:lvl w:ilvl="2" w:tentative="1">
+        <w:rFonts w:ascii="Courier New" w:hAnsi="Courier New" w:cs="Times New Roman" w:hint="default"/>
+        <w:sz w:val="20"/>
+      </w:rPr>
+    </w:lvl>
+    <w:lvl w:ilvl="2">
       <w:start w:val="1"/>
       <w:numFmt w:val="bullet"/>
       <w:lvlText w:val=""/>
@@ -4421,7 +3416,7 @@
         <w:sz w:val="20"/>
       </w:rPr>
     </w:lvl>
-    <w:lvl w:ilvl="3" w:tentative="1">
+    <w:lvl w:ilvl="3">
       <w:start w:val="1"/>
       <w:numFmt w:val="bullet"/>
       <w:lvlText w:val=""/>
@@ -4437,7 +3432,7 @@
         <w:sz w:val="20"/>
       </w:rPr>
     </w:lvl>
-    <w:lvl w:ilvl="4" w:tentative="1">
+    <w:lvl w:ilvl="4">
       <w:start w:val="1"/>
       <w:numFmt w:val="bullet"/>
       <w:lvlText w:val=""/>
@@ -4453,7 +3448,7 @@
         <w:sz w:val="20"/>
       </w:rPr>
     </w:lvl>
-    <w:lvl w:ilvl="5" w:tentative="1">
+    <w:lvl w:ilvl="5">
       <w:start w:val="1"/>
       <w:numFmt w:val="bullet"/>
       <w:lvlText w:val=""/>
@@ -4469,7 +3464,7 @@
         <w:sz w:val="20"/>
       </w:rPr>
     </w:lvl>
-    <w:lvl w:ilvl="6" w:tentative="1">
+    <w:lvl w:ilvl="6">
       <w:start w:val="1"/>
       <w:numFmt w:val="bullet"/>
       <w:lvlText w:val=""/>
@@ -4485,7 +3480,7 @@
         <w:sz w:val="20"/>
       </w:rPr>
     </w:lvl>
-    <w:lvl w:ilvl="7" w:tentative="1">
+    <w:lvl w:ilvl="7">
       <w:start w:val="1"/>
       <w:numFmt w:val="bullet"/>
       <w:lvlText w:val=""/>
@@ -4501,7 +3496,7 @@
         <w:sz w:val="20"/>
       </w:rPr>
     </w:lvl>
-    <w:lvl w:ilvl="8" w:tentative="1">
+    <w:lvl w:ilvl="8">
       <w:start w:val="1"/>
       <w:numFmt w:val="bullet"/>
       <w:lvlText w:val=""/>
@@ -4519,46 +3514,52 @@
     </w:lvl>
   </w:abstractNum>
   <w:num w:numId="1">
-    <w:abstractNumId w:val="12"/>
+    <w:abstractNumId w:val="0"/>
+    <w:lvlOverride w:ilvl="0">
+      <w:startOverride w:val="1"/>
+    </w:lvlOverride>
+    <w:lvlOverride w:ilvl="1">
+      <w:startOverride w:val="1"/>
+    </w:lvlOverride>
+    <w:lvlOverride w:ilvl="2">
+      <w:startOverride w:val="1"/>
+    </w:lvlOverride>
+    <w:lvlOverride w:ilvl="3">
+      <w:startOverride w:val="1"/>
+    </w:lvlOverride>
+    <w:lvlOverride w:ilvl="4">
+      <w:startOverride w:val="1"/>
+    </w:lvlOverride>
+    <w:lvlOverride w:ilvl="5">
+      <w:startOverride w:val="1"/>
+    </w:lvlOverride>
+    <w:lvlOverride w:ilvl="6">
+      <w:startOverride w:val="1"/>
+    </w:lvlOverride>
+    <w:lvlOverride w:ilvl="7">
+      <w:startOverride w:val="1"/>
+    </w:lvlOverride>
+    <w:lvlOverride w:ilvl="8">
+      <w:startOverride w:val="1"/>
+    </w:lvlOverride>
   </w:num>
   <w:num w:numId="2">
-    <w:abstractNumId w:val="7"/>
+    <w:abstractNumId w:val="2"/>
   </w:num>
   <w:num w:numId="3">
-    <w:abstractNumId w:val="8"/>
+    <w:abstractNumId w:val="1"/>
   </w:num>
   <w:num w:numId="4">
-    <w:abstractNumId w:val="4"/>
+    <w:abstractNumId w:val="5"/>
   </w:num>
   <w:num w:numId="5">
-    <w:abstractNumId w:val="9"/>
+    <w:abstractNumId w:val="3"/>
   </w:num>
   <w:num w:numId="6">
-    <w:abstractNumId w:val="10"/>
+    <w:abstractNumId w:val="6"/>
   </w:num>
   <w:num w:numId="7">
-    <w:abstractNumId w:val="3"/>
-  </w:num>
-  <w:num w:numId="8">
-    <w:abstractNumId w:val="0"/>
-  </w:num>
-  <w:num w:numId="9">
-    <w:abstractNumId w:val="2"/>
-  </w:num>
-  <w:num w:numId="10">
-    <w:abstractNumId w:val="1"/>
-  </w:num>
-  <w:num w:numId="11">
-    <w:abstractNumId w:val="11"/>
-  </w:num>
-  <w:num w:numId="12">
-    <w:abstractNumId w:val="5"/>
-  </w:num>
-  <w:num w:numId="13">
-    <w:abstractNumId w:val="13"/>
-  </w:num>
-  <w:num w:numId="14">
-    <w:abstractNumId w:val="6"/>
+    <w:abstractNumId w:val="4"/>
   </w:num>
 </w:numbering>
 </file>
@@ -4956,33 +3957,20 @@
   <w:style w:type="paragraph" w:default="1" w:styleId="a">
     <w:name w:val="Normal"/>
     <w:qFormat/>
-  </w:style>
-  <w:style w:type="paragraph" w:styleId="2">
-    <w:name w:val="heading 2"/>
-    <w:basedOn w:val="a"/>
-    <w:link w:val="20"/>
-    <w:uiPriority w:val="9"/>
-    <w:qFormat/>
-    <w:rsid w:val="00696DFD"/>
+    <w:rsid w:val="00215D2F"/>
     <w:pPr>
-      <w:spacing w:before="100" w:beforeAutospacing="1" w:after="100" w:afterAutospacing="1" w:line="240" w:lineRule="auto"/>
-      <w:outlineLvl w:val="1"/>
+      <w:spacing w:line="256" w:lineRule="auto"/>
     </w:pPr>
-    <w:rPr>
-      <w:rFonts w:ascii="Times New Roman" w:eastAsia="Times New Roman" w:hAnsi="Times New Roman" w:cs="Times New Roman"/>
-      <w:b/>
-      <w:bCs/>
-      <w:sz w:val="36"/>
-      <w:szCs w:val="36"/>
-    </w:rPr>
   </w:style>
   <w:style w:type="paragraph" w:styleId="3">
     <w:name w:val="heading 3"/>
     <w:basedOn w:val="a"/>
     <w:link w:val="30"/>
     <w:uiPriority w:val="9"/>
+    <w:semiHidden/>
+    <w:unhideWhenUsed/>
     <w:qFormat/>
-    <w:rsid w:val="00696DFD"/>
+    <w:rsid w:val="00215D2F"/>
     <w:pPr>
       <w:spacing w:before="100" w:beforeAutospacing="1" w:after="100" w:afterAutospacing="1" w:line="240" w:lineRule="auto"/>
       <w:outlineLvl w:val="2"/>
@@ -5000,8 +3988,10 @@
     <w:basedOn w:val="a"/>
     <w:link w:val="40"/>
     <w:uiPriority w:val="9"/>
+    <w:semiHidden/>
+    <w:unhideWhenUsed/>
     <w:qFormat/>
-    <w:rsid w:val="00696DFD"/>
+    <w:rsid w:val="00215D2F"/>
     <w:pPr>
       <w:spacing w:before="100" w:beforeAutospacing="1" w:after="100" w:afterAutospacing="1" w:line="240" w:lineRule="auto"/>
       <w:outlineLvl w:val="3"/>
@@ -5041,26 +4031,13 @@
     <w:semiHidden/>
     <w:unhideWhenUsed/>
   </w:style>
-  <w:style w:type="character" w:customStyle="1" w:styleId="20">
-    <w:name w:val="Заголовок 2 Знак"/>
-    <w:basedOn w:val="a0"/>
-    <w:link w:val="2"/>
-    <w:uiPriority w:val="9"/>
-    <w:rsid w:val="00696DFD"/>
-    <w:rPr>
-      <w:rFonts w:ascii="Times New Roman" w:eastAsia="Times New Roman" w:hAnsi="Times New Roman" w:cs="Times New Roman"/>
-      <w:b/>
-      <w:bCs/>
-      <w:sz w:val="36"/>
-      <w:szCs w:val="36"/>
-    </w:rPr>
-  </w:style>
   <w:style w:type="character" w:customStyle="1" w:styleId="30">
     <w:name w:val="Заголовок 3 Знак"/>
     <w:basedOn w:val="a0"/>
     <w:link w:val="3"/>
     <w:uiPriority w:val="9"/>
-    <w:rsid w:val="00696DFD"/>
+    <w:semiHidden/>
+    <w:rsid w:val="00215D2F"/>
     <w:rPr>
       <w:rFonts w:ascii="Times New Roman" w:eastAsia="Times New Roman" w:hAnsi="Times New Roman" w:cs="Times New Roman"/>
       <w:b/>
@@ -5074,27 +4051,12 @@
     <w:basedOn w:val="a0"/>
     <w:link w:val="4"/>
     <w:uiPriority w:val="9"/>
-    <w:rsid w:val="00696DFD"/>
+    <w:semiHidden/>
+    <w:rsid w:val="00215D2F"/>
     <w:rPr>
       <w:rFonts w:ascii="Times New Roman" w:eastAsia="Times New Roman" w:hAnsi="Times New Roman" w:cs="Times New Roman"/>
       <w:b/>
       <w:bCs/>
-      <w:sz w:val="24"/>
-      <w:szCs w:val="24"/>
-    </w:rPr>
-  </w:style>
-  <w:style w:type="paragraph" w:styleId="a3">
-    <w:name w:val="Normal (Web)"/>
-    <w:basedOn w:val="a"/>
-    <w:uiPriority w:val="99"/>
-    <w:semiHidden/>
-    <w:unhideWhenUsed/>
-    <w:rsid w:val="00696DFD"/>
-    <w:pPr>
-      <w:spacing w:before="100" w:beforeAutospacing="1" w:after="100" w:afterAutospacing="1" w:line="240" w:lineRule="auto"/>
-    </w:pPr>
-    <w:rPr>
-      <w:rFonts w:ascii="Times New Roman" w:eastAsia="Times New Roman" w:hAnsi="Times New Roman" w:cs="Times New Roman"/>
       <w:sz w:val="24"/>
       <w:szCs w:val="24"/>
     </w:rPr>
@@ -5105,11 +4067,27 @@
     <w:uiPriority w:val="99"/>
     <w:semiHidden/>
     <w:unhideWhenUsed/>
-    <w:rsid w:val="00696DFD"/>
+    <w:rsid w:val="00215D2F"/>
     <w:rPr>
-      <w:rFonts w:ascii="Courier New" w:eastAsia="Times New Roman" w:hAnsi="Courier New" w:cs="Courier New"/>
+      <w:rFonts w:ascii="Courier New" w:eastAsia="Times New Roman" w:hAnsi="Courier New" w:cs="Courier New" w:hint="default"/>
       <w:sz w:val="20"/>
       <w:szCs w:val="20"/>
+    </w:rPr>
+  </w:style>
+  <w:style w:type="paragraph" w:styleId="a3">
+    <w:name w:val="Normal (Web)"/>
+    <w:basedOn w:val="a"/>
+    <w:uiPriority w:val="99"/>
+    <w:semiHidden/>
+    <w:unhideWhenUsed/>
+    <w:rsid w:val="00215D2F"/>
+    <w:pPr>
+      <w:spacing w:before="100" w:beforeAutospacing="1" w:after="100" w:afterAutospacing="1" w:line="240" w:lineRule="auto"/>
+    </w:pPr>
+    <w:rPr>
+      <w:rFonts w:ascii="Times New Roman" w:eastAsia="Times New Roman" w:hAnsi="Times New Roman" w:cs="Times New Roman"/>
+      <w:sz w:val="24"/>
+      <w:szCs w:val="24"/>
     </w:rPr>
   </w:style>
 </w:styles>

--- a/Task_2/db_normalization_2.docx
+++ b/Task_2/db_normalization_2.docx
@@ -388,2054 +388,2054 @@
       <w:r>
         <w:t>.</w:t>
       </w:r>
+    </w:p>
+    <w:p>
+      <w:pPr>
+        <w:pStyle w:val="a3"/>
+        <w:numPr>
+          <w:ilvl w:val="0"/>
+          <w:numId w:val="2"/>
+        </w:numPr>
+      </w:pPr>
+      <w:r>
+        <w:rPr>
+          <w:b/>
+          <w:bCs/>
+        </w:rPr>
+        <w:t>Attributes:</w:t>
+      </w:r>
+    </w:p>
+    <w:p>
+      <w:pPr>
+        <w:pStyle w:val="a3"/>
+        <w:numPr>
+          <w:ilvl w:val="1"/>
+          <w:numId w:val="2"/>
+        </w:numPr>
+      </w:pPr>
+      <w:proofErr w:type="spellStart"/>
+      <w:r>
+        <w:rPr>
+          <w:rStyle w:val="HTML"/>
+        </w:rPr>
+        <w:t>category_id</w:t>
+      </w:r>
+      <w:proofErr w:type="spellEnd"/>
+      <w:r>
+        <w:t>: INTEGER, PK, NOT NULL, UNIQUE</w:t>
+      </w:r>
+    </w:p>
+    <w:p>
+      <w:pPr>
+        <w:pStyle w:val="a3"/>
+        <w:numPr>
+          <w:ilvl w:val="1"/>
+          <w:numId w:val="2"/>
+        </w:numPr>
+      </w:pPr>
+      <w:proofErr w:type="spellStart"/>
+      <w:r>
+        <w:rPr>
+          <w:rStyle w:val="HTML"/>
+        </w:rPr>
+        <w:t>category_name</w:t>
+      </w:r>
+      <w:proofErr w:type="spellEnd"/>
+      <w:r>
+        <w:t xml:space="preserve">: </w:t>
+      </w:r>
+      <w:proofErr w:type="gramStart"/>
+      <w:r>
+        <w:t>VARCHAR(</w:t>
+      </w:r>
+      <w:proofErr w:type="gramEnd"/>
+      <w:r>
+        <w:t>100), NOT NULL, UNIQUE</w:t>
+      </w:r>
+    </w:p>
+    <w:p>
+      <w:pPr>
+        <w:pStyle w:val="a3"/>
+        <w:numPr>
+          <w:ilvl w:val="1"/>
+          <w:numId w:val="2"/>
+        </w:numPr>
+      </w:pPr>
+      <w:r>
+        <w:rPr>
+          <w:rStyle w:val="HTML"/>
+        </w:rPr>
+        <w:t>description</w:t>
+      </w:r>
+      <w:r>
+        <w:t>: TEXT</w:t>
+      </w:r>
+    </w:p>
+    <w:p>
+      <w:pPr>
+        <w:pStyle w:val="a3"/>
+        <w:numPr>
+          <w:ilvl w:val="0"/>
+          <w:numId w:val="2"/>
+        </w:numPr>
+      </w:pPr>
+      <w:r>
+        <w:rPr>
+          <w:b/>
+          <w:bCs/>
+        </w:rPr>
+        <w:t>Constraints:</w:t>
+      </w:r>
+    </w:p>
+    <w:p>
+      <w:pPr>
+        <w:pStyle w:val="a3"/>
+        <w:numPr>
+          <w:ilvl w:val="1"/>
+          <w:numId w:val="2"/>
+        </w:numPr>
+      </w:pPr>
+      <w:proofErr w:type="spellStart"/>
+      <w:r>
+        <w:rPr>
+          <w:rStyle w:val="HTML"/>
+        </w:rPr>
+        <w:t>PK_Categories</w:t>
+      </w:r>
+      <w:proofErr w:type="spellEnd"/>
+      <w:r>
+        <w:t>: PRIMARY KEY (</w:t>
+      </w:r>
+      <w:proofErr w:type="spellStart"/>
+      <w:r>
+        <w:t>category_id</w:t>
+      </w:r>
+      <w:proofErr w:type="spellEnd"/>
+      <w:r>
+        <w:t>)</w:t>
+      </w:r>
+    </w:p>
+    <w:p>
+      <w:pPr>
+        <w:pStyle w:val="a3"/>
+        <w:numPr>
+          <w:ilvl w:val="1"/>
+          <w:numId w:val="2"/>
+        </w:numPr>
+      </w:pPr>
+      <w:proofErr w:type="spellStart"/>
+      <w:r>
+        <w:rPr>
+          <w:rStyle w:val="HTML"/>
+        </w:rPr>
+        <w:t>UQ_CategoryName</w:t>
+      </w:r>
+      <w:proofErr w:type="spellEnd"/>
+      <w:r>
+        <w:t>: UNIQUE (</w:t>
+      </w:r>
+      <w:proofErr w:type="spellStart"/>
+      <w:r>
+        <w:t>category_name</w:t>
+      </w:r>
+      <w:proofErr w:type="spellEnd"/>
+      <w:r>
+        <w:t>)</w:t>
+      </w:r>
+    </w:p>
+    <w:p>
+      <w:pPr>
+        <w:pStyle w:val="a3"/>
+      </w:pPr>
+      <w:r>
+        <w:rPr>
+          <w:b/>
+          <w:bCs/>
+        </w:rPr>
+        <w:t>2. Table Name: Products</w:t>
+      </w:r>
+    </w:p>
+    <w:p>
+      <w:pPr>
+        <w:pStyle w:val="a3"/>
+        <w:numPr>
+          <w:ilvl w:val="0"/>
+          <w:numId w:val="3"/>
+        </w:numPr>
+        <w:rPr>
+          <w:lang w:val="ru-RU"/>
+        </w:rPr>
+      </w:pPr>
+      <w:r>
+        <w:rPr>
+          <w:b/>
+          <w:bCs/>
+        </w:rPr>
+        <w:t>Description</w:t>
+      </w:r>
+      <w:r>
+        <w:rPr>
+          <w:b/>
+          <w:bCs/>
+          <w:lang w:val="ru-RU"/>
+        </w:rPr>
+        <w:t>:</w:t>
+      </w:r>
+      <w:r>
+        <w:rPr>
+          <w:lang w:val="ru-RU"/>
+        </w:rPr>
+        <w:t xml:space="preserve"> Содержит каталог электроники и информацию об остатках.</w:t>
+      </w:r>
+    </w:p>
+    <w:p>
+      <w:pPr>
+        <w:pStyle w:val="a3"/>
+        <w:numPr>
+          <w:ilvl w:val="0"/>
+          <w:numId w:val="3"/>
+        </w:numPr>
+      </w:pPr>
+      <w:r>
+        <w:rPr>
+          <w:b/>
+          <w:bCs/>
+        </w:rPr>
+        <w:t>Attributes:</w:t>
+      </w:r>
+    </w:p>
+    <w:p>
+      <w:pPr>
+        <w:pStyle w:val="a3"/>
+        <w:numPr>
+          <w:ilvl w:val="1"/>
+          <w:numId w:val="3"/>
+        </w:numPr>
+      </w:pPr>
+      <w:proofErr w:type="spellStart"/>
+      <w:r>
+        <w:rPr>
+          <w:rStyle w:val="HTML"/>
+        </w:rPr>
+        <w:t>product_id</w:t>
+      </w:r>
+      <w:proofErr w:type="spellEnd"/>
+      <w:r>
+        <w:t>: INTEGER, PK, NOT NULL, UNIQUE</w:t>
+      </w:r>
+    </w:p>
+    <w:p>
+      <w:pPr>
+        <w:pStyle w:val="a3"/>
+        <w:numPr>
+          <w:ilvl w:val="1"/>
+          <w:numId w:val="3"/>
+        </w:numPr>
+      </w:pPr>
+      <w:proofErr w:type="spellStart"/>
+      <w:r>
+        <w:rPr>
+          <w:rStyle w:val="HTML"/>
+        </w:rPr>
+        <w:t>product_name</w:t>
+      </w:r>
+      <w:proofErr w:type="spellEnd"/>
+      <w:r>
+        <w:t xml:space="preserve">: </w:t>
+      </w:r>
+      <w:proofErr w:type="gramStart"/>
+      <w:r>
+        <w:t>VARCHAR(</w:t>
+      </w:r>
+      <w:proofErr w:type="gramEnd"/>
+      <w:r>
+        <w:t>255), NOT NULL</w:t>
+      </w:r>
+    </w:p>
+    <w:p>
+      <w:pPr>
+        <w:pStyle w:val="a3"/>
+        <w:numPr>
+          <w:ilvl w:val="1"/>
+          <w:numId w:val="3"/>
+        </w:numPr>
+      </w:pPr>
+      <w:r>
+        <w:rPr>
+          <w:rStyle w:val="HTML"/>
+        </w:rPr>
+        <w:t>price</w:t>
+      </w:r>
+      <w:r>
+        <w:t xml:space="preserve">: </w:t>
+      </w:r>
+      <w:proofErr w:type="gramStart"/>
+      <w:r>
+        <w:t>NUMERIC(</w:t>
+      </w:r>
+      <w:proofErr w:type="gramEnd"/>
+      <w:r>
+        <w:t>10, 2), NOT NULL</w:t>
+      </w:r>
+    </w:p>
+    <w:p>
+      <w:pPr>
+        <w:pStyle w:val="a3"/>
+        <w:numPr>
+          <w:ilvl w:val="1"/>
+          <w:numId w:val="3"/>
+        </w:numPr>
+      </w:pPr>
+      <w:proofErr w:type="spellStart"/>
+      <w:r>
+        <w:rPr>
+          <w:rStyle w:val="HTML"/>
+        </w:rPr>
+        <w:t>stock_quantity</w:t>
+      </w:r>
+      <w:proofErr w:type="spellEnd"/>
+      <w:r>
+        <w:t>: INTEGER, NOT NULL, DEFAULT 0</w:t>
+      </w:r>
+    </w:p>
+    <w:p>
+      <w:pPr>
+        <w:pStyle w:val="a3"/>
+        <w:numPr>
+          <w:ilvl w:val="1"/>
+          <w:numId w:val="3"/>
+        </w:numPr>
+      </w:pPr>
+      <w:proofErr w:type="spellStart"/>
+      <w:r>
+        <w:rPr>
+          <w:rStyle w:val="HTML"/>
+        </w:rPr>
+        <w:t>category_id</w:t>
+      </w:r>
+      <w:proofErr w:type="spellEnd"/>
+      <w:r>
+        <w:t>: INTEGER, FK (REFERENCES Categories), NOT NULL</w:t>
+      </w:r>
+    </w:p>
+    <w:p>
+      <w:pPr>
+        <w:pStyle w:val="a3"/>
+        <w:numPr>
+          <w:ilvl w:val="0"/>
+          <w:numId w:val="3"/>
+        </w:numPr>
+      </w:pPr>
+      <w:r>
+        <w:rPr>
+          <w:b/>
+          <w:bCs/>
+        </w:rPr>
+        <w:t>Constraints:</w:t>
+      </w:r>
+    </w:p>
+    <w:p>
+      <w:pPr>
+        <w:pStyle w:val="a3"/>
+        <w:numPr>
+          <w:ilvl w:val="1"/>
+          <w:numId w:val="3"/>
+        </w:numPr>
+      </w:pPr>
+      <w:proofErr w:type="spellStart"/>
+      <w:r>
+        <w:rPr>
+          <w:rStyle w:val="HTML"/>
+        </w:rPr>
+        <w:t>PK_Products</w:t>
+      </w:r>
+      <w:proofErr w:type="spellEnd"/>
+      <w:r>
+        <w:t>: PRIMARY KEY (</w:t>
+      </w:r>
+      <w:proofErr w:type="spellStart"/>
+      <w:r>
+        <w:t>product_id</w:t>
+      </w:r>
+      <w:proofErr w:type="spellEnd"/>
+      <w:r>
+        <w:t>)</w:t>
+      </w:r>
+    </w:p>
+    <w:p>
+      <w:pPr>
+        <w:pStyle w:val="a3"/>
+        <w:numPr>
+          <w:ilvl w:val="1"/>
+          <w:numId w:val="3"/>
+        </w:numPr>
+      </w:pPr>
+      <w:proofErr w:type="spellStart"/>
+      <w:r>
+        <w:rPr>
+          <w:rStyle w:val="HTML"/>
+        </w:rPr>
+        <w:lastRenderedPageBreak/>
+        <w:t>FK_Products_Categories</w:t>
+      </w:r>
+      <w:proofErr w:type="spellEnd"/>
+      <w:r>
+        <w:t>: FOREIGN KEY (</w:t>
+      </w:r>
+      <w:proofErr w:type="spellStart"/>
+      <w:r>
+        <w:t>category_id</w:t>
+      </w:r>
+      <w:proofErr w:type="spellEnd"/>
+      <w:r>
+        <w:t>) REFERENCES Categories(</w:t>
+      </w:r>
+      <w:proofErr w:type="spellStart"/>
+      <w:r>
+        <w:t>category_id</w:t>
+      </w:r>
+      <w:proofErr w:type="spellEnd"/>
+      <w:r>
+        <w:t>)</w:t>
+      </w:r>
+    </w:p>
+    <w:p>
+      <w:pPr>
+        <w:pStyle w:val="a3"/>
+        <w:numPr>
+          <w:ilvl w:val="1"/>
+          <w:numId w:val="3"/>
+        </w:numPr>
+      </w:pPr>
+      <w:proofErr w:type="spellStart"/>
+      <w:r>
+        <w:rPr>
+          <w:rStyle w:val="HTML"/>
+        </w:rPr>
+        <w:t>CHK_Products_Price</w:t>
+      </w:r>
+      <w:proofErr w:type="spellEnd"/>
+      <w:r>
+        <w:t>: CHECK (price &gt;= 0)</w:t>
+      </w:r>
+    </w:p>
+    <w:p>
+      <w:pPr>
+        <w:pStyle w:val="a3"/>
+        <w:numPr>
+          <w:ilvl w:val="1"/>
+          <w:numId w:val="3"/>
+        </w:numPr>
+      </w:pPr>
+      <w:proofErr w:type="spellStart"/>
+      <w:r>
+        <w:rPr>
+          <w:rStyle w:val="HTML"/>
+        </w:rPr>
+        <w:t>CHK_Products_Stock</w:t>
+      </w:r>
+      <w:proofErr w:type="spellEnd"/>
+      <w:r>
+        <w:t>: CHECK (</w:t>
+      </w:r>
+      <w:proofErr w:type="spellStart"/>
+      <w:r>
+        <w:t>stock_quantity</w:t>
+      </w:r>
+      <w:proofErr w:type="spellEnd"/>
+      <w:r>
+        <w:t xml:space="preserve"> &gt;= 0)</w:t>
+      </w:r>
+    </w:p>
+    <w:p>
+      <w:pPr>
+        <w:pStyle w:val="a3"/>
+      </w:pPr>
+      <w:r>
+        <w:rPr>
+          <w:b/>
+          <w:bCs/>
+        </w:rPr>
+        <w:t>3. Table Name: Customers</w:t>
+      </w:r>
+    </w:p>
+    <w:p>
+      <w:pPr>
+        <w:pStyle w:val="a3"/>
+        <w:numPr>
+          <w:ilvl w:val="0"/>
+          <w:numId w:val="4"/>
+        </w:numPr>
+        <w:rPr>
+          <w:lang w:val="ru-RU"/>
+        </w:rPr>
+      </w:pPr>
+      <w:r>
+        <w:rPr>
+          <w:b/>
+          <w:bCs/>
+        </w:rPr>
+        <w:t>Description</w:t>
+      </w:r>
+      <w:r>
+        <w:rPr>
+          <w:b/>
+          <w:bCs/>
+          <w:lang w:val="ru-RU"/>
+        </w:rPr>
+        <w:t>:</w:t>
+      </w:r>
+      <w:r>
+        <w:rPr>
+          <w:lang w:val="ru-RU"/>
+        </w:rPr>
+        <w:t xml:space="preserve"> Хранит данные о зарегистрированных покупателях.</w:t>
+      </w:r>
+    </w:p>
+    <w:p>
+      <w:pPr>
+        <w:pStyle w:val="a3"/>
+        <w:numPr>
+          <w:ilvl w:val="0"/>
+          <w:numId w:val="4"/>
+        </w:numPr>
+      </w:pPr>
+      <w:r>
+        <w:rPr>
+          <w:b/>
+          <w:bCs/>
+        </w:rPr>
+        <w:t>Attributes:</w:t>
+      </w:r>
+    </w:p>
+    <w:p>
+      <w:pPr>
+        <w:pStyle w:val="a3"/>
+        <w:numPr>
+          <w:ilvl w:val="1"/>
+          <w:numId w:val="4"/>
+        </w:numPr>
+      </w:pPr>
+      <w:proofErr w:type="spellStart"/>
+      <w:r>
+        <w:rPr>
+          <w:rStyle w:val="HTML"/>
+        </w:rPr>
+        <w:t>customer_id</w:t>
+      </w:r>
+      <w:proofErr w:type="spellEnd"/>
+      <w:r>
+        <w:t>: INTEGER, PK, NOT NULL, UNIQUE</w:t>
+      </w:r>
+    </w:p>
+    <w:p>
+      <w:pPr>
+        <w:pStyle w:val="a3"/>
+        <w:numPr>
+          <w:ilvl w:val="1"/>
+          <w:numId w:val="4"/>
+        </w:numPr>
+      </w:pPr>
+      <w:proofErr w:type="spellStart"/>
+      <w:r>
+        <w:rPr>
+          <w:rStyle w:val="HTML"/>
+        </w:rPr>
+        <w:t>first_name</w:t>
+      </w:r>
+      <w:proofErr w:type="spellEnd"/>
+      <w:r>
+        <w:t xml:space="preserve">: </w:t>
+      </w:r>
+      <w:proofErr w:type="gramStart"/>
+      <w:r>
+        <w:t>VARCHAR(</w:t>
+      </w:r>
+      <w:proofErr w:type="gramEnd"/>
+      <w:r>
+        <w:t>100), NOT NULL</w:t>
+      </w:r>
+    </w:p>
+    <w:p>
+      <w:pPr>
+        <w:pStyle w:val="a3"/>
+        <w:numPr>
+          <w:ilvl w:val="1"/>
+          <w:numId w:val="4"/>
+        </w:numPr>
+      </w:pPr>
+      <w:proofErr w:type="spellStart"/>
+      <w:r>
+        <w:rPr>
+          <w:rStyle w:val="HTML"/>
+        </w:rPr>
+        <w:t>last_name</w:t>
+      </w:r>
+      <w:proofErr w:type="spellEnd"/>
+      <w:r>
+        <w:t xml:space="preserve">: </w:t>
+      </w:r>
+      <w:proofErr w:type="gramStart"/>
+      <w:r>
+        <w:t>VARCHAR(</w:t>
+      </w:r>
+      <w:proofErr w:type="gramEnd"/>
+      <w:r>
+        <w:t>100), NOT NULL</w:t>
+      </w:r>
+    </w:p>
+    <w:p>
+      <w:pPr>
+        <w:pStyle w:val="a3"/>
+        <w:numPr>
+          <w:ilvl w:val="1"/>
+          <w:numId w:val="4"/>
+        </w:numPr>
+      </w:pPr>
+      <w:r>
+        <w:rPr>
+          <w:rStyle w:val="HTML"/>
+        </w:rPr>
+        <w:t>email</w:t>
+      </w:r>
+      <w:r>
+        <w:t xml:space="preserve">: </w:t>
+      </w:r>
+      <w:proofErr w:type="gramStart"/>
+      <w:r>
+        <w:t>VARCHAR(</w:t>
+      </w:r>
+      <w:proofErr w:type="gramEnd"/>
+      <w:r>
+        <w:t>255), NOT NULL, UNIQUE</w:t>
+      </w:r>
+    </w:p>
+    <w:p>
+      <w:pPr>
+        <w:pStyle w:val="a3"/>
+        <w:numPr>
+          <w:ilvl w:val="1"/>
+          <w:numId w:val="4"/>
+        </w:numPr>
+      </w:pPr>
+      <w:r>
+        <w:rPr>
+          <w:rStyle w:val="HTML"/>
+        </w:rPr>
+        <w:t>phone</w:t>
+      </w:r>
+      <w:r>
+        <w:t xml:space="preserve">: </w:t>
+      </w:r>
+      <w:proofErr w:type="gramStart"/>
+      <w:r>
+        <w:t>VARCHAR(</w:t>
+      </w:r>
+      <w:proofErr w:type="gramEnd"/>
+      <w:r>
+        <w:t>20)</w:t>
+      </w:r>
+    </w:p>
+    <w:p>
+      <w:pPr>
+        <w:pStyle w:val="a3"/>
+        <w:numPr>
+          <w:ilvl w:val="1"/>
+          <w:numId w:val="4"/>
+        </w:numPr>
+      </w:pPr>
+      <w:proofErr w:type="spellStart"/>
+      <w:r>
+        <w:rPr>
+          <w:rStyle w:val="HTML"/>
+        </w:rPr>
+        <w:t>created_at</w:t>
+      </w:r>
+      <w:proofErr w:type="spellEnd"/>
+      <w:r>
+        <w:t>: TIMESTAMP, NOT NULL, DEFAULT CURRENT_TIMESTAMP</w:t>
+      </w:r>
+    </w:p>
+    <w:p>
+      <w:pPr>
+        <w:pStyle w:val="a3"/>
+        <w:numPr>
+          <w:ilvl w:val="0"/>
+          <w:numId w:val="4"/>
+        </w:numPr>
+      </w:pPr>
+      <w:r>
+        <w:rPr>
+          <w:b/>
+          <w:bCs/>
+        </w:rPr>
+        <w:t>Constraints:</w:t>
+      </w:r>
+    </w:p>
+    <w:p>
+      <w:pPr>
+        <w:pStyle w:val="a3"/>
+        <w:numPr>
+          <w:ilvl w:val="1"/>
+          <w:numId w:val="4"/>
+        </w:numPr>
+      </w:pPr>
+      <w:proofErr w:type="spellStart"/>
+      <w:r>
+        <w:rPr>
+          <w:rStyle w:val="HTML"/>
+        </w:rPr>
+        <w:t>PK_Customers</w:t>
+      </w:r>
+      <w:proofErr w:type="spellEnd"/>
+      <w:r>
+        <w:t>: PRIMARY KEY (</w:t>
+      </w:r>
+      <w:proofErr w:type="spellStart"/>
+      <w:r>
+        <w:t>customer_id</w:t>
+      </w:r>
+      <w:proofErr w:type="spellEnd"/>
+      <w:r>
+        <w:t>)</w:t>
+      </w:r>
+    </w:p>
+    <w:p>
+      <w:pPr>
+        <w:pStyle w:val="a3"/>
+        <w:numPr>
+          <w:ilvl w:val="1"/>
+          <w:numId w:val="4"/>
+        </w:numPr>
+      </w:pPr>
+      <w:proofErr w:type="spellStart"/>
+      <w:r>
+        <w:rPr>
+          <w:rStyle w:val="HTML"/>
+        </w:rPr>
+        <w:t>UQ_Customers_Email</w:t>
+      </w:r>
+      <w:proofErr w:type="spellEnd"/>
+      <w:r>
+        <w:t>: UNIQUE (email)</w:t>
+      </w:r>
+    </w:p>
+    <w:p>
+      <w:pPr>
+        <w:pStyle w:val="a3"/>
+      </w:pPr>
+      <w:r>
+        <w:rPr>
+          <w:b/>
+          <w:bCs/>
+        </w:rPr>
+        <w:t>4. Table Name: Orders</w:t>
+      </w:r>
+    </w:p>
+    <w:p>
+      <w:pPr>
+        <w:pStyle w:val="a3"/>
+        <w:numPr>
+          <w:ilvl w:val="0"/>
+          <w:numId w:val="5"/>
+        </w:numPr>
+        <w:rPr>
+          <w:lang w:val="ru-RU"/>
+        </w:rPr>
+      </w:pPr>
+      <w:r>
+        <w:rPr>
+          <w:b/>
+          <w:bCs/>
+        </w:rPr>
+        <w:t>Description</w:t>
+      </w:r>
+      <w:r>
+        <w:rPr>
+          <w:b/>
+          <w:bCs/>
+          <w:lang w:val="ru-RU"/>
+        </w:rPr>
+        <w:t>:</w:t>
+      </w:r>
+      <w:r>
+        <w:rPr>
+          <w:lang w:val="ru-RU"/>
+        </w:rPr>
+        <w:t xml:space="preserve"> Хранит общие данные по созданным заказам.</w:t>
+      </w:r>
+    </w:p>
+    <w:p>
+      <w:pPr>
+        <w:pStyle w:val="a3"/>
+        <w:numPr>
+          <w:ilvl w:val="0"/>
+          <w:numId w:val="5"/>
+        </w:numPr>
+      </w:pPr>
+      <w:r>
+        <w:rPr>
+          <w:b/>
+          <w:bCs/>
+        </w:rPr>
+        <w:t>Attributes:</w:t>
+      </w:r>
+    </w:p>
+    <w:p>
+      <w:pPr>
+        <w:pStyle w:val="a3"/>
+        <w:numPr>
+          <w:ilvl w:val="1"/>
+          <w:numId w:val="5"/>
+        </w:numPr>
+      </w:pPr>
+      <w:proofErr w:type="spellStart"/>
+      <w:r>
+        <w:rPr>
+          <w:rStyle w:val="HTML"/>
+        </w:rPr>
+        <w:t>order_id</w:t>
+      </w:r>
+      <w:proofErr w:type="spellEnd"/>
+      <w:r>
+        <w:t>: INTEGER, PK, NOT NULL, UNIQUE</w:t>
+      </w:r>
+    </w:p>
+    <w:p>
+      <w:pPr>
+        <w:pStyle w:val="a3"/>
+        <w:numPr>
+          <w:ilvl w:val="1"/>
+          <w:numId w:val="5"/>
+        </w:numPr>
+      </w:pPr>
+      <w:proofErr w:type="spellStart"/>
+      <w:r>
+        <w:rPr>
+          <w:rStyle w:val="HTML"/>
+        </w:rPr>
+        <w:t>customer_id</w:t>
+      </w:r>
+      <w:proofErr w:type="spellEnd"/>
+      <w:r>
+        <w:t>: INTEGER, FK (REFERENCES Customers), NOT NULL</w:t>
+      </w:r>
+    </w:p>
+    <w:p>
+      <w:pPr>
+        <w:pStyle w:val="a3"/>
+        <w:numPr>
+          <w:ilvl w:val="1"/>
+          <w:numId w:val="5"/>
+        </w:numPr>
+      </w:pPr>
+      <w:proofErr w:type="spellStart"/>
+      <w:r>
+        <w:rPr>
+          <w:rStyle w:val="HTML"/>
+        </w:rPr>
+        <w:t>order_date</w:t>
+      </w:r>
+      <w:proofErr w:type="spellEnd"/>
+      <w:r>
+        <w:t>: TIMESTAMP, NOT NULL, DEFAULT CURRENT_TIMESTAMP</w:t>
+      </w:r>
+    </w:p>
+    <w:p>
+      <w:pPr>
+        <w:pStyle w:val="a3"/>
+        <w:numPr>
+          <w:ilvl w:val="1"/>
+          <w:numId w:val="5"/>
+        </w:numPr>
+      </w:pPr>
+      <w:r>
+        <w:rPr>
+          <w:rStyle w:val="HTML"/>
+        </w:rPr>
+        <w:t>status</w:t>
+      </w:r>
+      <w:r>
+        <w:t xml:space="preserve">: </w:t>
+      </w:r>
+      <w:proofErr w:type="gramStart"/>
+      <w:r>
+        <w:t>VARCHAR(</w:t>
+      </w:r>
+      <w:proofErr w:type="gramEnd"/>
+      <w:r>
+        <w:t>50), NOT NULL, DEFAULT 'Pending'</w:t>
+      </w:r>
+    </w:p>
+    <w:p>
+      <w:pPr>
+        <w:pStyle w:val="a3"/>
+        <w:numPr>
+          <w:ilvl w:val="1"/>
+          <w:numId w:val="5"/>
+        </w:numPr>
+      </w:pPr>
+      <w:proofErr w:type="spellStart"/>
+      <w:r>
+        <w:rPr>
+          <w:rStyle w:val="HTML"/>
+        </w:rPr>
+        <w:t>total_amount</w:t>
+      </w:r>
+      <w:proofErr w:type="spellEnd"/>
+      <w:r>
+        <w:t xml:space="preserve">: </w:t>
+      </w:r>
+      <w:proofErr w:type="gramStart"/>
+      <w:r>
+        <w:t>NUMERIC(</w:t>
+      </w:r>
+      <w:proofErr w:type="gramEnd"/>
+      <w:r>
+        <w:t>10, 2), NOT NULL, DEFAULT 0.00</w:t>
+      </w:r>
+    </w:p>
+    <w:p>
+      <w:pPr>
+        <w:pStyle w:val="a3"/>
+        <w:numPr>
+          <w:ilvl w:val="0"/>
+          <w:numId w:val="5"/>
+        </w:numPr>
+      </w:pPr>
+      <w:r>
+        <w:rPr>
+          <w:b/>
+          <w:bCs/>
+        </w:rPr>
+        <w:t>Constraints:</w:t>
+      </w:r>
+    </w:p>
+    <w:p>
+      <w:pPr>
+        <w:pStyle w:val="a3"/>
+        <w:numPr>
+          <w:ilvl w:val="1"/>
+          <w:numId w:val="5"/>
+        </w:numPr>
+      </w:pPr>
+      <w:proofErr w:type="spellStart"/>
+      <w:r>
+        <w:rPr>
+          <w:rStyle w:val="HTML"/>
+        </w:rPr>
+        <w:t>PK_Orders</w:t>
+      </w:r>
+      <w:proofErr w:type="spellEnd"/>
+      <w:r>
+        <w:t>: PRIMARY KEY (</w:t>
+      </w:r>
+      <w:proofErr w:type="spellStart"/>
+      <w:r>
+        <w:t>order_id</w:t>
+      </w:r>
+      <w:proofErr w:type="spellEnd"/>
+      <w:r>
+        <w:t>)</w:t>
+      </w:r>
+    </w:p>
+    <w:p>
+      <w:pPr>
+        <w:pStyle w:val="a3"/>
+        <w:numPr>
+          <w:ilvl w:val="1"/>
+          <w:numId w:val="5"/>
+        </w:numPr>
+      </w:pPr>
+      <w:proofErr w:type="spellStart"/>
+      <w:r>
+        <w:rPr>
+          <w:rStyle w:val="HTML"/>
+        </w:rPr>
+        <w:t>FK_Orders_Customers</w:t>
+      </w:r>
+      <w:proofErr w:type="spellEnd"/>
+      <w:r>
+        <w:t>: FOREIGN KEY (</w:t>
+      </w:r>
+      <w:proofErr w:type="spellStart"/>
+      <w:r>
+        <w:t>customer_id</w:t>
+      </w:r>
+      <w:proofErr w:type="spellEnd"/>
+      <w:r>
+        <w:t>) REFERENCES Customers(</w:t>
+      </w:r>
+      <w:proofErr w:type="spellStart"/>
+      <w:r>
+        <w:t>customer_id</w:t>
+      </w:r>
+      <w:proofErr w:type="spellEnd"/>
+      <w:r>
+        <w:t>)</w:t>
+      </w:r>
+    </w:p>
+    <w:p>
+      <w:pPr>
+        <w:pStyle w:val="a3"/>
+        <w:numPr>
+          <w:ilvl w:val="1"/>
+          <w:numId w:val="5"/>
+        </w:numPr>
+      </w:pPr>
+      <w:proofErr w:type="spellStart"/>
+      <w:r>
+        <w:rPr>
+          <w:rStyle w:val="HTML"/>
+        </w:rPr>
+        <w:t>CHK_Orders_Status</w:t>
+      </w:r>
+      <w:proofErr w:type="spellEnd"/>
+      <w:r>
+        <w:t>: CHECK (status IN ('Pending', 'Processing', 'Shipped', 'Delivered', 'Cancelled'))</w:t>
+      </w:r>
+    </w:p>
+    <w:p>
+      <w:pPr>
+        <w:pStyle w:val="a3"/>
+        <w:numPr>
+          <w:ilvl w:val="1"/>
+          <w:numId w:val="5"/>
+        </w:numPr>
+      </w:pPr>
+      <w:proofErr w:type="spellStart"/>
+      <w:r>
+        <w:rPr>
+          <w:rStyle w:val="HTML"/>
+        </w:rPr>
+        <w:t>CHK_Orders_Total</w:t>
+      </w:r>
+      <w:proofErr w:type="spellEnd"/>
+      <w:r>
+        <w:t>: CHECK (</w:t>
+      </w:r>
+      <w:proofErr w:type="spellStart"/>
+      <w:r>
+        <w:t>total_amount</w:t>
+      </w:r>
+      <w:proofErr w:type="spellEnd"/>
+      <w:r>
+        <w:t xml:space="preserve"> &gt;= 0)</w:t>
+      </w:r>
+    </w:p>
+    <w:p>
+      <w:pPr>
+        <w:pStyle w:val="a3"/>
+      </w:pPr>
+      <w:r>
+        <w:rPr>
+          <w:b/>
+          <w:bCs/>
+        </w:rPr>
+        <w:t xml:space="preserve">5. Table Name: </w:t>
+      </w:r>
+      <w:proofErr w:type="spellStart"/>
+      <w:r>
+        <w:rPr>
+          <w:b/>
+          <w:bCs/>
+        </w:rPr>
+        <w:t>OrderItems</w:t>
+      </w:r>
+      <w:proofErr w:type="spellEnd"/>
+    </w:p>
+    <w:p>
+      <w:pPr>
+        <w:pStyle w:val="a3"/>
+        <w:numPr>
+          <w:ilvl w:val="0"/>
+          <w:numId w:val="6"/>
+        </w:numPr>
+      </w:pPr>
+      <w:r>
+        <w:rPr>
+          <w:b/>
+          <w:bCs/>
+        </w:rPr>
+        <w:t>Description</w:t>
+      </w:r>
+      <w:r>
+        <w:rPr>
+          <w:b/>
+          <w:bCs/>
+          <w:lang w:val="ru-RU"/>
+        </w:rPr>
+        <w:t>:</w:t>
+      </w:r>
+      <w:r>
+        <w:rPr>
+          <w:lang w:val="ru-RU"/>
+        </w:rPr>
+        <w:t xml:space="preserve"> Таблица для реализации связи многие-ко-многим между </w:t>
+      </w:r>
+      <w:r>
+        <w:t>Orders</w:t>
+      </w:r>
+      <w:r>
+        <w:rPr>
+          <w:lang w:val="ru-RU"/>
+        </w:rPr>
+        <w:t xml:space="preserve"> и </w:t>
+      </w:r>
+      <w:r>
+        <w:t>Products</w:t>
+      </w:r>
+      <w:r>
+        <w:rPr>
+          <w:lang w:val="ru-RU"/>
+        </w:rPr>
+        <w:t xml:space="preserve">. </w:t>
+      </w:r>
+      <w:proofErr w:type="spellStart"/>
+      <w:r>
+        <w:t>Хранит</w:t>
+      </w:r>
+      <w:proofErr w:type="spellEnd"/>
+      <w:r>
+        <w:t xml:space="preserve"> </w:t>
+      </w:r>
+      <w:proofErr w:type="spellStart"/>
+      <w:r>
+        <w:t>состав</w:t>
+      </w:r>
+      <w:proofErr w:type="spellEnd"/>
+      <w:r>
+        <w:t xml:space="preserve"> </w:t>
+      </w:r>
+      <w:proofErr w:type="spellStart"/>
+      <w:r>
+        <w:t>конкретного</w:t>
+      </w:r>
+      <w:proofErr w:type="spellEnd"/>
+      <w:r>
+        <w:t xml:space="preserve"> </w:t>
+      </w:r>
+      <w:proofErr w:type="spellStart"/>
+      <w:r>
+        <w:t>заказа</w:t>
+      </w:r>
+      <w:proofErr w:type="spellEnd"/>
+      <w:r>
+        <w:t>.</w:t>
+      </w:r>
+    </w:p>
+    <w:p>
+      <w:pPr>
+        <w:pStyle w:val="a3"/>
+        <w:numPr>
+          <w:ilvl w:val="0"/>
+          <w:numId w:val="6"/>
+        </w:numPr>
+      </w:pPr>
+      <w:r>
+        <w:rPr>
+          <w:b/>
+          <w:bCs/>
+        </w:rPr>
+        <w:t>Attributes:</w:t>
+      </w:r>
+    </w:p>
+    <w:p>
+      <w:pPr>
+        <w:pStyle w:val="a3"/>
+        <w:numPr>
+          <w:ilvl w:val="1"/>
+          <w:numId w:val="6"/>
+        </w:numPr>
+      </w:pPr>
+      <w:proofErr w:type="spellStart"/>
+      <w:r>
+        <w:rPr>
+          <w:rStyle w:val="HTML"/>
+        </w:rPr>
+        <w:t>order_item_id</w:t>
+      </w:r>
+      <w:proofErr w:type="spellEnd"/>
+      <w:r>
+        <w:t>: INTEGER, PK, NOT NULL, UNIQUE</w:t>
+      </w:r>
+    </w:p>
+    <w:p>
+      <w:pPr>
+        <w:pStyle w:val="a3"/>
+        <w:numPr>
+          <w:ilvl w:val="1"/>
+          <w:numId w:val="6"/>
+        </w:numPr>
+      </w:pPr>
+      <w:proofErr w:type="spellStart"/>
+      <w:r>
+        <w:rPr>
+          <w:rStyle w:val="HTML"/>
+        </w:rPr>
+        <w:t>order_id</w:t>
+      </w:r>
+      <w:proofErr w:type="spellEnd"/>
+      <w:r>
+        <w:t>: INTEGER, FK (REFERENCES Orders), NOT NULL</w:t>
+      </w:r>
+    </w:p>
+    <w:p>
+      <w:pPr>
+        <w:pStyle w:val="a3"/>
+        <w:numPr>
+          <w:ilvl w:val="1"/>
+          <w:numId w:val="6"/>
+        </w:numPr>
+      </w:pPr>
+      <w:proofErr w:type="spellStart"/>
+      <w:r>
+        <w:rPr>
+          <w:rStyle w:val="HTML"/>
+        </w:rPr>
+        <w:t>product_id</w:t>
+      </w:r>
+      <w:proofErr w:type="spellEnd"/>
+      <w:r>
+        <w:t>: INTEGER, FK (REFERENCES Products), NOT NULL</w:t>
+      </w:r>
+    </w:p>
+    <w:p>
+      <w:pPr>
+        <w:pStyle w:val="a3"/>
+        <w:numPr>
+          <w:ilvl w:val="1"/>
+          <w:numId w:val="6"/>
+        </w:numPr>
+      </w:pPr>
+      <w:r>
+        <w:rPr>
+          <w:rStyle w:val="HTML"/>
+        </w:rPr>
+        <w:lastRenderedPageBreak/>
+        <w:t>quantity</w:t>
+      </w:r>
+      <w:r>
+        <w:t>: INTEGER, NOT NULL</w:t>
+      </w:r>
+    </w:p>
+    <w:p>
+      <w:pPr>
+        <w:pStyle w:val="a3"/>
+        <w:numPr>
+          <w:ilvl w:val="1"/>
+          <w:numId w:val="6"/>
+        </w:numPr>
+      </w:pPr>
+      <w:proofErr w:type="spellStart"/>
+      <w:r>
+        <w:rPr>
+          <w:rStyle w:val="HTML"/>
+        </w:rPr>
+        <w:t>unit_price</w:t>
+      </w:r>
+      <w:proofErr w:type="spellEnd"/>
+      <w:r>
+        <w:t xml:space="preserve">: </w:t>
+      </w:r>
+      <w:proofErr w:type="gramStart"/>
+      <w:r>
+        <w:t>NUMERIC(</w:t>
+      </w:r>
+      <w:proofErr w:type="gramEnd"/>
+      <w:r>
+        <w:t>10, 2), NOT NULL</w:t>
+      </w:r>
+    </w:p>
+    <w:p>
+      <w:pPr>
+        <w:pStyle w:val="a3"/>
+        <w:numPr>
+          <w:ilvl w:val="0"/>
+          <w:numId w:val="6"/>
+        </w:numPr>
+      </w:pPr>
+      <w:r>
+        <w:rPr>
+          <w:b/>
+          <w:bCs/>
+        </w:rPr>
+        <w:t>Constraints:</w:t>
+      </w:r>
+    </w:p>
+    <w:p>
+      <w:pPr>
+        <w:pStyle w:val="a3"/>
+        <w:numPr>
+          <w:ilvl w:val="1"/>
+          <w:numId w:val="6"/>
+        </w:numPr>
+      </w:pPr>
+      <w:proofErr w:type="spellStart"/>
+      <w:r>
+        <w:rPr>
+          <w:rStyle w:val="HTML"/>
+        </w:rPr>
+        <w:t>PK_OrderItems</w:t>
+      </w:r>
+      <w:proofErr w:type="spellEnd"/>
+      <w:r>
+        <w:t>: PRIMARY KEY (</w:t>
+      </w:r>
+      <w:proofErr w:type="spellStart"/>
+      <w:r>
+        <w:t>order_item_id</w:t>
+      </w:r>
+      <w:proofErr w:type="spellEnd"/>
+      <w:r>
+        <w:t>)</w:t>
+      </w:r>
+    </w:p>
+    <w:p>
+      <w:pPr>
+        <w:pStyle w:val="a3"/>
+        <w:numPr>
+          <w:ilvl w:val="1"/>
+          <w:numId w:val="6"/>
+        </w:numPr>
+      </w:pPr>
+      <w:proofErr w:type="spellStart"/>
+      <w:r>
+        <w:rPr>
+          <w:rStyle w:val="HTML"/>
+        </w:rPr>
+        <w:t>FK_OrderItems_Orders</w:t>
+      </w:r>
+      <w:proofErr w:type="spellEnd"/>
+      <w:r>
+        <w:t>: FOREIGN KEY (</w:t>
+      </w:r>
+      <w:proofErr w:type="spellStart"/>
+      <w:r>
+        <w:t>order_id</w:t>
+      </w:r>
+      <w:proofErr w:type="spellEnd"/>
+      <w:r>
+        <w:t>) REFERENCES Orders(</w:t>
+      </w:r>
+      <w:proofErr w:type="spellStart"/>
+      <w:r>
+        <w:t>order_id</w:t>
+      </w:r>
+      <w:proofErr w:type="spellEnd"/>
+      <w:r>
+        <w:t>) ON DELETE CASCADE</w:t>
+      </w:r>
+    </w:p>
+    <w:p>
+      <w:pPr>
+        <w:pStyle w:val="a3"/>
+        <w:numPr>
+          <w:ilvl w:val="1"/>
+          <w:numId w:val="6"/>
+        </w:numPr>
+      </w:pPr>
+      <w:proofErr w:type="spellStart"/>
+      <w:r>
+        <w:rPr>
+          <w:rStyle w:val="HTML"/>
+        </w:rPr>
+        <w:t>FK_OrderItems_Products</w:t>
+      </w:r>
+      <w:proofErr w:type="spellEnd"/>
+      <w:r>
+        <w:t>: FOREIGN KEY (</w:t>
+      </w:r>
+      <w:proofErr w:type="spellStart"/>
+      <w:r>
+        <w:t>product_id</w:t>
+      </w:r>
+      <w:proofErr w:type="spellEnd"/>
+      <w:r>
+        <w:t>) REFERENCES Products(</w:t>
+      </w:r>
+      <w:proofErr w:type="spellStart"/>
+      <w:r>
+        <w:t>product_id</w:t>
+      </w:r>
+      <w:proofErr w:type="spellEnd"/>
+      <w:r>
+        <w:t>)</w:t>
+      </w:r>
+    </w:p>
+    <w:p>
+      <w:pPr>
+        <w:pStyle w:val="a3"/>
+        <w:numPr>
+          <w:ilvl w:val="1"/>
+          <w:numId w:val="6"/>
+        </w:numPr>
+      </w:pPr>
+      <w:proofErr w:type="spellStart"/>
+      <w:r>
+        <w:rPr>
+          <w:rStyle w:val="HTML"/>
+        </w:rPr>
+        <w:t>CHK_OrderItems_Quantity</w:t>
+      </w:r>
+      <w:proofErr w:type="spellEnd"/>
+      <w:r>
+        <w:t>: CHECK (quantity &gt; 0)</w:t>
+      </w:r>
+    </w:p>
+    <w:p>
+      <w:pPr>
+        <w:pStyle w:val="a3"/>
+        <w:numPr>
+          <w:ilvl w:val="1"/>
+          <w:numId w:val="6"/>
+        </w:numPr>
+      </w:pPr>
+      <w:proofErr w:type="spellStart"/>
+      <w:r>
+        <w:rPr>
+          <w:rStyle w:val="HTML"/>
+        </w:rPr>
+        <w:t>CHK_OrderItems_UnitPrice</w:t>
+      </w:r>
+      <w:proofErr w:type="spellEnd"/>
+      <w:r>
+        <w:t>: CHECK (</w:t>
+      </w:r>
+      <w:proofErr w:type="spellStart"/>
+      <w:r>
+        <w:t>unit_price</w:t>
+      </w:r>
+      <w:proofErr w:type="spellEnd"/>
+      <w:r>
+        <w:t xml:space="preserve"> &gt;= 0)</w:t>
+      </w:r>
+    </w:p>
+    <w:p>
+      <w:pPr>
+        <w:pStyle w:val="a3"/>
+        <w:numPr>
+          <w:ilvl w:val="1"/>
+          <w:numId w:val="6"/>
+        </w:numPr>
+      </w:pPr>
+      <w:proofErr w:type="spellStart"/>
+      <w:r>
+        <w:rPr>
+          <w:rStyle w:val="HTML"/>
+        </w:rPr>
+        <w:t>UQ_Order_Product</w:t>
+      </w:r>
+      <w:proofErr w:type="spellEnd"/>
+      <w:r>
+        <w:t>: UNIQUE (</w:t>
+      </w:r>
+      <w:proofErr w:type="spellStart"/>
+      <w:r>
+        <w:t>order_id</w:t>
+      </w:r>
+      <w:proofErr w:type="spellEnd"/>
+      <w:r>
+        <w:t xml:space="preserve">, </w:t>
+      </w:r>
+      <w:proofErr w:type="spellStart"/>
+      <w:r>
+        <w:t>product_id</w:t>
+      </w:r>
+      <w:proofErr w:type="spellEnd"/>
+      <w:r>
+        <w:t>)</w:t>
+      </w:r>
+    </w:p>
+    <w:p>
+      <w:pPr>
+        <w:pStyle w:val="4"/>
+      </w:pPr>
+      <w:proofErr w:type="spellStart"/>
+      <w:r>
+        <w:t>Взаимосвязи</w:t>
+      </w:r>
+      <w:proofErr w:type="spellEnd"/>
+    </w:p>
+    <w:p>
+      <w:pPr>
+        <w:pStyle w:val="a3"/>
+        <w:numPr>
+          <w:ilvl w:val="0"/>
+          <w:numId w:val="7"/>
+        </w:numPr>
+        <w:rPr>
+          <w:lang w:val="ru-RU"/>
+        </w:rPr>
+      </w:pPr>
+      <w:r>
+        <w:rPr>
+          <w:b/>
+          <w:bCs/>
+        </w:rPr>
+        <w:t>Categories</w:t>
+      </w:r>
+      <w:r>
+        <w:rPr>
+          <w:b/>
+          <w:bCs/>
+          <w:lang w:val="ru-RU"/>
+        </w:rPr>
+        <w:t xml:space="preserve"> и </w:t>
+      </w:r>
+      <w:r>
+        <w:rPr>
+          <w:b/>
+          <w:bCs/>
+        </w:rPr>
+        <w:t>Products</w:t>
+      </w:r>
+      <w:r>
+        <w:rPr>
+          <w:b/>
+          <w:bCs/>
+          <w:lang w:val="ru-RU"/>
+        </w:rPr>
+        <w:t xml:space="preserve"> (Один-ко-Многим):</w:t>
+      </w:r>
+      <w:r>
+        <w:rPr>
+          <w:lang w:val="ru-RU"/>
+        </w:rPr>
+        <w:t xml:space="preserve"> Одной категории может принадлежать множество товаров, но каждый товар относится к одной конкретной категории.</w:t>
+      </w:r>
+    </w:p>
+    <w:p>
+      <w:pPr>
+        <w:pStyle w:val="a3"/>
+        <w:numPr>
+          <w:ilvl w:val="1"/>
+          <w:numId w:val="7"/>
+        </w:numPr>
+        <w:rPr>
+          <w:lang w:val="ru-RU"/>
+        </w:rPr>
+      </w:pPr>
+      <w:r>
+        <w:rPr>
+          <w:rStyle w:val="HTML"/>
+        </w:rPr>
+        <w:t>Products</w:t>
+      </w:r>
+      <w:r>
+        <w:rPr>
+          <w:rStyle w:val="HTML"/>
+          <w:lang w:val="ru-RU"/>
+        </w:rPr>
+        <w:t>.</w:t>
+      </w:r>
+      <w:r>
+        <w:rPr>
+          <w:rStyle w:val="HTML"/>
+        </w:rPr>
+        <w:t>category</w:t>
+      </w:r>
+      <w:r>
+        <w:rPr>
+          <w:rStyle w:val="HTML"/>
+          <w:lang w:val="ru-RU"/>
+        </w:rPr>
+        <w:t>_</w:t>
+      </w:r>
+      <w:r>
+        <w:rPr>
+          <w:rStyle w:val="HTML"/>
+        </w:rPr>
+        <w:t>id</w:t>
+      </w:r>
+      <w:r>
+        <w:rPr>
+          <w:lang w:val="ru-RU"/>
+        </w:rPr>
+        <w:t xml:space="preserve"> является внешним ключом, ссылающимся на </w:t>
+      </w:r>
+      <w:r>
+        <w:rPr>
+          <w:rStyle w:val="HTML"/>
+        </w:rPr>
+        <w:t>Categories</w:t>
+      </w:r>
+      <w:r>
+        <w:rPr>
+          <w:rStyle w:val="HTML"/>
+          <w:lang w:val="ru-RU"/>
+        </w:rPr>
+        <w:t>.</w:t>
+      </w:r>
+      <w:r>
+        <w:rPr>
+          <w:rStyle w:val="HTML"/>
+        </w:rPr>
+        <w:t>category</w:t>
+      </w:r>
+      <w:r>
+        <w:rPr>
+          <w:rStyle w:val="HTML"/>
+          <w:lang w:val="ru-RU"/>
+        </w:rPr>
+        <w:t>_</w:t>
+      </w:r>
+      <w:r>
+        <w:rPr>
+          <w:rStyle w:val="HTML"/>
+        </w:rPr>
+        <w:t>id</w:t>
+      </w:r>
+      <w:r>
+        <w:rPr>
+          <w:lang w:val="ru-RU"/>
+        </w:rPr>
+        <w:t>.</w:t>
+      </w:r>
+    </w:p>
+    <w:p>
+      <w:pPr>
+        <w:pStyle w:val="a3"/>
+        <w:numPr>
+          <w:ilvl w:val="0"/>
+          <w:numId w:val="7"/>
+        </w:numPr>
+        <w:rPr>
+          <w:lang w:val="ru-RU"/>
+        </w:rPr>
+      </w:pPr>
+      <w:r>
+        <w:rPr>
+          <w:b/>
+          <w:bCs/>
+        </w:rPr>
+        <w:t>Customers</w:t>
+      </w:r>
+      <w:r>
+        <w:rPr>
+          <w:b/>
+          <w:bCs/>
+          <w:lang w:val="ru-RU"/>
+        </w:rPr>
+        <w:t xml:space="preserve"> и </w:t>
+      </w:r>
+      <w:r>
+        <w:rPr>
+          <w:b/>
+          <w:bCs/>
+        </w:rPr>
+        <w:t>Orders</w:t>
+      </w:r>
+      <w:r>
+        <w:rPr>
+          <w:b/>
+          <w:bCs/>
+          <w:lang w:val="ru-RU"/>
+        </w:rPr>
+        <w:t xml:space="preserve"> (Один-ко-Многим):</w:t>
+      </w:r>
+      <w:r>
+        <w:rPr>
+          <w:lang w:val="ru-RU"/>
+        </w:rPr>
+        <w:t xml:space="preserve"> Один покупатель может оформить множество заказов, но каждый заказ принадлежит одному покупателю.</w:t>
+      </w:r>
+    </w:p>
+    <w:p>
+      <w:pPr>
+        <w:pStyle w:val="a3"/>
+        <w:numPr>
+          <w:ilvl w:val="1"/>
+          <w:numId w:val="7"/>
+        </w:numPr>
+        <w:rPr>
+          <w:lang w:val="ru-RU"/>
+        </w:rPr>
+      </w:pPr>
+      <w:r>
+        <w:rPr>
+          <w:rStyle w:val="HTML"/>
+        </w:rPr>
+        <w:t>Orders</w:t>
+      </w:r>
+      <w:r>
+        <w:rPr>
+          <w:rStyle w:val="HTML"/>
+          <w:lang w:val="ru-RU"/>
+        </w:rPr>
+        <w:t>.</w:t>
+      </w:r>
+      <w:r>
+        <w:rPr>
+          <w:rStyle w:val="HTML"/>
+        </w:rPr>
+        <w:t>customer</w:t>
+      </w:r>
+      <w:r>
+        <w:rPr>
+          <w:rStyle w:val="HTML"/>
+          <w:lang w:val="ru-RU"/>
+        </w:rPr>
+        <w:t>_</w:t>
+      </w:r>
+      <w:r>
+        <w:rPr>
+          <w:rStyle w:val="HTML"/>
+        </w:rPr>
+        <w:t>id</w:t>
+      </w:r>
+      <w:r>
+        <w:rPr>
+          <w:lang w:val="ru-RU"/>
+        </w:rPr>
+        <w:t xml:space="preserve"> является внешним ключом, ссылающимся на </w:t>
+      </w:r>
+      <w:r>
+        <w:rPr>
+          <w:rStyle w:val="HTML"/>
+        </w:rPr>
+        <w:t>Customers</w:t>
+      </w:r>
+      <w:r>
+        <w:rPr>
+          <w:rStyle w:val="HTML"/>
+          <w:lang w:val="ru-RU"/>
+        </w:rPr>
+        <w:t>.</w:t>
+      </w:r>
+      <w:r>
+        <w:rPr>
+          <w:rStyle w:val="HTML"/>
+        </w:rPr>
+        <w:t>customer</w:t>
+      </w:r>
+      <w:r>
+        <w:rPr>
+          <w:rStyle w:val="HTML"/>
+          <w:lang w:val="ru-RU"/>
+        </w:rPr>
+        <w:t>_</w:t>
+      </w:r>
+      <w:r>
+        <w:rPr>
+          <w:rStyle w:val="HTML"/>
+        </w:rPr>
+        <w:t>id</w:t>
+      </w:r>
+      <w:r>
+        <w:rPr>
+          <w:lang w:val="ru-RU"/>
+        </w:rPr>
+        <w:t>.</w:t>
+      </w:r>
+    </w:p>
+    <w:p>
+      <w:pPr>
+        <w:pStyle w:val="a3"/>
+        <w:numPr>
+          <w:ilvl w:val="0"/>
+          <w:numId w:val="7"/>
+        </w:numPr>
+        <w:rPr>
+          <w:lang w:val="ru-RU"/>
+        </w:rPr>
+      </w:pPr>
+      <w:r>
+        <w:rPr>
+          <w:b/>
+          <w:bCs/>
+        </w:rPr>
+        <w:t>Orders</w:t>
+      </w:r>
+      <w:r>
+        <w:rPr>
+          <w:b/>
+          <w:bCs/>
+          <w:lang w:val="ru-RU"/>
+        </w:rPr>
+        <w:t xml:space="preserve"> и </w:t>
+      </w:r>
+      <w:proofErr w:type="spellStart"/>
+      <w:r>
+        <w:rPr>
+          <w:b/>
+          <w:bCs/>
+        </w:rPr>
+        <w:t>OrderItems</w:t>
+      </w:r>
+      <w:proofErr w:type="spellEnd"/>
+      <w:r>
+        <w:rPr>
+          <w:b/>
+          <w:bCs/>
+          <w:lang w:val="ru-RU"/>
+        </w:rPr>
+        <w:t xml:space="preserve"> (Один-ко-Многим):</w:t>
+      </w:r>
+      <w:r>
+        <w:rPr>
+          <w:lang w:val="ru-RU"/>
+        </w:rPr>
+        <w:t xml:space="preserve"> Один заказ может содержать множество позиций товаров, но каждая конкретная позиция относится к одному заказу.</w:t>
+      </w:r>
+    </w:p>
+    <w:p>
+      <w:pPr>
+        <w:pStyle w:val="a3"/>
+        <w:numPr>
+          <w:ilvl w:val="1"/>
+          <w:numId w:val="7"/>
+        </w:numPr>
+        <w:rPr>
+          <w:lang w:val="ru-RU"/>
+        </w:rPr>
+      </w:pPr>
+      <w:proofErr w:type="spellStart"/>
+      <w:r>
+        <w:rPr>
+          <w:rStyle w:val="HTML"/>
+        </w:rPr>
+        <w:t>OrderItems</w:t>
+      </w:r>
+      <w:proofErr w:type="spellEnd"/>
+      <w:r>
+        <w:rPr>
+          <w:rStyle w:val="HTML"/>
+          <w:lang w:val="ru-RU"/>
+        </w:rPr>
+        <w:t>.</w:t>
+      </w:r>
+      <w:r>
+        <w:rPr>
+          <w:rStyle w:val="HTML"/>
+        </w:rPr>
+        <w:t>order</w:t>
+      </w:r>
+      <w:r>
+        <w:rPr>
+          <w:rStyle w:val="HTML"/>
+          <w:lang w:val="ru-RU"/>
+        </w:rPr>
+        <w:t>_</w:t>
+      </w:r>
+      <w:r>
+        <w:rPr>
+          <w:rStyle w:val="HTML"/>
+        </w:rPr>
+        <w:t>id</w:t>
+      </w:r>
+      <w:r>
+        <w:rPr>
+          <w:lang w:val="ru-RU"/>
+        </w:rPr>
+        <w:t xml:space="preserve"> является внешним ключом, ссылающимся на </w:t>
+      </w:r>
+      <w:r>
+        <w:rPr>
+          <w:rStyle w:val="HTML"/>
+        </w:rPr>
+        <w:t>Orders</w:t>
+      </w:r>
+      <w:r>
+        <w:rPr>
+          <w:rStyle w:val="HTML"/>
+          <w:lang w:val="ru-RU"/>
+        </w:rPr>
+        <w:t>.</w:t>
+      </w:r>
+      <w:r>
+        <w:rPr>
+          <w:rStyle w:val="HTML"/>
+        </w:rPr>
+        <w:t>order</w:t>
+      </w:r>
+      <w:r>
+        <w:rPr>
+          <w:rStyle w:val="HTML"/>
+          <w:lang w:val="ru-RU"/>
+        </w:rPr>
+        <w:t>_</w:t>
+      </w:r>
+      <w:r>
+        <w:rPr>
+          <w:rStyle w:val="HTML"/>
+        </w:rPr>
+        <w:t>id</w:t>
+      </w:r>
+      <w:r>
+        <w:rPr>
+          <w:lang w:val="ru-RU"/>
+        </w:rPr>
+        <w:t>.</w:t>
+      </w:r>
+    </w:p>
+    <w:p>
+      <w:pPr>
+        <w:pStyle w:val="a3"/>
+        <w:numPr>
+          <w:ilvl w:val="0"/>
+          <w:numId w:val="7"/>
+        </w:numPr>
+        <w:rPr>
+          <w:lang w:val="ru-RU"/>
+        </w:rPr>
+      </w:pPr>
+      <w:r>
+        <w:rPr>
+          <w:b/>
+          <w:bCs/>
+        </w:rPr>
+        <w:t>Products</w:t>
+      </w:r>
+      <w:r>
+        <w:rPr>
+          <w:b/>
+          <w:bCs/>
+          <w:lang w:val="ru-RU"/>
+        </w:rPr>
+        <w:t xml:space="preserve"> и </w:t>
+      </w:r>
+      <w:proofErr w:type="spellStart"/>
+      <w:r>
+        <w:rPr>
+          <w:b/>
+          <w:bCs/>
+        </w:rPr>
+        <w:t>OrderItems</w:t>
+      </w:r>
+      <w:proofErr w:type="spellEnd"/>
+      <w:r>
+        <w:rPr>
+          <w:b/>
+          <w:bCs/>
+          <w:lang w:val="ru-RU"/>
+        </w:rPr>
+        <w:t xml:space="preserve"> (Один-ко-Многим):</w:t>
+      </w:r>
+      <w:r>
+        <w:rPr>
+          <w:lang w:val="ru-RU"/>
+        </w:rPr>
+        <w:t xml:space="preserve"> Один товар может фигурировать в составе множества заказов, но конкретная позиция заказа указывает на один товар.</w:t>
+      </w:r>
+    </w:p>
+    <w:p>
+      <w:pPr>
+        <w:pStyle w:val="a3"/>
+        <w:numPr>
+          <w:ilvl w:val="1"/>
+          <w:numId w:val="7"/>
+        </w:numPr>
+        <w:rPr>
+          <w:lang w:val="ru-RU"/>
+        </w:rPr>
+      </w:pPr>
+      <w:proofErr w:type="spellStart"/>
+      <w:r>
+        <w:rPr>
+          <w:rStyle w:val="HTML"/>
+        </w:rPr>
+        <w:t>OrderItems</w:t>
+      </w:r>
+      <w:proofErr w:type="spellEnd"/>
+      <w:r>
+        <w:rPr>
+          <w:rStyle w:val="HTML"/>
+          <w:lang w:val="ru-RU"/>
+        </w:rPr>
+        <w:t>.</w:t>
+      </w:r>
+      <w:r>
+        <w:rPr>
+          <w:rStyle w:val="HTML"/>
+        </w:rPr>
+        <w:t>product</w:t>
+      </w:r>
+      <w:r>
+        <w:rPr>
+          <w:rStyle w:val="HTML"/>
+          <w:lang w:val="ru-RU"/>
+        </w:rPr>
+        <w:t>_</w:t>
+      </w:r>
+      <w:r>
+        <w:rPr>
+          <w:rStyle w:val="HTML"/>
+        </w:rPr>
+        <w:t>id</w:t>
+      </w:r>
+      <w:r>
+        <w:rPr>
+          <w:lang w:val="ru-RU"/>
+        </w:rPr>
+        <w:t xml:space="preserve"> является внешним ключом, ссылающимся на </w:t>
+      </w:r>
       <w:bookmarkStart w:id="0" w:name="_GoBack"/>
       <w:bookmarkEnd w:id="0"/>
-    </w:p>
-    <w:p>
-      <w:pPr>
-        <w:pStyle w:val="a3"/>
-        <w:numPr>
-          <w:ilvl w:val="0"/>
-          <w:numId w:val="2"/>
-        </w:numPr>
-      </w:pPr>
-      <w:r>
-        <w:rPr>
-          <w:b/>
-          <w:bCs/>
-        </w:rPr>
-        <w:t>Attributes:</w:t>
-      </w:r>
-    </w:p>
-    <w:p>
-      <w:pPr>
-        <w:pStyle w:val="a3"/>
-        <w:numPr>
-          <w:ilvl w:val="1"/>
-          <w:numId w:val="2"/>
-        </w:numPr>
-      </w:pPr>
-      <w:proofErr w:type="spellStart"/>
-      <w:r>
-        <w:rPr>
-          <w:rStyle w:val="HTML"/>
-        </w:rPr>
-        <w:t>category_id</w:t>
-      </w:r>
-      <w:proofErr w:type="spellEnd"/>
-      <w:r>
-        <w:t>: INTEGER, PK, NOT NULL, UNIQUE</w:t>
-      </w:r>
-    </w:p>
-    <w:p>
-      <w:pPr>
-        <w:pStyle w:val="a3"/>
-        <w:numPr>
-          <w:ilvl w:val="1"/>
-          <w:numId w:val="2"/>
-        </w:numPr>
-      </w:pPr>
-      <w:proofErr w:type="spellStart"/>
-      <w:r>
-        <w:rPr>
-          <w:rStyle w:val="HTML"/>
-        </w:rPr>
-        <w:t>category_name</w:t>
-      </w:r>
-      <w:proofErr w:type="spellEnd"/>
-      <w:r>
+      <w:r>
+        <w:rPr>
+          <w:rStyle w:val="HTML"/>
+        </w:rPr>
+        <w:t>Products</w:t>
+      </w:r>
+      <w:r>
+        <w:rPr>
+          <w:rStyle w:val="HTML"/>
+          <w:lang w:val="ru-RU"/>
+        </w:rPr>
+        <w:t>.</w:t>
+      </w:r>
+      <w:r>
+        <w:rPr>
+          <w:rStyle w:val="HTML"/>
+        </w:rPr>
+        <w:t>product</w:t>
+      </w:r>
+      <w:r>
+        <w:rPr>
+          <w:rStyle w:val="HTML"/>
+          <w:lang w:val="ru-RU"/>
+        </w:rPr>
+        <w:t>_</w:t>
+      </w:r>
+      <w:r>
+        <w:rPr>
+          <w:rStyle w:val="HTML"/>
+        </w:rPr>
+        <w:t>id</w:t>
+      </w:r>
+      <w:r>
+        <w:rPr>
+          <w:lang w:val="ru-RU"/>
+        </w:rPr>
+        <w:t>.</w:t>
+      </w:r>
+    </w:p>
+    <w:p>
+      <w:pPr>
+        <w:pStyle w:val="3"/>
+        <w:rPr>
+          <w:lang w:val="ru-RU"/>
+        </w:rPr>
+      </w:pPr>
+      <w:r>
+        <w:t>Part</w:t>
+      </w:r>
+      <w:r>
+        <w:rPr>
+          <w:lang w:val="ru-RU"/>
+        </w:rPr>
+        <w:t xml:space="preserve"> </w:t>
+      </w:r>
+      <w:r>
+        <w:t>3</w:t>
+      </w:r>
+      <w:r>
+        <w:rPr>
+          <w:lang w:val="ru-RU"/>
+        </w:rPr>
         <w:t xml:space="preserve">: </w:t>
       </w:r>
-      <w:proofErr w:type="gramStart"/>
-      <w:r>
-        <w:t>VARCHAR(</w:t>
-      </w:r>
-      <w:proofErr w:type="gramEnd"/>
-      <w:r>
-        <w:t>100), NOT NULL, UNIQUE</w:t>
-      </w:r>
-    </w:p>
-    <w:p>
-      <w:pPr>
-        <w:pStyle w:val="a3"/>
-        <w:numPr>
-          <w:ilvl w:val="1"/>
-          <w:numId w:val="2"/>
-        </w:numPr>
-      </w:pPr>
-      <w:r>
-        <w:rPr>
-          <w:rStyle w:val="HTML"/>
-        </w:rPr>
-        <w:t>description</w:t>
-      </w:r>
-      <w:r>
-        <w:t>: TEXT</w:t>
-      </w:r>
-    </w:p>
-    <w:p>
-      <w:pPr>
-        <w:pStyle w:val="a3"/>
-        <w:numPr>
-          <w:ilvl w:val="0"/>
-          <w:numId w:val="2"/>
-        </w:numPr>
-      </w:pPr>
-      <w:r>
-        <w:rPr>
-          <w:b/>
-          <w:bCs/>
-        </w:rPr>
-        <w:t>Constraints:</w:t>
-      </w:r>
-    </w:p>
-    <w:p>
-      <w:pPr>
-        <w:pStyle w:val="a3"/>
-        <w:numPr>
-          <w:ilvl w:val="1"/>
-          <w:numId w:val="2"/>
-        </w:numPr>
-      </w:pPr>
-      <w:proofErr w:type="spellStart"/>
-      <w:r>
-        <w:rPr>
-          <w:rStyle w:val="HTML"/>
-        </w:rPr>
-        <w:t>PK_Categories</w:t>
-      </w:r>
-      <w:proofErr w:type="spellEnd"/>
-      <w:r>
-        <w:t>: PRIMARY KEY (</w:t>
-      </w:r>
-      <w:proofErr w:type="spellStart"/>
-      <w:r>
-        <w:t>category_id</w:t>
-      </w:r>
-      <w:proofErr w:type="spellEnd"/>
-      <w:r>
-        <w:t>)</w:t>
-      </w:r>
-    </w:p>
-    <w:p>
-      <w:pPr>
-        <w:pStyle w:val="a3"/>
-        <w:numPr>
-          <w:ilvl w:val="1"/>
-          <w:numId w:val="2"/>
-        </w:numPr>
-      </w:pPr>
-      <w:proofErr w:type="spellStart"/>
-      <w:r>
-        <w:rPr>
-          <w:rStyle w:val="HTML"/>
-        </w:rPr>
-        <w:t>UQ_CategoryName</w:t>
-      </w:r>
-      <w:proofErr w:type="spellEnd"/>
-      <w:r>
-        <w:t>: UNIQUE (</w:t>
-      </w:r>
-      <w:proofErr w:type="spellStart"/>
-      <w:r>
-        <w:t>category_name</w:t>
-      </w:r>
-      <w:proofErr w:type="spellEnd"/>
-      <w:r>
-        <w:t>)</w:t>
-      </w:r>
-    </w:p>
-    <w:p>
-      <w:pPr>
-        <w:pStyle w:val="a3"/>
-      </w:pPr>
-      <w:r>
-        <w:rPr>
-          <w:b/>
-          <w:bCs/>
-        </w:rPr>
-        <w:t>2. Table Name: Products</w:t>
-      </w:r>
-    </w:p>
-    <w:p>
-      <w:pPr>
-        <w:pStyle w:val="a3"/>
-        <w:numPr>
-          <w:ilvl w:val="0"/>
-          <w:numId w:val="3"/>
-        </w:numPr>
-        <w:rPr>
-          <w:lang w:val="ru-RU"/>
-        </w:rPr>
-      </w:pPr>
-      <w:r>
-        <w:rPr>
-          <w:b/>
-          <w:bCs/>
-        </w:rPr>
-        <w:t>Description</w:t>
-      </w:r>
-      <w:r>
-        <w:rPr>
-          <w:b/>
-          <w:bCs/>
-          <w:lang w:val="ru-RU"/>
-        </w:rPr>
-        <w:t>:</w:t>
-      </w:r>
-      <w:r>
-        <w:rPr>
-          <w:lang w:val="ru-RU"/>
-        </w:rPr>
-        <w:t xml:space="preserve"> Содержит каталог электроники и информацию об остатках.</w:t>
-      </w:r>
-    </w:p>
-    <w:p>
-      <w:pPr>
-        <w:pStyle w:val="a3"/>
-        <w:numPr>
-          <w:ilvl w:val="0"/>
-          <w:numId w:val="3"/>
-        </w:numPr>
-      </w:pPr>
-      <w:r>
-        <w:rPr>
-          <w:b/>
-          <w:bCs/>
-        </w:rPr>
-        <w:t>Attributes:</w:t>
-      </w:r>
-    </w:p>
-    <w:p>
-      <w:pPr>
-        <w:pStyle w:val="a3"/>
-        <w:numPr>
-          <w:ilvl w:val="1"/>
-          <w:numId w:val="3"/>
-        </w:numPr>
-      </w:pPr>
-      <w:proofErr w:type="spellStart"/>
-      <w:r>
-        <w:rPr>
-          <w:rStyle w:val="HTML"/>
-        </w:rPr>
-        <w:t>product_id</w:t>
-      </w:r>
-      <w:proofErr w:type="spellEnd"/>
-      <w:r>
-        <w:t>: INTEGER, PK, NOT NULL, UNIQUE</w:t>
-      </w:r>
-    </w:p>
-    <w:p>
-      <w:pPr>
-        <w:pStyle w:val="a3"/>
-        <w:numPr>
-          <w:ilvl w:val="1"/>
-          <w:numId w:val="3"/>
-        </w:numPr>
-      </w:pPr>
-      <w:proofErr w:type="spellStart"/>
-      <w:r>
-        <w:rPr>
-          <w:rStyle w:val="HTML"/>
-        </w:rPr>
-        <w:t>product_name</w:t>
-      </w:r>
-      <w:proofErr w:type="spellEnd"/>
-      <w:r>
-        <w:t xml:space="preserve">: </w:t>
-      </w:r>
-      <w:proofErr w:type="gramStart"/>
-      <w:r>
-        <w:t>VARCHAR(</w:t>
-      </w:r>
-      <w:proofErr w:type="gramEnd"/>
-      <w:r>
-        <w:t>255), NOT NULL</w:t>
-      </w:r>
-    </w:p>
-    <w:p>
-      <w:pPr>
-        <w:pStyle w:val="a3"/>
-        <w:numPr>
-          <w:ilvl w:val="1"/>
-          <w:numId w:val="3"/>
-        </w:numPr>
-      </w:pPr>
-      <w:r>
-        <w:rPr>
-          <w:rStyle w:val="HTML"/>
-        </w:rPr>
-        <w:t>price</w:t>
-      </w:r>
-      <w:r>
-        <w:t xml:space="preserve">: </w:t>
-      </w:r>
-      <w:proofErr w:type="gramStart"/>
-      <w:r>
-        <w:t>NUMERIC(</w:t>
-      </w:r>
-      <w:proofErr w:type="gramEnd"/>
-      <w:r>
-        <w:t>10, 2), NOT NULL</w:t>
-      </w:r>
-    </w:p>
-    <w:p>
-      <w:pPr>
-        <w:pStyle w:val="a3"/>
-        <w:numPr>
-          <w:ilvl w:val="1"/>
-          <w:numId w:val="3"/>
-        </w:numPr>
-      </w:pPr>
-      <w:proofErr w:type="spellStart"/>
-      <w:r>
-        <w:rPr>
-          <w:rStyle w:val="HTML"/>
-        </w:rPr>
-        <w:t>stock_quantity</w:t>
-      </w:r>
-      <w:proofErr w:type="spellEnd"/>
-      <w:r>
-        <w:t>: INTEGER, NOT NULL, DEFAULT 0</w:t>
-      </w:r>
-    </w:p>
-    <w:p>
-      <w:pPr>
-        <w:pStyle w:val="a3"/>
-        <w:numPr>
-          <w:ilvl w:val="1"/>
-          <w:numId w:val="3"/>
-        </w:numPr>
-      </w:pPr>
-      <w:proofErr w:type="spellStart"/>
-      <w:r>
-        <w:rPr>
-          <w:rStyle w:val="HTML"/>
-        </w:rPr>
-        <w:t>category_id</w:t>
-      </w:r>
-      <w:proofErr w:type="spellEnd"/>
-      <w:r>
-        <w:t>: INTEGER, FK (REFERENCES Categories), NOT NULL</w:t>
-      </w:r>
-    </w:p>
-    <w:p>
-      <w:pPr>
-        <w:pStyle w:val="a3"/>
-        <w:numPr>
-          <w:ilvl w:val="0"/>
-          <w:numId w:val="3"/>
-        </w:numPr>
-      </w:pPr>
-      <w:r>
-        <w:rPr>
-          <w:b/>
-          <w:bCs/>
-        </w:rPr>
-        <w:t>Constraints:</w:t>
-      </w:r>
-    </w:p>
-    <w:p>
-      <w:pPr>
-        <w:pStyle w:val="a3"/>
-        <w:numPr>
-          <w:ilvl w:val="1"/>
-          <w:numId w:val="3"/>
-        </w:numPr>
-      </w:pPr>
-      <w:proofErr w:type="spellStart"/>
-      <w:r>
-        <w:rPr>
-          <w:rStyle w:val="HTML"/>
-        </w:rPr>
-        <w:t>PK_Products</w:t>
-      </w:r>
-      <w:proofErr w:type="spellEnd"/>
-      <w:r>
-        <w:t>: PRIMARY KEY (</w:t>
-      </w:r>
-      <w:proofErr w:type="spellStart"/>
-      <w:r>
-        <w:t>product_id</w:t>
-      </w:r>
-      <w:proofErr w:type="spellEnd"/>
-      <w:r>
-        <w:t>)</w:t>
-      </w:r>
-    </w:p>
-    <w:p>
-      <w:pPr>
-        <w:pStyle w:val="a3"/>
-        <w:numPr>
-          <w:ilvl w:val="1"/>
-          <w:numId w:val="3"/>
-        </w:numPr>
-      </w:pPr>
-      <w:proofErr w:type="spellStart"/>
-      <w:r>
-        <w:rPr>
-          <w:rStyle w:val="HTML"/>
-        </w:rPr>
-        <w:lastRenderedPageBreak/>
-        <w:t>FK_Products_Categories</w:t>
-      </w:r>
-      <w:proofErr w:type="spellEnd"/>
-      <w:r>
-        <w:t>: FOREIGN KEY (</w:t>
-      </w:r>
-      <w:proofErr w:type="spellStart"/>
-      <w:r>
-        <w:t>category_id</w:t>
-      </w:r>
-      <w:proofErr w:type="spellEnd"/>
-      <w:r>
-        <w:t>) REFERENCES Categories(</w:t>
-      </w:r>
-      <w:proofErr w:type="spellStart"/>
-      <w:r>
-        <w:t>category_id</w:t>
-      </w:r>
-      <w:proofErr w:type="spellEnd"/>
-      <w:r>
-        <w:t>)</w:t>
-      </w:r>
-    </w:p>
-    <w:p>
-      <w:pPr>
-        <w:pStyle w:val="a3"/>
-        <w:numPr>
-          <w:ilvl w:val="1"/>
-          <w:numId w:val="3"/>
-        </w:numPr>
-      </w:pPr>
-      <w:proofErr w:type="spellStart"/>
-      <w:r>
-        <w:rPr>
-          <w:rStyle w:val="HTML"/>
-        </w:rPr>
-        <w:t>CHK_Products_Price</w:t>
-      </w:r>
-      <w:proofErr w:type="spellEnd"/>
-      <w:r>
-        <w:t>: CHECK (price &gt;= 0)</w:t>
-      </w:r>
-    </w:p>
-    <w:p>
-      <w:pPr>
-        <w:pStyle w:val="a3"/>
-        <w:numPr>
-          <w:ilvl w:val="1"/>
-          <w:numId w:val="3"/>
-        </w:numPr>
-      </w:pPr>
-      <w:proofErr w:type="spellStart"/>
-      <w:r>
-        <w:rPr>
-          <w:rStyle w:val="HTML"/>
-        </w:rPr>
-        <w:t>CHK_Products_Stock</w:t>
-      </w:r>
-      <w:proofErr w:type="spellEnd"/>
-      <w:r>
-        <w:t>: CHECK (</w:t>
-      </w:r>
-      <w:proofErr w:type="spellStart"/>
-      <w:r>
-        <w:t>stock_quantity</w:t>
-      </w:r>
-      <w:proofErr w:type="spellEnd"/>
-      <w:r>
-        <w:t xml:space="preserve"> &gt;= 0)</w:t>
-      </w:r>
-    </w:p>
-    <w:p>
-      <w:pPr>
-        <w:pStyle w:val="a3"/>
-      </w:pPr>
-      <w:r>
-        <w:rPr>
-          <w:b/>
-          <w:bCs/>
-        </w:rPr>
-        <w:t>3. Table Name: Customers</w:t>
-      </w:r>
-    </w:p>
-    <w:p>
-      <w:pPr>
-        <w:pStyle w:val="a3"/>
-        <w:numPr>
-          <w:ilvl w:val="0"/>
-          <w:numId w:val="4"/>
-        </w:numPr>
-        <w:rPr>
-          <w:lang w:val="ru-RU"/>
-        </w:rPr>
-      </w:pPr>
-      <w:r>
-        <w:rPr>
-          <w:b/>
-          <w:bCs/>
-        </w:rPr>
-        <w:t>Description</w:t>
-      </w:r>
-      <w:r>
-        <w:rPr>
-          <w:b/>
-          <w:bCs/>
-          <w:lang w:val="ru-RU"/>
-        </w:rPr>
-        <w:t>:</w:t>
-      </w:r>
-      <w:r>
-        <w:rPr>
-          <w:lang w:val="ru-RU"/>
-        </w:rPr>
-        <w:t xml:space="preserve"> Хранит данные о зарегистрированных покупателях.</w:t>
-      </w:r>
-    </w:p>
-    <w:p>
-      <w:pPr>
-        <w:pStyle w:val="a3"/>
-        <w:numPr>
-          <w:ilvl w:val="0"/>
-          <w:numId w:val="4"/>
-        </w:numPr>
-      </w:pPr>
-      <w:r>
-        <w:rPr>
-          <w:b/>
-          <w:bCs/>
-        </w:rPr>
-        <w:t>Attributes:</w:t>
-      </w:r>
-    </w:p>
-    <w:p>
-      <w:pPr>
-        <w:pStyle w:val="a3"/>
-        <w:numPr>
-          <w:ilvl w:val="1"/>
-          <w:numId w:val="4"/>
-        </w:numPr>
-      </w:pPr>
-      <w:proofErr w:type="spellStart"/>
-      <w:r>
-        <w:rPr>
-          <w:rStyle w:val="HTML"/>
-        </w:rPr>
-        <w:t>customer_id</w:t>
-      </w:r>
-      <w:proofErr w:type="spellEnd"/>
-      <w:r>
-        <w:t>: INTEGER, PK, NOT NULL, UNIQUE</w:t>
-      </w:r>
-    </w:p>
-    <w:p>
-      <w:pPr>
-        <w:pStyle w:val="a3"/>
-        <w:numPr>
-          <w:ilvl w:val="1"/>
-          <w:numId w:val="4"/>
-        </w:numPr>
-      </w:pPr>
-      <w:proofErr w:type="spellStart"/>
-      <w:r>
-        <w:rPr>
-          <w:rStyle w:val="HTML"/>
-        </w:rPr>
-        <w:t>first_name</w:t>
-      </w:r>
-      <w:proofErr w:type="spellEnd"/>
-      <w:r>
-        <w:t xml:space="preserve">: </w:t>
-      </w:r>
-      <w:proofErr w:type="gramStart"/>
-      <w:r>
-        <w:t>VARCHAR(</w:t>
-      </w:r>
-      <w:proofErr w:type="gramEnd"/>
-      <w:r>
-        <w:t>100), NOT NULL</w:t>
-      </w:r>
-    </w:p>
-    <w:p>
-      <w:pPr>
-        <w:pStyle w:val="a3"/>
-        <w:numPr>
-          <w:ilvl w:val="1"/>
-          <w:numId w:val="4"/>
-        </w:numPr>
-      </w:pPr>
-      <w:proofErr w:type="spellStart"/>
-      <w:r>
-        <w:rPr>
-          <w:rStyle w:val="HTML"/>
-        </w:rPr>
-        <w:t>last_name</w:t>
-      </w:r>
-      <w:proofErr w:type="spellEnd"/>
-      <w:r>
-        <w:t xml:space="preserve">: </w:t>
-      </w:r>
-      <w:proofErr w:type="gramStart"/>
-      <w:r>
-        <w:t>VARCHAR(</w:t>
-      </w:r>
-      <w:proofErr w:type="gramEnd"/>
-      <w:r>
-        <w:t>100), NOT NULL</w:t>
-      </w:r>
-    </w:p>
-    <w:p>
-      <w:pPr>
-        <w:pStyle w:val="a3"/>
-        <w:numPr>
-          <w:ilvl w:val="1"/>
-          <w:numId w:val="4"/>
-        </w:numPr>
-      </w:pPr>
-      <w:r>
-        <w:rPr>
-          <w:rStyle w:val="HTML"/>
-        </w:rPr>
-        <w:t>email</w:t>
-      </w:r>
-      <w:r>
-        <w:t xml:space="preserve">: </w:t>
-      </w:r>
-      <w:proofErr w:type="gramStart"/>
-      <w:r>
-        <w:t>VARCHAR(</w:t>
-      </w:r>
-      <w:proofErr w:type="gramEnd"/>
-      <w:r>
-        <w:t>255), NOT NULL, UNIQUE</w:t>
-      </w:r>
-    </w:p>
-    <w:p>
-      <w:pPr>
-        <w:pStyle w:val="a3"/>
-        <w:numPr>
-          <w:ilvl w:val="1"/>
-          <w:numId w:val="4"/>
-        </w:numPr>
-      </w:pPr>
-      <w:r>
-        <w:rPr>
-          <w:rStyle w:val="HTML"/>
-        </w:rPr>
-        <w:t>phone</w:t>
-      </w:r>
-      <w:r>
-        <w:t xml:space="preserve">: </w:t>
-      </w:r>
-      <w:proofErr w:type="gramStart"/>
-      <w:r>
-        <w:t>VARCHAR(</w:t>
-      </w:r>
-      <w:proofErr w:type="gramEnd"/>
-      <w:r>
-        <w:t>20)</w:t>
-      </w:r>
-    </w:p>
-    <w:p>
-      <w:pPr>
-        <w:pStyle w:val="a3"/>
-        <w:numPr>
-          <w:ilvl w:val="1"/>
-          <w:numId w:val="4"/>
-        </w:numPr>
-      </w:pPr>
-      <w:proofErr w:type="spellStart"/>
-      <w:r>
-        <w:rPr>
-          <w:rStyle w:val="HTML"/>
-        </w:rPr>
-        <w:t>created_at</w:t>
-      </w:r>
-      <w:proofErr w:type="spellEnd"/>
-      <w:r>
-        <w:t>: TIMESTAMP, NOT NULL, DEFAULT CURRENT_TIMESTAMP</w:t>
-      </w:r>
-    </w:p>
-    <w:p>
-      <w:pPr>
-        <w:pStyle w:val="a3"/>
-        <w:numPr>
-          <w:ilvl w:val="0"/>
-          <w:numId w:val="4"/>
-        </w:numPr>
-      </w:pPr>
-      <w:r>
-        <w:rPr>
-          <w:b/>
-          <w:bCs/>
-        </w:rPr>
-        <w:t>Constraints:</w:t>
-      </w:r>
-    </w:p>
-    <w:p>
-      <w:pPr>
-        <w:pStyle w:val="a3"/>
-        <w:numPr>
-          <w:ilvl w:val="1"/>
-          <w:numId w:val="4"/>
-        </w:numPr>
-      </w:pPr>
-      <w:proofErr w:type="spellStart"/>
-      <w:r>
-        <w:rPr>
-          <w:rStyle w:val="HTML"/>
-        </w:rPr>
-        <w:t>PK_Customers</w:t>
-      </w:r>
-      <w:proofErr w:type="spellEnd"/>
-      <w:r>
-        <w:t>: PRIMARY KEY (</w:t>
-      </w:r>
-      <w:proofErr w:type="spellStart"/>
-      <w:r>
-        <w:t>customer_id</w:t>
-      </w:r>
-      <w:proofErr w:type="spellEnd"/>
-      <w:r>
-        <w:t>)</w:t>
-      </w:r>
-    </w:p>
-    <w:p>
-      <w:pPr>
-        <w:pStyle w:val="a3"/>
-        <w:numPr>
-          <w:ilvl w:val="1"/>
-          <w:numId w:val="4"/>
-        </w:numPr>
-      </w:pPr>
-      <w:proofErr w:type="spellStart"/>
-      <w:r>
-        <w:rPr>
-          <w:rStyle w:val="HTML"/>
-        </w:rPr>
-        <w:t>UQ_Customers_Email</w:t>
-      </w:r>
-      <w:proofErr w:type="spellEnd"/>
-      <w:r>
-        <w:t>: UNIQUE (email)</w:t>
-      </w:r>
-    </w:p>
-    <w:p>
-      <w:pPr>
-        <w:pStyle w:val="a3"/>
-      </w:pPr>
-      <w:r>
-        <w:rPr>
-          <w:b/>
-          <w:bCs/>
-        </w:rPr>
-        <w:t>4. Table Name: Orders</w:t>
-      </w:r>
-    </w:p>
-    <w:p>
-      <w:pPr>
-        <w:pStyle w:val="a3"/>
-        <w:numPr>
-          <w:ilvl w:val="0"/>
-          <w:numId w:val="5"/>
-        </w:numPr>
-        <w:rPr>
-          <w:lang w:val="ru-RU"/>
-        </w:rPr>
-      </w:pPr>
-      <w:r>
-        <w:rPr>
-          <w:b/>
-          <w:bCs/>
-        </w:rPr>
-        <w:t>Description</w:t>
-      </w:r>
-      <w:r>
-        <w:rPr>
-          <w:b/>
-          <w:bCs/>
-          <w:lang w:val="ru-RU"/>
-        </w:rPr>
-        <w:t>:</w:t>
-      </w:r>
-      <w:r>
-        <w:rPr>
-          <w:lang w:val="ru-RU"/>
-        </w:rPr>
-        <w:t xml:space="preserve"> Хранит общие данные по созданным заказам.</w:t>
-      </w:r>
-    </w:p>
-    <w:p>
-      <w:pPr>
-        <w:pStyle w:val="a3"/>
-        <w:numPr>
-          <w:ilvl w:val="0"/>
-          <w:numId w:val="5"/>
-        </w:numPr>
-      </w:pPr>
-      <w:r>
-        <w:rPr>
-          <w:b/>
-          <w:bCs/>
-        </w:rPr>
-        <w:t>Attributes:</w:t>
-      </w:r>
-    </w:p>
-    <w:p>
-      <w:pPr>
-        <w:pStyle w:val="a3"/>
-        <w:numPr>
-          <w:ilvl w:val="1"/>
-          <w:numId w:val="5"/>
-        </w:numPr>
-      </w:pPr>
-      <w:proofErr w:type="spellStart"/>
-      <w:r>
-        <w:rPr>
-          <w:rStyle w:val="HTML"/>
-        </w:rPr>
-        <w:t>order_id</w:t>
-      </w:r>
-      <w:proofErr w:type="spellEnd"/>
-      <w:r>
-        <w:t>: INTEGER, PK, NOT NULL, UNIQUE</w:t>
-      </w:r>
-    </w:p>
-    <w:p>
-      <w:pPr>
-        <w:pStyle w:val="a3"/>
-        <w:numPr>
-          <w:ilvl w:val="1"/>
-          <w:numId w:val="5"/>
-        </w:numPr>
-      </w:pPr>
-      <w:proofErr w:type="spellStart"/>
-      <w:r>
-        <w:rPr>
-          <w:rStyle w:val="HTML"/>
-        </w:rPr>
-        <w:t>customer_id</w:t>
-      </w:r>
-      <w:proofErr w:type="spellEnd"/>
-      <w:r>
-        <w:t>: INTEGER, FK (REFERENCES Customers), NOT NULL</w:t>
-      </w:r>
-    </w:p>
-    <w:p>
-      <w:pPr>
-        <w:pStyle w:val="a3"/>
-        <w:numPr>
-          <w:ilvl w:val="1"/>
-          <w:numId w:val="5"/>
-        </w:numPr>
-      </w:pPr>
-      <w:proofErr w:type="spellStart"/>
-      <w:r>
-        <w:rPr>
-          <w:rStyle w:val="HTML"/>
-        </w:rPr>
-        <w:t>order_date</w:t>
-      </w:r>
-      <w:proofErr w:type="spellEnd"/>
-      <w:r>
-        <w:t>: TIMESTAMP, NOT NULL, DEFAULT CURRENT_TIMESTAMP</w:t>
-      </w:r>
-    </w:p>
-    <w:p>
-      <w:pPr>
-        <w:pStyle w:val="a3"/>
-        <w:numPr>
-          <w:ilvl w:val="1"/>
-          <w:numId w:val="5"/>
-        </w:numPr>
-      </w:pPr>
-      <w:r>
-        <w:rPr>
-          <w:rStyle w:val="HTML"/>
-        </w:rPr>
-        <w:t>status</w:t>
-      </w:r>
-      <w:r>
-        <w:t xml:space="preserve">: </w:t>
-      </w:r>
-      <w:proofErr w:type="gramStart"/>
-      <w:r>
-        <w:t>VARCHAR(</w:t>
-      </w:r>
-      <w:proofErr w:type="gramEnd"/>
-      <w:r>
-        <w:t>50), NOT NULL, DEFAULT 'Pending'</w:t>
-      </w:r>
-    </w:p>
-    <w:p>
-      <w:pPr>
-        <w:pStyle w:val="a3"/>
-        <w:numPr>
-          <w:ilvl w:val="1"/>
-          <w:numId w:val="5"/>
-        </w:numPr>
-      </w:pPr>
-      <w:proofErr w:type="spellStart"/>
-      <w:r>
-        <w:rPr>
-          <w:rStyle w:val="HTML"/>
-        </w:rPr>
-        <w:t>total_amount</w:t>
-      </w:r>
-      <w:proofErr w:type="spellEnd"/>
-      <w:r>
-        <w:t xml:space="preserve">: </w:t>
-      </w:r>
-      <w:proofErr w:type="gramStart"/>
-      <w:r>
-        <w:t>NUMERIC(</w:t>
-      </w:r>
-      <w:proofErr w:type="gramEnd"/>
-      <w:r>
-        <w:t>10, 2), NOT NULL, DEFAULT 0.00</w:t>
-      </w:r>
-    </w:p>
-    <w:p>
-      <w:pPr>
-        <w:pStyle w:val="a3"/>
-        <w:numPr>
-          <w:ilvl w:val="0"/>
-          <w:numId w:val="5"/>
-        </w:numPr>
-      </w:pPr>
-      <w:r>
-        <w:rPr>
-          <w:b/>
-          <w:bCs/>
-        </w:rPr>
-        <w:t>Constraints:</w:t>
-      </w:r>
-    </w:p>
-    <w:p>
-      <w:pPr>
-        <w:pStyle w:val="a3"/>
-        <w:numPr>
-          <w:ilvl w:val="1"/>
-          <w:numId w:val="5"/>
-        </w:numPr>
-      </w:pPr>
-      <w:proofErr w:type="spellStart"/>
-      <w:r>
-        <w:rPr>
-          <w:rStyle w:val="HTML"/>
-        </w:rPr>
-        <w:t>PK_Orders</w:t>
-      </w:r>
-      <w:proofErr w:type="spellEnd"/>
-      <w:r>
-        <w:t>: PRIMARY KEY (</w:t>
-      </w:r>
-      <w:proofErr w:type="spellStart"/>
-      <w:r>
-        <w:t>order_id</w:t>
-      </w:r>
-      <w:proofErr w:type="spellEnd"/>
-      <w:r>
-        <w:t>)</w:t>
-      </w:r>
-    </w:p>
-    <w:p>
-      <w:pPr>
-        <w:pStyle w:val="a3"/>
-        <w:numPr>
-          <w:ilvl w:val="1"/>
-          <w:numId w:val="5"/>
-        </w:numPr>
-      </w:pPr>
-      <w:proofErr w:type="spellStart"/>
-      <w:r>
-        <w:rPr>
-          <w:rStyle w:val="HTML"/>
-        </w:rPr>
-        <w:t>FK_Orders_Customers</w:t>
-      </w:r>
-      <w:proofErr w:type="spellEnd"/>
-      <w:r>
-        <w:t>: FOREIGN KEY (</w:t>
-      </w:r>
-      <w:proofErr w:type="spellStart"/>
-      <w:r>
-        <w:t>customer_id</w:t>
-      </w:r>
-      <w:proofErr w:type="spellEnd"/>
-      <w:r>
-        <w:t>) REFERENCES Customers(</w:t>
-      </w:r>
-      <w:proofErr w:type="spellStart"/>
-      <w:r>
-        <w:t>customer_id</w:t>
-      </w:r>
-      <w:proofErr w:type="spellEnd"/>
-      <w:r>
-        <w:t>)</w:t>
-      </w:r>
-    </w:p>
-    <w:p>
-      <w:pPr>
-        <w:pStyle w:val="a3"/>
-        <w:numPr>
-          <w:ilvl w:val="1"/>
-          <w:numId w:val="5"/>
-        </w:numPr>
-      </w:pPr>
-      <w:proofErr w:type="spellStart"/>
-      <w:r>
-        <w:rPr>
-          <w:rStyle w:val="HTML"/>
-        </w:rPr>
-        <w:t>CHK_Orders_Status</w:t>
-      </w:r>
-      <w:proofErr w:type="spellEnd"/>
-      <w:r>
-        <w:t>: CHECK (status IN ('Pending', 'Processing', 'Shipped', 'Delivered', 'Cancelled'))</w:t>
-      </w:r>
-    </w:p>
-    <w:p>
-      <w:pPr>
-        <w:pStyle w:val="a3"/>
-        <w:numPr>
-          <w:ilvl w:val="1"/>
-          <w:numId w:val="5"/>
-        </w:numPr>
-      </w:pPr>
-      <w:proofErr w:type="spellStart"/>
-      <w:r>
-        <w:rPr>
-          <w:rStyle w:val="HTML"/>
-        </w:rPr>
-        <w:t>CHK_Orders_Total</w:t>
-      </w:r>
-      <w:proofErr w:type="spellEnd"/>
-      <w:r>
-        <w:t>: CHECK (</w:t>
-      </w:r>
-      <w:proofErr w:type="spellStart"/>
-      <w:r>
-        <w:t>total_amount</w:t>
-      </w:r>
-      <w:proofErr w:type="spellEnd"/>
-      <w:r>
-        <w:t xml:space="preserve"> &gt;= 0)</w:t>
-      </w:r>
-    </w:p>
-    <w:p>
-      <w:pPr>
-        <w:pStyle w:val="a3"/>
-      </w:pPr>
-      <w:r>
-        <w:rPr>
-          <w:b/>
-          <w:bCs/>
-        </w:rPr>
-        <w:t xml:space="preserve">5. Table Name: </w:t>
-      </w:r>
-      <w:proofErr w:type="spellStart"/>
-      <w:r>
-        <w:rPr>
-          <w:b/>
-          <w:bCs/>
-        </w:rPr>
-        <w:t>OrderItems</w:t>
-      </w:r>
-      <w:proofErr w:type="spellEnd"/>
-    </w:p>
-    <w:p>
-      <w:pPr>
-        <w:pStyle w:val="a3"/>
-        <w:numPr>
-          <w:ilvl w:val="0"/>
-          <w:numId w:val="6"/>
-        </w:numPr>
-      </w:pPr>
-      <w:r>
-        <w:rPr>
-          <w:b/>
-          <w:bCs/>
-        </w:rPr>
-        <w:t>Description</w:t>
-      </w:r>
-      <w:r>
-        <w:rPr>
-          <w:b/>
-          <w:bCs/>
-          <w:lang w:val="ru-RU"/>
-        </w:rPr>
-        <w:t>:</w:t>
-      </w:r>
-      <w:r>
-        <w:rPr>
-          <w:lang w:val="ru-RU"/>
-        </w:rPr>
-        <w:t xml:space="preserve"> Таблица для реализации связи многие-ко-многим между </w:t>
-      </w:r>
-      <w:r>
-        <w:t>Orders</w:t>
-      </w:r>
-      <w:r>
-        <w:rPr>
-          <w:lang w:val="ru-RU"/>
-        </w:rPr>
-        <w:t xml:space="preserve"> и </w:t>
-      </w:r>
-      <w:r>
-        <w:t>Products</w:t>
-      </w:r>
-      <w:r>
-        <w:rPr>
-          <w:lang w:val="ru-RU"/>
-        </w:rPr>
-        <w:t xml:space="preserve">. </w:t>
-      </w:r>
-      <w:proofErr w:type="spellStart"/>
-      <w:r>
-        <w:t>Хранит</w:t>
-      </w:r>
-      <w:proofErr w:type="spellEnd"/>
-      <w:r>
-        <w:t xml:space="preserve"> </w:t>
-      </w:r>
-      <w:proofErr w:type="spellStart"/>
-      <w:r>
-        <w:t>состав</w:t>
-      </w:r>
-      <w:proofErr w:type="spellEnd"/>
-      <w:r>
-        <w:t xml:space="preserve"> </w:t>
-      </w:r>
-      <w:proofErr w:type="spellStart"/>
-      <w:r>
-        <w:t>конкретного</w:t>
-      </w:r>
-      <w:proofErr w:type="spellEnd"/>
-      <w:r>
-        <w:t xml:space="preserve"> </w:t>
-      </w:r>
-      <w:proofErr w:type="spellStart"/>
-      <w:r>
-        <w:t>заказа</w:t>
-      </w:r>
-      <w:proofErr w:type="spellEnd"/>
-      <w:r>
-        <w:t>.</w:t>
-      </w:r>
-    </w:p>
-    <w:p>
-      <w:pPr>
-        <w:pStyle w:val="a3"/>
-        <w:numPr>
-          <w:ilvl w:val="0"/>
-          <w:numId w:val="6"/>
-        </w:numPr>
-      </w:pPr>
-      <w:r>
-        <w:rPr>
-          <w:b/>
-          <w:bCs/>
-        </w:rPr>
-        <w:t>Attributes:</w:t>
-      </w:r>
-    </w:p>
-    <w:p>
-      <w:pPr>
-        <w:pStyle w:val="a3"/>
-        <w:numPr>
-          <w:ilvl w:val="1"/>
-          <w:numId w:val="6"/>
-        </w:numPr>
-      </w:pPr>
-      <w:proofErr w:type="spellStart"/>
-      <w:r>
-        <w:rPr>
-          <w:rStyle w:val="HTML"/>
-        </w:rPr>
-        <w:t>order_item_id</w:t>
-      </w:r>
-      <w:proofErr w:type="spellEnd"/>
-      <w:r>
-        <w:t>: INTEGER, PK, NOT NULL, UNIQUE</w:t>
-      </w:r>
-    </w:p>
-    <w:p>
-      <w:pPr>
-        <w:pStyle w:val="a3"/>
-        <w:numPr>
-          <w:ilvl w:val="1"/>
-          <w:numId w:val="6"/>
-        </w:numPr>
-      </w:pPr>
-      <w:proofErr w:type="spellStart"/>
-      <w:r>
-        <w:rPr>
-          <w:rStyle w:val="HTML"/>
-        </w:rPr>
-        <w:t>order_id</w:t>
-      </w:r>
-      <w:proofErr w:type="spellEnd"/>
-      <w:r>
-        <w:t>: INTEGER, FK (REFERENCES Orders), NOT NULL</w:t>
-      </w:r>
-    </w:p>
-    <w:p>
-      <w:pPr>
-        <w:pStyle w:val="a3"/>
-        <w:numPr>
-          <w:ilvl w:val="1"/>
-          <w:numId w:val="6"/>
-        </w:numPr>
-      </w:pPr>
-      <w:proofErr w:type="spellStart"/>
-      <w:r>
-        <w:rPr>
-          <w:rStyle w:val="HTML"/>
-        </w:rPr>
-        <w:t>product_id</w:t>
-      </w:r>
-      <w:proofErr w:type="spellEnd"/>
-      <w:r>
-        <w:t>: INTEGER, FK (REFERENCES Products), NOT NULL</w:t>
-      </w:r>
-    </w:p>
-    <w:p>
-      <w:pPr>
-        <w:pStyle w:val="a3"/>
-        <w:numPr>
-          <w:ilvl w:val="1"/>
-          <w:numId w:val="6"/>
-        </w:numPr>
-      </w:pPr>
-      <w:r>
-        <w:rPr>
-          <w:rStyle w:val="HTML"/>
-        </w:rPr>
-        <w:lastRenderedPageBreak/>
-        <w:t>quantity</w:t>
-      </w:r>
-      <w:r>
-        <w:t>: INTEGER, NOT NULL</w:t>
-      </w:r>
-    </w:p>
-    <w:p>
-      <w:pPr>
-        <w:pStyle w:val="a3"/>
-        <w:numPr>
-          <w:ilvl w:val="1"/>
-          <w:numId w:val="6"/>
-        </w:numPr>
-      </w:pPr>
-      <w:proofErr w:type="spellStart"/>
-      <w:r>
-        <w:rPr>
-          <w:rStyle w:val="HTML"/>
-        </w:rPr>
-        <w:t>unit_price</w:t>
-      </w:r>
-      <w:proofErr w:type="spellEnd"/>
-      <w:r>
-        <w:t xml:space="preserve">: </w:t>
-      </w:r>
-      <w:proofErr w:type="gramStart"/>
-      <w:r>
-        <w:t>NUMERIC(</w:t>
-      </w:r>
-      <w:proofErr w:type="gramEnd"/>
-      <w:r>
-        <w:t>10, 2), NOT NULL</w:t>
-      </w:r>
-    </w:p>
-    <w:p>
-      <w:pPr>
-        <w:pStyle w:val="a3"/>
-        <w:numPr>
-          <w:ilvl w:val="0"/>
-          <w:numId w:val="6"/>
-        </w:numPr>
-      </w:pPr>
-      <w:r>
-        <w:rPr>
-          <w:b/>
-          <w:bCs/>
-        </w:rPr>
-        <w:t>Constraints:</w:t>
-      </w:r>
-    </w:p>
-    <w:p>
-      <w:pPr>
-        <w:pStyle w:val="a3"/>
-        <w:numPr>
-          <w:ilvl w:val="1"/>
-          <w:numId w:val="6"/>
-        </w:numPr>
-      </w:pPr>
-      <w:proofErr w:type="spellStart"/>
-      <w:r>
-        <w:rPr>
-          <w:rStyle w:val="HTML"/>
-        </w:rPr>
-        <w:t>PK_OrderItems</w:t>
-      </w:r>
-      <w:proofErr w:type="spellEnd"/>
-      <w:r>
-        <w:t>: PRIMARY KEY (</w:t>
-      </w:r>
-      <w:proofErr w:type="spellStart"/>
-      <w:r>
-        <w:t>order_item_id</w:t>
-      </w:r>
-      <w:proofErr w:type="spellEnd"/>
-      <w:r>
-        <w:t>)</w:t>
-      </w:r>
-    </w:p>
-    <w:p>
-      <w:pPr>
-        <w:pStyle w:val="a3"/>
-        <w:numPr>
-          <w:ilvl w:val="1"/>
-          <w:numId w:val="6"/>
-        </w:numPr>
-      </w:pPr>
-      <w:proofErr w:type="spellStart"/>
-      <w:r>
-        <w:rPr>
-          <w:rStyle w:val="HTML"/>
-        </w:rPr>
-        <w:t>FK_OrderItems_Orders</w:t>
-      </w:r>
-      <w:proofErr w:type="spellEnd"/>
-      <w:r>
-        <w:t>: FOREIGN KEY (</w:t>
-      </w:r>
-      <w:proofErr w:type="spellStart"/>
-      <w:r>
-        <w:t>order_id</w:t>
-      </w:r>
-      <w:proofErr w:type="spellEnd"/>
-      <w:r>
-        <w:t>) REFERENCES Orders(</w:t>
-      </w:r>
-      <w:proofErr w:type="spellStart"/>
-      <w:r>
-        <w:t>order_id</w:t>
-      </w:r>
-      <w:proofErr w:type="spellEnd"/>
-      <w:r>
-        <w:t>) ON DELETE CASCADE</w:t>
-      </w:r>
-    </w:p>
-    <w:p>
-      <w:pPr>
-        <w:pStyle w:val="a3"/>
-        <w:numPr>
-          <w:ilvl w:val="1"/>
-          <w:numId w:val="6"/>
-        </w:numPr>
-      </w:pPr>
-      <w:proofErr w:type="spellStart"/>
-      <w:r>
-        <w:rPr>
-          <w:rStyle w:val="HTML"/>
-        </w:rPr>
-        <w:t>FK_OrderItems_Products</w:t>
-      </w:r>
-      <w:proofErr w:type="spellEnd"/>
-      <w:r>
-        <w:t>: FOREIGN KEY (</w:t>
-      </w:r>
-      <w:proofErr w:type="spellStart"/>
-      <w:r>
-        <w:t>product_id</w:t>
-      </w:r>
-      <w:proofErr w:type="spellEnd"/>
-      <w:r>
-        <w:t>) REFERENCES Products(</w:t>
-      </w:r>
-      <w:proofErr w:type="spellStart"/>
-      <w:r>
-        <w:t>product_id</w:t>
-      </w:r>
-      <w:proofErr w:type="spellEnd"/>
-      <w:r>
-        <w:t>)</w:t>
-      </w:r>
-    </w:p>
-    <w:p>
-      <w:pPr>
-        <w:pStyle w:val="a3"/>
-        <w:numPr>
-          <w:ilvl w:val="1"/>
-          <w:numId w:val="6"/>
-        </w:numPr>
-      </w:pPr>
-      <w:proofErr w:type="spellStart"/>
-      <w:r>
-        <w:rPr>
-          <w:rStyle w:val="HTML"/>
-        </w:rPr>
-        <w:t>CHK_OrderItems_Quantity</w:t>
-      </w:r>
-      <w:proofErr w:type="spellEnd"/>
-      <w:r>
-        <w:t>: CHECK (quantity &gt; 0)</w:t>
-      </w:r>
-    </w:p>
-    <w:p>
-      <w:pPr>
-        <w:pStyle w:val="a3"/>
-        <w:numPr>
-          <w:ilvl w:val="1"/>
-          <w:numId w:val="6"/>
-        </w:numPr>
-      </w:pPr>
-      <w:proofErr w:type="spellStart"/>
-      <w:r>
-        <w:rPr>
-          <w:rStyle w:val="HTML"/>
-        </w:rPr>
-        <w:t>CHK_OrderItems_UnitPrice</w:t>
-      </w:r>
-      <w:proofErr w:type="spellEnd"/>
-      <w:r>
-        <w:t>: CHECK (</w:t>
-      </w:r>
-      <w:proofErr w:type="spellStart"/>
-      <w:r>
-        <w:t>unit_price</w:t>
-      </w:r>
-      <w:proofErr w:type="spellEnd"/>
-      <w:r>
-        <w:t xml:space="preserve"> &gt;= 0)</w:t>
-      </w:r>
-    </w:p>
-    <w:p>
-      <w:pPr>
-        <w:pStyle w:val="a3"/>
-        <w:numPr>
-          <w:ilvl w:val="1"/>
-          <w:numId w:val="6"/>
-        </w:numPr>
-      </w:pPr>
-      <w:proofErr w:type="spellStart"/>
-      <w:r>
-        <w:rPr>
-          <w:rStyle w:val="HTML"/>
-        </w:rPr>
-        <w:t>UQ_Order_Product</w:t>
-      </w:r>
-      <w:proofErr w:type="spellEnd"/>
-      <w:r>
-        <w:t>: UNIQUE (</w:t>
-      </w:r>
-      <w:proofErr w:type="spellStart"/>
-      <w:r>
-        <w:t>order_id</w:t>
-      </w:r>
-      <w:proofErr w:type="spellEnd"/>
-      <w:r>
-        <w:t xml:space="preserve">, </w:t>
-      </w:r>
-      <w:proofErr w:type="spellStart"/>
-      <w:r>
-        <w:t>product_id</w:t>
-      </w:r>
-      <w:proofErr w:type="spellEnd"/>
-      <w:r>
-        <w:t>)</w:t>
-      </w:r>
-    </w:p>
-    <w:p>
-      <w:pPr>
-        <w:pStyle w:val="4"/>
-      </w:pPr>
-      <w:proofErr w:type="spellStart"/>
-      <w:r>
-        <w:t>Взаимосвязи</w:t>
-      </w:r>
-      <w:proofErr w:type="spellEnd"/>
-    </w:p>
-    <w:p>
-      <w:pPr>
-        <w:pStyle w:val="a3"/>
-        <w:numPr>
-          <w:ilvl w:val="0"/>
-          <w:numId w:val="7"/>
-        </w:numPr>
-        <w:rPr>
-          <w:lang w:val="ru-RU"/>
-        </w:rPr>
-      </w:pPr>
-      <w:r>
-        <w:rPr>
-          <w:b/>
-          <w:bCs/>
-        </w:rPr>
-        <w:t>Categories</w:t>
-      </w:r>
-      <w:r>
-        <w:rPr>
-          <w:b/>
-          <w:bCs/>
-          <w:lang w:val="ru-RU"/>
-        </w:rPr>
-        <w:t xml:space="preserve"> и </w:t>
-      </w:r>
-      <w:r>
-        <w:rPr>
-          <w:b/>
-          <w:bCs/>
-        </w:rPr>
-        <w:t>Products</w:t>
-      </w:r>
-      <w:r>
-        <w:rPr>
-          <w:b/>
-          <w:bCs/>
-          <w:lang w:val="ru-RU"/>
-        </w:rPr>
-        <w:t xml:space="preserve"> (Один-ко-Многим):</w:t>
-      </w:r>
-      <w:r>
-        <w:rPr>
-          <w:lang w:val="ru-RU"/>
-        </w:rPr>
-        <w:t xml:space="preserve"> Одной категории может принадлежать множество товаров, но каждый товар относится к одной конкретной категории.</w:t>
-      </w:r>
-    </w:p>
-    <w:p>
-      <w:pPr>
-        <w:pStyle w:val="a3"/>
-        <w:numPr>
-          <w:ilvl w:val="1"/>
-          <w:numId w:val="7"/>
-        </w:numPr>
-        <w:rPr>
-          <w:lang w:val="ru-RU"/>
-        </w:rPr>
-      </w:pPr>
-      <w:r>
-        <w:rPr>
-          <w:rStyle w:val="HTML"/>
-        </w:rPr>
-        <w:t>Products</w:t>
-      </w:r>
-      <w:r>
-        <w:rPr>
-          <w:rStyle w:val="HTML"/>
-          <w:lang w:val="ru-RU"/>
-        </w:rPr>
-        <w:t>.</w:t>
-      </w:r>
-      <w:r>
-        <w:rPr>
-          <w:rStyle w:val="HTML"/>
-        </w:rPr>
-        <w:t>category</w:t>
-      </w:r>
-      <w:r>
-        <w:rPr>
-          <w:rStyle w:val="HTML"/>
-          <w:lang w:val="ru-RU"/>
-        </w:rPr>
-        <w:t>_</w:t>
-      </w:r>
-      <w:r>
-        <w:rPr>
-          <w:rStyle w:val="HTML"/>
-        </w:rPr>
-        <w:t>id</w:t>
-      </w:r>
-      <w:r>
-        <w:rPr>
-          <w:lang w:val="ru-RU"/>
-        </w:rPr>
-        <w:t xml:space="preserve"> является внешним ключом, ссылающимся на </w:t>
-      </w:r>
-      <w:r>
-        <w:rPr>
-          <w:rStyle w:val="HTML"/>
-        </w:rPr>
-        <w:t>Categories</w:t>
-      </w:r>
-      <w:r>
-        <w:rPr>
-          <w:rStyle w:val="HTML"/>
-          <w:lang w:val="ru-RU"/>
-        </w:rPr>
-        <w:t>.</w:t>
-      </w:r>
-      <w:r>
-        <w:rPr>
-          <w:rStyle w:val="HTML"/>
-        </w:rPr>
-        <w:t>category</w:t>
-      </w:r>
-      <w:r>
-        <w:rPr>
-          <w:rStyle w:val="HTML"/>
-          <w:lang w:val="ru-RU"/>
-        </w:rPr>
-        <w:t>_</w:t>
-      </w:r>
-      <w:r>
-        <w:rPr>
-          <w:rStyle w:val="HTML"/>
-        </w:rPr>
-        <w:t>id</w:t>
-      </w:r>
-      <w:r>
-        <w:rPr>
-          <w:lang w:val="ru-RU"/>
-        </w:rPr>
-        <w:t>.</w:t>
-      </w:r>
-    </w:p>
-    <w:p>
-      <w:pPr>
-        <w:pStyle w:val="a3"/>
-        <w:numPr>
-          <w:ilvl w:val="0"/>
-          <w:numId w:val="7"/>
-        </w:numPr>
-        <w:rPr>
-          <w:lang w:val="ru-RU"/>
-        </w:rPr>
-      </w:pPr>
-      <w:r>
-        <w:rPr>
-          <w:b/>
-          <w:bCs/>
-        </w:rPr>
-        <w:t>Customers</w:t>
-      </w:r>
-      <w:r>
-        <w:rPr>
-          <w:b/>
-          <w:bCs/>
-          <w:lang w:val="ru-RU"/>
-        </w:rPr>
-        <w:t xml:space="preserve"> и </w:t>
-      </w:r>
-      <w:r>
-        <w:rPr>
-          <w:b/>
-          <w:bCs/>
-        </w:rPr>
-        <w:t>Orders</w:t>
-      </w:r>
-      <w:r>
-        <w:rPr>
-          <w:b/>
-          <w:bCs/>
-          <w:lang w:val="ru-RU"/>
-        </w:rPr>
-        <w:t xml:space="preserve"> (Один-ко-Многим):</w:t>
-      </w:r>
-      <w:r>
-        <w:rPr>
-          <w:lang w:val="ru-RU"/>
-        </w:rPr>
-        <w:t xml:space="preserve"> Один покупатель может оформить множество заказов, но каждый заказ принадлежит одному покупателю.</w:t>
-      </w:r>
-    </w:p>
-    <w:p>
-      <w:pPr>
-        <w:pStyle w:val="a3"/>
-        <w:numPr>
-          <w:ilvl w:val="1"/>
-          <w:numId w:val="7"/>
-        </w:numPr>
-        <w:rPr>
-          <w:lang w:val="ru-RU"/>
-        </w:rPr>
-      </w:pPr>
-      <w:r>
-        <w:rPr>
-          <w:rStyle w:val="HTML"/>
-        </w:rPr>
-        <w:t>Orders</w:t>
-      </w:r>
-      <w:r>
-        <w:rPr>
-          <w:rStyle w:val="HTML"/>
-          <w:lang w:val="ru-RU"/>
-        </w:rPr>
-        <w:t>.</w:t>
-      </w:r>
-      <w:r>
-        <w:rPr>
-          <w:rStyle w:val="HTML"/>
-        </w:rPr>
-        <w:t>customer</w:t>
-      </w:r>
-      <w:r>
-        <w:rPr>
-          <w:rStyle w:val="HTML"/>
-          <w:lang w:val="ru-RU"/>
-        </w:rPr>
-        <w:t>_</w:t>
-      </w:r>
-      <w:r>
-        <w:rPr>
-          <w:rStyle w:val="HTML"/>
-        </w:rPr>
-        <w:t>id</w:t>
-      </w:r>
-      <w:r>
-        <w:rPr>
-          <w:lang w:val="ru-RU"/>
-        </w:rPr>
-        <w:t xml:space="preserve"> является внешним ключом, ссылающимся на </w:t>
-      </w:r>
-      <w:r>
-        <w:rPr>
-          <w:rStyle w:val="HTML"/>
-        </w:rPr>
-        <w:t>Customers</w:t>
-      </w:r>
-      <w:r>
-        <w:rPr>
-          <w:rStyle w:val="HTML"/>
-          <w:lang w:val="ru-RU"/>
-        </w:rPr>
-        <w:t>.</w:t>
-      </w:r>
-      <w:r>
-        <w:rPr>
-          <w:rStyle w:val="HTML"/>
-        </w:rPr>
-        <w:t>customer</w:t>
-      </w:r>
-      <w:r>
-        <w:rPr>
-          <w:rStyle w:val="HTML"/>
-          <w:lang w:val="ru-RU"/>
-        </w:rPr>
-        <w:t>_</w:t>
-      </w:r>
-      <w:r>
-        <w:rPr>
-          <w:rStyle w:val="HTML"/>
-        </w:rPr>
-        <w:t>id</w:t>
-      </w:r>
-      <w:r>
-        <w:rPr>
-          <w:lang w:val="ru-RU"/>
-        </w:rPr>
-        <w:t>.</w:t>
-      </w:r>
-    </w:p>
-    <w:p>
-      <w:pPr>
-        <w:pStyle w:val="a3"/>
-        <w:numPr>
-          <w:ilvl w:val="0"/>
-          <w:numId w:val="7"/>
-        </w:numPr>
-        <w:rPr>
-          <w:lang w:val="ru-RU"/>
-        </w:rPr>
-      </w:pPr>
-      <w:r>
-        <w:rPr>
-          <w:b/>
-          <w:bCs/>
-        </w:rPr>
-        <w:t>Orders</w:t>
-      </w:r>
-      <w:r>
-        <w:rPr>
-          <w:b/>
-          <w:bCs/>
-          <w:lang w:val="ru-RU"/>
-        </w:rPr>
-        <w:t xml:space="preserve"> и </w:t>
-      </w:r>
-      <w:proofErr w:type="spellStart"/>
-      <w:r>
-        <w:rPr>
-          <w:b/>
-          <w:bCs/>
-        </w:rPr>
-        <w:t>OrderItems</w:t>
-      </w:r>
-      <w:proofErr w:type="spellEnd"/>
-      <w:r>
-        <w:rPr>
-          <w:b/>
-          <w:bCs/>
-          <w:lang w:val="ru-RU"/>
-        </w:rPr>
-        <w:t xml:space="preserve"> (Один-ко-Многим):</w:t>
-      </w:r>
-      <w:r>
-        <w:rPr>
-          <w:lang w:val="ru-RU"/>
-        </w:rPr>
-        <w:t xml:space="preserve"> Один заказ может содержать множество позиций товаров, но каждая конкретная позиция относится к одному заказу.</w:t>
-      </w:r>
-    </w:p>
-    <w:p>
-      <w:pPr>
-        <w:pStyle w:val="a3"/>
-        <w:numPr>
-          <w:ilvl w:val="1"/>
-          <w:numId w:val="7"/>
-        </w:numPr>
-        <w:rPr>
-          <w:lang w:val="ru-RU"/>
-        </w:rPr>
-      </w:pPr>
-      <w:proofErr w:type="spellStart"/>
-      <w:r>
-        <w:rPr>
-          <w:rStyle w:val="HTML"/>
-        </w:rPr>
-        <w:t>OrderItems</w:t>
-      </w:r>
-      <w:proofErr w:type="spellEnd"/>
-      <w:r>
-        <w:rPr>
-          <w:rStyle w:val="HTML"/>
-          <w:lang w:val="ru-RU"/>
-        </w:rPr>
-        <w:t>.</w:t>
-      </w:r>
-      <w:r>
-        <w:rPr>
-          <w:rStyle w:val="HTML"/>
-        </w:rPr>
-        <w:t>order</w:t>
-      </w:r>
-      <w:r>
-        <w:rPr>
-          <w:rStyle w:val="HTML"/>
-          <w:lang w:val="ru-RU"/>
-        </w:rPr>
-        <w:t>_</w:t>
-      </w:r>
-      <w:r>
-        <w:rPr>
-          <w:rStyle w:val="HTML"/>
-        </w:rPr>
-        <w:t>id</w:t>
-      </w:r>
-      <w:r>
-        <w:rPr>
-          <w:lang w:val="ru-RU"/>
-        </w:rPr>
-        <w:t xml:space="preserve"> является внешним ключом, ссылающимся на </w:t>
-      </w:r>
-      <w:r>
-        <w:rPr>
-          <w:rStyle w:val="HTML"/>
-        </w:rPr>
-        <w:t>Orders</w:t>
-      </w:r>
-      <w:r>
-        <w:rPr>
-          <w:rStyle w:val="HTML"/>
-          <w:lang w:val="ru-RU"/>
-        </w:rPr>
-        <w:t>.</w:t>
-      </w:r>
-      <w:r>
-        <w:rPr>
-          <w:rStyle w:val="HTML"/>
-        </w:rPr>
-        <w:t>order</w:t>
-      </w:r>
-      <w:r>
-        <w:rPr>
-          <w:rStyle w:val="HTML"/>
-          <w:lang w:val="ru-RU"/>
-        </w:rPr>
-        <w:t>_</w:t>
-      </w:r>
-      <w:r>
-        <w:rPr>
-          <w:rStyle w:val="HTML"/>
-        </w:rPr>
-        <w:t>id</w:t>
-      </w:r>
-      <w:r>
-        <w:rPr>
-          <w:lang w:val="ru-RU"/>
-        </w:rPr>
-        <w:t>.</w:t>
-      </w:r>
-    </w:p>
-    <w:p>
-      <w:pPr>
-        <w:pStyle w:val="a3"/>
-        <w:numPr>
-          <w:ilvl w:val="0"/>
-          <w:numId w:val="7"/>
-        </w:numPr>
-        <w:rPr>
-          <w:lang w:val="ru-RU"/>
-        </w:rPr>
-      </w:pPr>
-      <w:r>
-        <w:rPr>
-          <w:b/>
-          <w:bCs/>
-        </w:rPr>
-        <w:t>Products</w:t>
-      </w:r>
-      <w:r>
-        <w:rPr>
-          <w:b/>
-          <w:bCs/>
-          <w:lang w:val="ru-RU"/>
-        </w:rPr>
-        <w:t xml:space="preserve"> и </w:t>
-      </w:r>
-      <w:proofErr w:type="spellStart"/>
-      <w:r>
-        <w:rPr>
-          <w:b/>
-          <w:bCs/>
-        </w:rPr>
-        <w:t>OrderItems</w:t>
-      </w:r>
-      <w:proofErr w:type="spellEnd"/>
-      <w:r>
-        <w:rPr>
-          <w:b/>
-          <w:bCs/>
-          <w:lang w:val="ru-RU"/>
-        </w:rPr>
-        <w:t xml:space="preserve"> (Один-ко-Многим):</w:t>
-      </w:r>
-      <w:r>
-        <w:rPr>
-          <w:lang w:val="ru-RU"/>
-        </w:rPr>
-        <w:t xml:space="preserve"> Один товар может фигурировать в составе множества заказов, но конкретная позиция заказа указывает на один товар.</w:t>
-      </w:r>
-    </w:p>
-    <w:p>
-      <w:pPr>
-        <w:pStyle w:val="a3"/>
-        <w:numPr>
-          <w:ilvl w:val="1"/>
-          <w:numId w:val="7"/>
-        </w:numPr>
-        <w:rPr>
-          <w:lang w:val="ru-RU"/>
-        </w:rPr>
-      </w:pPr>
-      <w:proofErr w:type="spellStart"/>
-      <w:r>
-        <w:rPr>
-          <w:rStyle w:val="HTML"/>
-        </w:rPr>
-        <w:t>OrderItems</w:t>
-      </w:r>
-      <w:proofErr w:type="spellEnd"/>
-      <w:r>
-        <w:rPr>
-          <w:rStyle w:val="HTML"/>
-          <w:lang w:val="ru-RU"/>
-        </w:rPr>
-        <w:t>.</w:t>
-      </w:r>
-      <w:r>
-        <w:rPr>
-          <w:rStyle w:val="HTML"/>
-        </w:rPr>
-        <w:t>product</w:t>
-      </w:r>
-      <w:r>
-        <w:rPr>
-          <w:rStyle w:val="HTML"/>
-          <w:lang w:val="ru-RU"/>
-        </w:rPr>
-        <w:t>_</w:t>
-      </w:r>
-      <w:r>
-        <w:rPr>
-          <w:rStyle w:val="HTML"/>
-        </w:rPr>
-        <w:t>id</w:t>
-      </w:r>
-      <w:r>
-        <w:rPr>
-          <w:lang w:val="ru-RU"/>
-        </w:rPr>
-        <w:t xml:space="preserve"> является внешним ключом, ссылающимся на </w:t>
-      </w:r>
-      <w:r>
-        <w:rPr>
-          <w:rStyle w:val="HTML"/>
-        </w:rPr>
-        <w:t>Products</w:t>
-      </w:r>
-      <w:r>
-        <w:rPr>
-          <w:rStyle w:val="HTML"/>
-          <w:lang w:val="ru-RU"/>
-        </w:rPr>
-        <w:t>.</w:t>
-      </w:r>
-      <w:r>
-        <w:rPr>
-          <w:rStyle w:val="HTML"/>
-        </w:rPr>
-        <w:t>product</w:t>
-      </w:r>
-      <w:r>
-        <w:rPr>
-          <w:rStyle w:val="HTML"/>
-          <w:lang w:val="ru-RU"/>
-        </w:rPr>
-        <w:t>_</w:t>
-      </w:r>
-      <w:r>
-        <w:rPr>
-          <w:rStyle w:val="HTML"/>
-        </w:rPr>
-        <w:t>id</w:t>
-      </w:r>
-      <w:r>
-        <w:rPr>
-          <w:lang w:val="ru-RU"/>
-        </w:rPr>
-        <w:t>.</w:t>
-      </w:r>
-    </w:p>
-    <w:p>
-      <w:pPr>
-        <w:pStyle w:val="3"/>
-        <w:rPr>
-          <w:lang w:val="ru-RU"/>
-        </w:rPr>
-      </w:pPr>
-      <w:r>
-        <w:t>Part</w:t>
-      </w:r>
-      <w:r>
-        <w:rPr>
-          <w:lang w:val="ru-RU"/>
-        </w:rPr>
-        <w:t xml:space="preserve"> </w:t>
-      </w:r>
-      <w:r>
-        <w:t>3</w:t>
-      </w:r>
-      <w:r>
-        <w:rPr>
-          <w:lang w:val="ru-RU"/>
-        </w:rPr>
-        <w:t xml:space="preserve">: </w:t>
-      </w:r>
       <w:r>
         <w:t>ER-</w:t>
       </w:r>
@@ -2453,13 +2453,13 @@
       </w:pPr>
       <w:r>
         <w:rPr>
-          <w:noProof/>
+          <w:lang w:val="ru-RU"/>
         </w:rPr>
         <w:lastRenderedPageBreak/>
         <w:drawing>
-          <wp:inline distT="0" distB="0" distL="0" distR="0" wp14:anchorId="7E32BC1F" wp14:editId="44F38C0D">
-            <wp:extent cx="5476190" cy="6780952"/>
-            <wp:effectExtent l="0" t="0" r="0" b="1270"/>
+          <wp:inline distT="0" distB="0" distL="0" distR="0" wp14:anchorId="6675B136" wp14:editId="38915BC6">
+            <wp:extent cx="5943600" cy="6884670"/>
+            <wp:effectExtent l="0" t="0" r="0" b="0"/>
             <wp:docPr id="1" name="Рисунок 1"/>
             <wp:cNvGraphicFramePr>
               <a:graphicFrameLocks xmlns:a="http://schemas.openxmlformats.org/drawingml/2006/main" noChangeAspect="1"/>
@@ -2480,7 +2480,7 @@
                   <pic:spPr>
                     <a:xfrm>
                       <a:off x="0" y="0"/>
-                      <a:ext cx="5476190" cy="6780952"/>
+                      <a:ext cx="5943600" cy="6884670"/>
                     </a:xfrm>
                     <a:prstGeom prst="rect">
                       <a:avLst/>
